--- a/docs/upgrade-v4.2/gold/heft-a-mit-medien.docx
+++ b/docs/upgrade-v4.2/gold/heft-a-mit-medien.docx
@@ -233,7 +233,7 @@
     </w:p>
     <w:p>
       <w:pPr>
-        <w:spacing w:after="100" w:line="290" w:lineRule="auto"/>
+        <w:spacing w:after="100" w:line="330" w:lineRule="auto"/>
       </w:pPr>
       <w:r>
         <w:rPr>
@@ -776,7 +776,7 @@
                 <w:sz w:val="14"/>
                 <w:szCs w:val="14"/>
               </w:rPr>
-              <w:t xml:space="preserve">PFLICHTQUELLE FÜR SEITE 3 · ARTIKEL</w:t>
+              <w:t xml:space="preserve">QUELLE FÜR SEITE 3 · ARTIKEL</w:t>
             </w:r>
           </w:p>
           <w:tbl>
@@ -801,7 +801,7 @@
               </w:trPr>
               <w:tc>
                 <w:tcPr>
-                  <w:tcW w:type="pct" w:w="62%"/>
+                  <w:tcW w:type="pct" w:w="74%"/>
                   <w:tcBorders>
                     <w:top w:val="nil" w:sz="0"/>
                     <w:left w:val="nil" w:sz="0"/>
@@ -818,7 +818,7 @@
                 </w:tcPr>
                 <w:p>
                   <w:pPr>
-                    <w:spacing w:after="60"/>
+                    <w:spacing w:after="0"/>
                   </w:pPr>
                   <w:r>
                     <w:rPr>
@@ -837,23 +837,10 @@
                     <w:t xml:space="preserve"> · nau.ch / Keystone-SDA, 15.06.2026</w:t>
                   </w:r>
                 </w:p>
-                <w:p>
-                  <w:pPr>
-                    <w:spacing w:after="0"/>
-                  </w:pPr>
-                  <w:r>
-                    <w:rPr>
-                      <w:color w:val="4A5057"/>
-                      <w:sz w:val="18"/>
-                      <w:szCs w:val="18"/>
-                    </w:rPr>
-                    <w:t xml:space="preserve">Scannen Sie den Code oder tippen Sie die Adresse ein — dort finden Sie den Link zur Quelle. Bearbeitet wird sie auf Seite 3.</w:t>
-                  </w:r>
-                </w:p>
               </w:tc>
               <w:tc>
                 <w:tcPr>
-                  <w:tcW w:type="pct" w:w="38%"/>
+                  <w:tcW w:type="pct" w:w="26%"/>
                   <w:tcBorders>
                     <w:top w:val="nil" w:sz="0"/>
                     <w:left w:val="nil" w:sz="0"/>
@@ -866,80 +853,22 @@
                     <w:bottom w:type="dxa" w:w="0"/>
                     <w:right w:type="dxa" w:w="0"/>
                   </w:tcMar>
-                  <w:vAlign w:val="center"/>
+                  <w:vAlign w:val="bottom"/>
                 </w:tcPr>
                 <w:p>
                   <w:pPr>
-                    <w:spacing w:after="40"/>
-                    <w:jc w:val="center"/>
-                  </w:pPr>
-                  <w:r>
-                    <w:drawing>
-                      <wp:inline distT="0" distB="0" distL="0" distR="0">
-                        <wp:extent cx="895350" cy="895350"/>
-                        <wp:effectExtent t="0" r="0" b="0" l="0"/>
-                        <wp:docPr id="1" name="" descr="" title=""/>
-                        <wp:cNvGraphicFramePr>
-                          <a:graphicFrameLocks xmlns:a="http://schemas.openxmlformats.org/drawingml/2006/main" noChangeAspect="1"/>
-                        </wp:cNvGraphicFramePr>
-                        <a:graphic xmlns:a="http://schemas.openxmlformats.org/drawingml/2006/main">
-                          <a:graphicData uri="http://schemas.openxmlformats.org/drawingml/2006/picture">
-                            <pic:pic xmlns:pic="http://schemas.openxmlformats.org/drawingml/2006/picture">
-                              <pic:nvPicPr>
-                                <pic:cNvPr id="0" name="" descr=""/>
-                                <pic:cNvPicPr>
-                                  <a:picLocks noChangeAspect="1" noChangeArrowheads="1"/>
-                                </pic:cNvPicPr>
-                              </pic:nvPicPr>
-                              <pic:blipFill>
-                                <a:blip r:embed="rId23" cstate="none"/>
-                                <a:srcRect/>
-                                <a:stretch>
-                                  <a:fillRect/>
-                                </a:stretch>
-                              </pic:blipFill>
-                              <pic:spPr bwMode="auto">
-                                <a:xfrm>
-                                  <a:off x="0" y="0"/>
-                                  <a:ext cx="895350" cy="895350"/>
-                                </a:xfrm>
-                                <a:prstGeom prst="rect">
-                                  <a:avLst/>
-                                </a:prstGeom>
-                              </pic:spPr>
-                            </pic:pic>
-                          </a:graphicData>
-                        </a:graphic>
-                      </wp:inline>
-                    </w:drawing>
-                  </w:r>
-                </w:p>
-                <w:p>
-                  <w:pPr>
                     <w:spacing w:after="0"/>
-                    <w:jc w:val="center"/>
+                    <w:jc w:val="right"/>
                   </w:pPr>
                   <w:r>
                     <w:rPr>
-                      <w:rFonts w:ascii="Consolas" w:cs="Consolas" w:eastAsia="Consolas" w:hAnsi="Consolas"/>
-                      <w:sz w:val="16"/>
-                      <w:szCs w:val="16"/>
+                      <w:i/>
+                      <w:iCs/>
+                      <w:color w:val="4A5057"/>
+                      <w:sz w:val="18"/>
+                      <w:szCs w:val="18"/>
                     </w:rPr>
-                    <w:t xml:space="preserve">bbw-hko.ch/m/</w:t>
-                  </w:r>
-                </w:p>
-                <w:p>
-                  <w:pPr>
-                    <w:spacing w:after="0"/>
-                    <w:jc w:val="center"/>
-                  </w:pPr>
-                  <w:r>
-                    <w:rPr>
-                      <w:rFonts w:ascii="Consolas" w:cs="Consolas" w:eastAsia="Consolas" w:hAnsi="Consolas"/>
-                      <w:sz w:val="16"/>
-                      <w:szCs w:val="16"/>
-                    </w:rPr>
-                    <w:t xml:space="preserve">1.3.1_konsum_verantworten_v42#a</w:t>
+                    <w:t xml:space="preserve">→ QR-Code auf Seite 3</w:t>
                   </w:r>
                 </w:p>
               </w:tc>
@@ -1005,9 +934,9 @@
               <w:right w:val="nil" w:sz="0"/>
             </w:tcBorders>
             <w:tcMar>
-              <w:top w:type="dxa" w:w="40"/>
+              <w:top w:type="dxa" w:w="100"/>
               <w:left w:type="dxa" w:w="0"/>
-              <w:bottom w:type="dxa" w:w="40"/>
+              <w:bottom w:type="dxa" w:w="100"/>
               <w:right w:type="dxa" w:w="100"/>
             </w:tcMar>
           </w:tcPr>
@@ -1036,9 +965,9 @@
               <w:right w:val="nil" w:sz="0"/>
             </w:tcBorders>
             <w:tcMar>
-              <w:top w:type="dxa" w:w="40"/>
+              <w:top w:type="dxa" w:w="100"/>
               <w:left w:type="dxa" w:w="0"/>
-              <w:bottom w:type="dxa" w:w="40"/>
+              <w:bottom w:type="dxa" w:w="100"/>
               <w:right w:type="dxa" w:w="0"/>
             </w:tcMar>
           </w:tcPr>
@@ -1067,9 +996,9 @@
               <w:right w:val="nil" w:sz="0"/>
             </w:tcBorders>
             <w:tcMar>
-              <w:top w:type="dxa" w:w="40"/>
+              <w:top w:type="dxa" w:w="100"/>
               <w:left w:type="dxa" w:w="0"/>
-              <w:bottom w:type="dxa" w:w="40"/>
+              <w:bottom w:type="dxa" w:w="100"/>
               <w:right w:type="dxa" w:w="100"/>
             </w:tcMar>
           </w:tcPr>
@@ -1098,9 +1027,9 @@
               <w:right w:val="nil" w:sz="0"/>
             </w:tcBorders>
             <w:tcMar>
-              <w:top w:type="dxa" w:w="40"/>
+              <w:top w:type="dxa" w:w="100"/>
               <w:left w:type="dxa" w:w="0"/>
-              <w:bottom w:type="dxa" w:w="40"/>
+              <w:bottom w:type="dxa" w:w="100"/>
               <w:right w:type="dxa" w:w="0"/>
             </w:tcMar>
           </w:tcPr>
@@ -1129,9 +1058,9 @@
               <w:right w:val="nil" w:sz="0"/>
             </w:tcBorders>
             <w:tcMar>
-              <w:top w:type="dxa" w:w="40"/>
+              <w:top w:type="dxa" w:w="100"/>
               <w:left w:type="dxa" w:w="0"/>
-              <w:bottom w:type="dxa" w:w="40"/>
+              <w:bottom w:type="dxa" w:w="100"/>
               <w:right w:type="dxa" w:w="100"/>
             </w:tcMar>
           </w:tcPr>
@@ -1160,9 +1089,9 @@
               <w:right w:val="nil" w:sz="0"/>
             </w:tcBorders>
             <w:tcMar>
-              <w:top w:type="dxa" w:w="40"/>
+              <w:top w:type="dxa" w:w="100"/>
               <w:left w:type="dxa" w:w="0"/>
-              <w:bottom w:type="dxa" w:w="40"/>
+              <w:bottom w:type="dxa" w:w="100"/>
               <w:right w:type="dxa" w:w="0"/>
             </w:tcMar>
           </w:tcPr>
@@ -1394,8 +1323,9 @@
             <w:pPr>
               <w:pBdr>
                 <w:bottom w:val="single" w:color="BDC3C7" w:sz="4"/>
+                <w:between w:val="single" w:color="BDC3C7" w:sz="4"/>
               </w:pBdr>
-              <w:spacing w:after="200" w:before="0" w:line="360" w:lineRule="auto"/>
+              <w:spacing w:after="0" w:before="0" w:line="567" w:lineRule="exact"/>
             </w:pPr>
             <w:r>
               <w:t xml:space="preserve"/>
@@ -1405,8 +1335,9 @@
             <w:pPr>
               <w:pBdr>
                 <w:bottom w:val="single" w:color="BDC3C7" w:sz="4"/>
+                <w:between w:val="single" w:color="BDC3C7" w:sz="4"/>
               </w:pBdr>
-              <w:spacing w:after="200" w:before="0" w:line="360" w:lineRule="auto"/>
+              <w:spacing w:after="0" w:before="0" w:line="567" w:lineRule="exact"/>
             </w:pPr>
             <w:r>
               <w:t xml:space="preserve"/>
@@ -1416,8 +1347,9 @@
             <w:pPr>
               <w:pBdr>
                 <w:bottom w:val="single" w:color="BDC3C7" w:sz="4"/>
+                <w:between w:val="single" w:color="BDC3C7" w:sz="4"/>
               </w:pBdr>
-              <w:spacing w:after="200" w:before="0" w:line="360" w:lineRule="auto"/>
+              <w:spacing w:after="0" w:before="0" w:line="567" w:lineRule="exact"/>
             </w:pPr>
             <w:r>
               <w:t xml:space="preserve"/>
@@ -1427,8 +1359,9 @@
             <w:pPr>
               <w:pBdr>
                 <w:bottom w:val="single" w:color="BDC3C7" w:sz="4"/>
+                <w:between w:val="single" w:color="BDC3C7" w:sz="4"/>
               </w:pBdr>
-              <w:spacing w:after="200" w:before="0" w:line="360" w:lineRule="auto"/>
+              <w:spacing w:after="0" w:before="0" w:line="567" w:lineRule="exact"/>
             </w:pPr>
             <w:r>
               <w:t xml:space="preserve"/>
@@ -1438,8 +1371,9 @@
             <w:pPr>
               <w:pBdr>
                 <w:bottom w:val="single" w:color="BDC3C7" w:sz="4"/>
+                <w:between w:val="single" w:color="BDC3C7" w:sz="4"/>
               </w:pBdr>
-              <w:spacing w:after="200" w:before="0" w:line="360" w:lineRule="auto"/>
+              <w:spacing w:after="0" w:before="0" w:line="567" w:lineRule="exact"/>
             </w:pPr>
             <w:r>
               <w:t xml:space="preserve"/>
@@ -1449,8 +1383,9 @@
             <w:pPr>
               <w:pBdr>
                 <w:bottom w:val="single" w:color="BDC3C7" w:sz="4"/>
+                <w:between w:val="single" w:color="BDC3C7" w:sz="4"/>
               </w:pBdr>
-              <w:spacing w:after="200" w:before="0" w:line="360" w:lineRule="auto"/>
+              <w:spacing w:after="0" w:before="0" w:line="567" w:lineRule="exact"/>
             </w:pPr>
             <w:r>
               <w:t xml:space="preserve"/>
@@ -1727,8 +1662,9 @@
             <w:pPr>
               <w:pBdr>
                 <w:bottom w:val="single" w:color="BDC3C7" w:sz="4"/>
+                <w:between w:val="single" w:color="BDC3C7" w:sz="4"/>
               </w:pBdr>
-              <w:spacing w:after="200" w:before="0" w:line="360" w:lineRule="auto"/>
+              <w:spacing w:after="0" w:before="0" w:line="567" w:lineRule="exact"/>
             </w:pPr>
             <w:r>
               <w:t xml:space="preserve"/>
@@ -1738,8 +1674,9 @@
             <w:pPr>
               <w:pBdr>
                 <w:bottom w:val="single" w:color="BDC3C7" w:sz="4"/>
+                <w:between w:val="single" w:color="BDC3C7" w:sz="4"/>
               </w:pBdr>
-              <w:spacing w:after="200" w:before="0" w:line="360" w:lineRule="auto"/>
+              <w:spacing w:after="0" w:before="0" w:line="567" w:lineRule="exact"/>
             </w:pPr>
             <w:r>
               <w:t xml:space="preserve"/>
@@ -1749,8 +1686,9 @@
             <w:pPr>
               <w:pBdr>
                 <w:bottom w:val="single" w:color="BDC3C7" w:sz="4"/>
+                <w:between w:val="single" w:color="BDC3C7" w:sz="4"/>
               </w:pBdr>
-              <w:spacing w:after="200" w:before="0" w:line="360" w:lineRule="auto"/>
+              <w:spacing w:after="0" w:before="0" w:line="567" w:lineRule="exact"/>
             </w:pPr>
             <w:r>
               <w:t xml:space="preserve"/>
@@ -1760,8 +1698,9 @@
             <w:pPr>
               <w:pBdr>
                 <w:bottom w:val="single" w:color="BDC3C7" w:sz="4"/>
+                <w:between w:val="single" w:color="BDC3C7" w:sz="4"/>
               </w:pBdr>
-              <w:spacing w:after="200" w:before="0" w:line="360" w:lineRule="auto"/>
+              <w:spacing w:after="0" w:before="0" w:line="567" w:lineRule="exact"/>
             </w:pPr>
             <w:r>
               <w:t xml:space="preserve"/>
@@ -1771,8 +1710,9 @@
             <w:pPr>
               <w:pBdr>
                 <w:bottom w:val="single" w:color="BDC3C7" w:sz="4"/>
+                <w:between w:val="single" w:color="BDC3C7" w:sz="4"/>
               </w:pBdr>
-              <w:spacing w:after="200" w:before="0" w:line="360" w:lineRule="auto"/>
+              <w:spacing w:after="0" w:before="0" w:line="567" w:lineRule="exact"/>
             </w:pPr>
             <w:r>
               <w:t xml:space="preserve"/>
@@ -1782,8 +1722,9 @@
             <w:pPr>
               <w:pBdr>
                 <w:bottom w:val="single" w:color="BDC3C7" w:sz="4"/>
+                <w:between w:val="single" w:color="BDC3C7" w:sz="4"/>
               </w:pBdr>
-              <w:spacing w:after="200" w:before="0" w:line="360" w:lineRule="auto"/>
+              <w:spacing w:after="0" w:before="0" w:line="567" w:lineRule="exact"/>
             </w:pPr>
             <w:r>
               <w:t xml:space="preserve"/>
@@ -1793,8 +1734,21 @@
             <w:pPr>
               <w:pBdr>
                 <w:bottom w:val="single" w:color="BDC3C7" w:sz="4"/>
+                <w:between w:val="single" w:color="BDC3C7" w:sz="4"/>
               </w:pBdr>
-              <w:spacing w:after="200" w:before="0" w:line="360" w:lineRule="auto"/>
+              <w:spacing w:after="0" w:before="0" w:line="567" w:lineRule="exact"/>
+            </w:pPr>
+            <w:r>
+              <w:t xml:space="preserve"/>
+            </w:r>
+          </w:p>
+          <w:p>
+            <w:pPr>
+              <w:pBdr>
+                <w:bottom w:val="single" w:color="BDC3C7" w:sz="4"/>
+                <w:between w:val="single" w:color="BDC3C7" w:sz="4"/>
+              </w:pBdr>
+              <w:spacing w:after="0" w:before="0" w:line="567" w:lineRule="exact"/>
             </w:pPr>
             <w:r>
               <w:t xml:space="preserve"/>
@@ -2061,7 +2015,7 @@
                 <w:sz w:val="14"/>
                 <w:szCs w:val="14"/>
               </w:rPr>
-              <w:t xml:space="preserve">PFLICHTQUELLE · ARTIKEL</w:t>
+              <w:t xml:space="preserve">QUELLE · ARTIKEL</w:t>
             </w:r>
           </w:p>
           <w:tbl>
@@ -2086,7 +2040,7 @@
               </w:trPr>
               <w:tc>
                 <w:tcPr>
-                  <w:tcW w:type="pct" w:w="84%"/>
+                  <w:tcW w:type="pct" w:w="70%"/>
                   <w:tcBorders>
                     <w:top w:val="nil" w:sz="0"/>
                     <w:left w:val="nil" w:sz="0"/>
@@ -2190,7 +2144,7 @@
               </w:tc>
               <w:tc>
                 <w:tcPr>
-                  <w:tcW w:type="pct" w:w="16%"/>
+                  <w:tcW w:type="pct" w:w="30%"/>
                   <w:tcBorders>
                     <w:top w:val="nil" w:sz="0"/>
                     <w:left w:val="nil" w:sz="0"/>
@@ -2207,13 +2161,13 @@
                 </w:tcPr>
                 <w:p>
                   <w:pPr>
-                    <w:spacing w:after="20"/>
+                    <w:spacing w:after="40"/>
                     <w:jc w:val="center"/>
                   </w:pPr>
                   <w:r>
                     <w:drawing>
                       <wp:inline distT="0" distB="0" distL="0" distR="0">
-                        <wp:extent cx="609600" cy="609600"/>
+                        <wp:extent cx="895350" cy="895350"/>
                         <wp:effectExtent t="0" r="0" b="0" l="0"/>
                         <wp:docPr id="1" name="" descr="" title=""/>
                         <wp:cNvGraphicFramePr>
@@ -2238,7 +2192,7 @@
                               <pic:spPr bwMode="auto">
                                 <a:xfrm>
                                   <a:off x="0" y="0"/>
-                                  <a:ext cx="609600" cy="609600"/>
+                                  <a:ext cx="895350" cy="895350"/>
                                 </a:xfrm>
                                 <a:prstGeom prst="rect">
                                   <a:avLst/>
@@ -2258,11 +2212,25 @@
                   </w:pPr>
                   <w:r>
                     <w:rPr>
-                      <w:color w:val="8B9099"/>
-                      <w:sz w:val="14"/>
-                      <w:szCs w:val="14"/>
+                      <w:rFonts w:ascii="Consolas" w:cs="Consolas" w:eastAsia="Consolas" w:hAnsi="Consolas"/>
+                      <w:sz w:val="16"/>
+                      <w:szCs w:val="16"/>
                     </w:rPr>
-                    <w:t xml:space="preserve">Gleicher Code wie auf S. 1</w:t>
+                    <w:t xml:space="preserve">bbw-hko.ch/m/</w:t>
+                  </w:r>
+                </w:p>
+                <w:p>
+                  <w:pPr>
+                    <w:spacing w:after="0"/>
+                    <w:jc w:val="center"/>
+                  </w:pPr>
+                  <w:r>
+                    <w:rPr>
+                      <w:rFonts w:ascii="Consolas" w:cs="Consolas" w:eastAsia="Consolas" w:hAnsi="Consolas"/>
+                      <w:sz w:val="16"/>
+                      <w:szCs w:val="16"/>
+                    </w:rPr>
+                    <w:t xml:space="preserve">1.3.1_konsum_verantworten_v42#a</w:t>
                   </w:r>
                 </w:p>
               </w:tc>
@@ -2370,7 +2338,7 @@
         </w:trPr>
         <w:tc>
           <w:tcPr>
-            <w:tcW w:type="pct" w:w="25%"/>
+            <w:tcW w:type="pct" w:w="18%"/>
             <w:tcBorders>
               <w:top w:val="single" w:color="4A5057" w:sz="6"/>
               <w:left w:val="single" w:color="4A5057" w:sz="6"/>
@@ -2402,7 +2370,7 @@
         </w:tc>
         <w:tc>
           <w:tcPr>
-            <w:tcW w:type="pct" w:w="25%"/>
+            <w:tcW w:type="pct" w:w="38%"/>
             <w:tcBorders>
               <w:top w:val="single" w:color="4A5057" w:sz="6"/>
               <w:left w:val="single" w:color="4A5057" w:sz="6"/>
@@ -2434,7 +2402,7 @@
         </w:tc>
         <w:tc>
           <w:tcPr>
-            <w:tcW w:type="pct" w:w="25%"/>
+            <w:tcW w:type="pct" w:w="22%"/>
             <w:tcBorders>
               <w:top w:val="single" w:color="4A5057" w:sz="6"/>
               <w:left w:val="single" w:color="4A5057" w:sz="6"/>
@@ -2466,7 +2434,7 @@
         </w:tc>
         <w:tc>
           <w:tcPr>
-            <w:tcW w:type="pct" w:w="25%"/>
+            <w:tcW w:type="pct" w:w="22%"/>
             <w:tcBorders>
               <w:top w:val="single" w:color="4A5057" w:sz="6"/>
               <w:left w:val="single" w:color="4A5057" w:sz="6"/>
@@ -2500,11 +2468,11 @@
       <w:tr>
         <w:trPr>
           <w:cantSplit/>
-          <w:trHeight w:val="737" w:hRule="atLeast"/>
+          <w:trHeight w:val="907" w:hRule="atLeast"/>
         </w:trPr>
         <w:tc>
           <w:tcPr>
-            <w:tcW w:type="pct" w:w="25%"/>
+            <w:tcW w:type="pct" w:w="18%"/>
             <w:tcBorders>
               <w:top w:val="single" w:color="4A5057" w:sz="6"/>
               <w:left w:val="single" w:color="4A5057" w:sz="6"/>
@@ -2529,7 +2497,7 @@
         </w:tc>
         <w:tc>
           <w:tcPr>
-            <w:tcW w:type="pct" w:w="25%"/>
+            <w:tcW w:type="pct" w:w="38%"/>
             <w:tcBorders>
               <w:top w:val="single" w:color="4A5057" w:sz="6"/>
               <w:left w:val="single" w:color="4A5057" w:sz="6"/>
@@ -2554,7 +2522,7 @@
         </w:tc>
         <w:tc>
           <w:tcPr>
-            <w:tcW w:type="pct" w:w="25%"/>
+            <w:tcW w:type="pct" w:w="22%"/>
             <w:tcBorders>
               <w:top w:val="single" w:color="4A5057" w:sz="6"/>
               <w:left w:val="single" w:color="4A5057" w:sz="6"/>
@@ -2579,7 +2547,7 @@
         </w:tc>
         <w:tc>
           <w:tcPr>
-            <w:tcW w:type="pct" w:w="25%"/>
+            <w:tcW w:type="pct" w:w="22%"/>
             <w:tcBorders>
               <w:top w:val="single" w:color="4A5057" w:sz="6"/>
               <w:left w:val="single" w:color="4A5057" w:sz="6"/>
@@ -2606,11 +2574,11 @@
       <w:tr>
         <w:trPr>
           <w:cantSplit/>
-          <w:trHeight w:val="737" w:hRule="atLeast"/>
+          <w:trHeight w:val="907" w:hRule="atLeast"/>
         </w:trPr>
         <w:tc>
           <w:tcPr>
-            <w:tcW w:type="pct" w:w="25%"/>
+            <w:tcW w:type="pct" w:w="18%"/>
             <w:tcBorders>
               <w:top w:val="single" w:color="4A5057" w:sz="6"/>
               <w:left w:val="single" w:color="4A5057" w:sz="6"/>
@@ -2635,7 +2603,7 @@
         </w:tc>
         <w:tc>
           <w:tcPr>
-            <w:tcW w:type="pct" w:w="25%"/>
+            <w:tcW w:type="pct" w:w="38%"/>
             <w:tcBorders>
               <w:top w:val="single" w:color="4A5057" w:sz="6"/>
               <w:left w:val="single" w:color="4A5057" w:sz="6"/>
@@ -2660,7 +2628,7 @@
         </w:tc>
         <w:tc>
           <w:tcPr>
-            <w:tcW w:type="pct" w:w="25%"/>
+            <w:tcW w:type="pct" w:w="22%"/>
             <w:tcBorders>
               <w:top w:val="single" w:color="4A5057" w:sz="6"/>
               <w:left w:val="single" w:color="4A5057" w:sz="6"/>
@@ -2685,7 +2653,7 @@
         </w:tc>
         <w:tc>
           <w:tcPr>
-            <w:tcW w:type="pct" w:w="25%"/>
+            <w:tcW w:type="pct" w:w="22%"/>
             <w:tcBorders>
               <w:top w:val="single" w:color="4A5057" w:sz="6"/>
               <w:left w:val="single" w:color="4A5057" w:sz="6"/>
@@ -2712,11 +2680,11 @@
       <w:tr>
         <w:trPr>
           <w:cantSplit/>
-          <w:trHeight w:val="737" w:hRule="atLeast"/>
+          <w:trHeight w:val="907" w:hRule="atLeast"/>
         </w:trPr>
         <w:tc>
           <w:tcPr>
-            <w:tcW w:type="pct" w:w="25%"/>
+            <w:tcW w:type="pct" w:w="18%"/>
             <w:tcBorders>
               <w:top w:val="single" w:color="4A5057" w:sz="6"/>
               <w:left w:val="single" w:color="4A5057" w:sz="6"/>
@@ -2741,7 +2709,7 @@
         </w:tc>
         <w:tc>
           <w:tcPr>
-            <w:tcW w:type="pct" w:w="25%"/>
+            <w:tcW w:type="pct" w:w="38%"/>
             <w:tcBorders>
               <w:top w:val="single" w:color="4A5057" w:sz="6"/>
               <w:left w:val="single" w:color="4A5057" w:sz="6"/>
@@ -2766,7 +2734,7 @@
         </w:tc>
         <w:tc>
           <w:tcPr>
-            <w:tcW w:type="pct" w:w="25%"/>
+            <w:tcW w:type="pct" w:w="22%"/>
             <w:tcBorders>
               <w:top w:val="single" w:color="4A5057" w:sz="6"/>
               <w:left w:val="single" w:color="4A5057" w:sz="6"/>
@@ -2791,7 +2759,7 @@
         </w:tc>
         <w:tc>
           <w:tcPr>
-            <w:tcW w:type="pct" w:w="25%"/>
+            <w:tcW w:type="pct" w:w="22%"/>
             <w:tcBorders>
               <w:top w:val="single" w:color="4A5057" w:sz="6"/>
               <w:left w:val="single" w:color="4A5057" w:sz="6"/>
@@ -2818,11 +2786,11 @@
       <w:tr>
         <w:trPr>
           <w:cantSplit/>
-          <w:trHeight w:val="737" w:hRule="atLeast"/>
+          <w:trHeight w:val="907" w:hRule="atLeast"/>
         </w:trPr>
         <w:tc>
           <w:tcPr>
-            <w:tcW w:type="pct" w:w="25%"/>
+            <w:tcW w:type="pct" w:w="18%"/>
             <w:tcBorders>
               <w:top w:val="single" w:color="4A5057" w:sz="6"/>
               <w:left w:val="single" w:color="4A5057" w:sz="6"/>
@@ -2847,7 +2815,7 @@
         </w:tc>
         <w:tc>
           <w:tcPr>
-            <w:tcW w:type="pct" w:w="25%"/>
+            <w:tcW w:type="pct" w:w="38%"/>
             <w:tcBorders>
               <w:top w:val="single" w:color="4A5057" w:sz="6"/>
               <w:left w:val="single" w:color="4A5057" w:sz="6"/>
@@ -2872,7 +2840,7 @@
         </w:tc>
         <w:tc>
           <w:tcPr>
-            <w:tcW w:type="pct" w:w="25%"/>
+            <w:tcW w:type="pct" w:w="22%"/>
             <w:tcBorders>
               <w:top w:val="single" w:color="4A5057" w:sz="6"/>
               <w:left w:val="single" w:color="4A5057" w:sz="6"/>
@@ -2897,7 +2865,7 @@
         </w:tc>
         <w:tc>
           <w:tcPr>
-            <w:tcW w:type="pct" w:w="25%"/>
+            <w:tcW w:type="pct" w:w="22%"/>
             <w:tcBorders>
               <w:top w:val="single" w:color="4A5057" w:sz="6"/>
               <w:left w:val="single" w:color="4A5057" w:sz="6"/>
@@ -2952,7 +2920,7 @@
         </w:trPr>
         <w:tc>
           <w:tcPr>
-            <w:tcW w:type="pct" w:w="72%"/>
+            <w:tcW w:type="pct" w:w="58%"/>
             <w:tcBorders>
               <w:top w:val="nil" w:sz="0"/>
               <w:left w:val="nil" w:sz="0"/>
@@ -3015,7 +2983,7 @@
                 <w:sz w:val="15"/>
                 <w:szCs w:val="15"/>
               </w:rPr>
-              <w:t xml:space="preserve">  Pflichtquelle · Raster</w:t>
+              <w:t xml:space="preserve">  Quelle · Raster</w:t>
             </w:r>
             <w:r>
               <w:rPr>
@@ -3032,8 +3000,9 @@
             <w:pPr>
               <w:pBdr>
                 <w:bottom w:val="single" w:color="BDC3C7" w:sz="4"/>
+                <w:between w:val="single" w:color="BDC3C7" w:sz="4"/>
               </w:pBdr>
-              <w:spacing w:after="200" w:before="0" w:line="360" w:lineRule="auto"/>
+              <w:spacing w:after="0" w:before="0" w:line="567" w:lineRule="exact"/>
             </w:pPr>
             <w:r>
               <w:t xml:space="preserve"/>
@@ -3043,8 +3012,9 @@
             <w:pPr>
               <w:pBdr>
                 <w:bottom w:val="single" w:color="BDC3C7" w:sz="4"/>
+                <w:between w:val="single" w:color="BDC3C7" w:sz="4"/>
               </w:pBdr>
-              <w:spacing w:after="200" w:before="0" w:line="360" w:lineRule="auto"/>
+              <w:spacing w:after="0" w:before="0" w:line="567" w:lineRule="exact"/>
             </w:pPr>
             <w:r>
               <w:t xml:space="preserve"/>
@@ -3054,28 +3024,18 @@
             <w:pPr>
               <w:pBdr>
                 <w:bottom w:val="single" w:color="BDC3C7" w:sz="4"/>
+                <w:between w:val="single" w:color="BDC3C7" w:sz="4"/>
               </w:pBdr>
-              <w:spacing w:after="200" w:before="0" w:line="360" w:lineRule="auto"/>
+              <w:spacing w:after="0" w:before="0" w:line="567" w:lineRule="exact"/>
             </w:pPr>
             <w:r>
               <w:t xml:space="preserve"/>
             </w:r>
           </w:p>
-          <w:p>
-            <w:pPr>
-              <w:pBdr>
-                <w:bottom w:val="single" w:color="BDC3C7" w:sz="4"/>
-              </w:pBdr>
-              <w:spacing w:after="200" w:before="0" w:line="360" w:lineRule="auto"/>
-            </w:pPr>
-            <w:r>
-              <w:t xml:space="preserve"/>
-            </w:r>
-          </w:p>
-        </w:tc>
-        <w:tc>
-          <w:tcPr>
-            <w:tcW w:type="pct" w:w="28%"/>
+        </w:tc>
+        <w:tc>
+          <w:tcPr>
+            <w:tcW w:type="pct" w:w="42%"/>
             <w:tcBorders>
               <w:top w:val="nil" w:sz="0"/>
               <w:left w:val="single" w:color="D8DBE0" w:sz="6"/>
@@ -3375,7 +3335,7 @@
                 <w:sz w:val="15"/>
                 <w:szCs w:val="15"/>
               </w:rPr>
-              <w:t xml:space="preserve">  Kap. 2.7 ↔ Pflichtquelle</w:t>
+              <w:t xml:space="preserve">  Kap. 2.7 ↔ Quelle</w:t>
             </w:r>
             <w:r>
               <w:rPr>
@@ -3392,8 +3352,9 @@
             <w:pPr>
               <w:pBdr>
                 <w:bottom w:val="single" w:color="BDC3C7" w:sz="4"/>
+                <w:between w:val="single" w:color="BDC3C7" w:sz="4"/>
               </w:pBdr>
-              <w:spacing w:after="200" w:before="0" w:line="360" w:lineRule="auto"/>
+              <w:spacing w:after="0" w:before="0" w:line="567" w:lineRule="exact"/>
             </w:pPr>
             <w:r>
               <w:t xml:space="preserve"/>
@@ -3403,8 +3364,9 @@
             <w:pPr>
               <w:pBdr>
                 <w:bottom w:val="single" w:color="BDC3C7" w:sz="4"/>
+                <w:between w:val="single" w:color="BDC3C7" w:sz="4"/>
               </w:pBdr>
-              <w:spacing w:after="200" w:before="0" w:line="360" w:lineRule="auto"/>
+              <w:spacing w:after="0" w:before="0" w:line="567" w:lineRule="exact"/>
             </w:pPr>
             <w:r>
               <w:t xml:space="preserve"/>
@@ -3414,8 +3376,9 @@
             <w:pPr>
               <w:pBdr>
                 <w:bottom w:val="single" w:color="BDC3C7" w:sz="4"/>
+                <w:between w:val="single" w:color="BDC3C7" w:sz="4"/>
               </w:pBdr>
-              <w:spacing w:after="200" w:before="0" w:line="360" w:lineRule="auto"/>
+              <w:spacing w:after="0" w:before="0" w:line="567" w:lineRule="exact"/>
             </w:pPr>
             <w:r>
               <w:t xml:space="preserve"/>
@@ -3425,8 +3388,9 @@
             <w:pPr>
               <w:pBdr>
                 <w:bottom w:val="single" w:color="BDC3C7" w:sz="4"/>
+                <w:between w:val="single" w:color="BDC3C7" w:sz="4"/>
               </w:pBdr>
-              <w:spacing w:after="200" w:before="0" w:line="360" w:lineRule="auto"/>
+              <w:spacing w:after="0" w:before="0" w:line="567" w:lineRule="exact"/>
             </w:pPr>
             <w:r>
               <w:t xml:space="preserve"/>
@@ -3436,8 +3400,9 @@
             <w:pPr>
               <w:pBdr>
                 <w:bottom w:val="single" w:color="BDC3C7" w:sz="4"/>
+                <w:between w:val="single" w:color="BDC3C7" w:sz="4"/>
               </w:pBdr>
-              <w:spacing w:after="200" w:before="0" w:line="360" w:lineRule="auto"/>
+              <w:spacing w:after="0" w:before="0" w:line="567" w:lineRule="exact"/>
             </w:pPr>
             <w:r>
               <w:t xml:space="preserve"/>
@@ -3447,8 +3412,9 @@
             <w:pPr>
               <w:pBdr>
                 <w:bottom w:val="single" w:color="BDC3C7" w:sz="4"/>
+                <w:between w:val="single" w:color="BDC3C7" w:sz="4"/>
               </w:pBdr>
-              <w:spacing w:after="200" w:before="0" w:line="360" w:lineRule="auto"/>
+              <w:spacing w:after="0" w:before="0" w:line="567" w:lineRule="exact"/>
             </w:pPr>
             <w:r>
               <w:t xml:space="preserve"/>
@@ -3458,8 +3424,9 @@
             <w:pPr>
               <w:pBdr>
                 <w:bottom w:val="single" w:color="BDC3C7" w:sz="4"/>
+                <w:between w:val="single" w:color="BDC3C7" w:sz="4"/>
               </w:pBdr>
-              <w:spacing w:after="200" w:before="0" w:line="360" w:lineRule="auto"/>
+              <w:spacing w:after="0" w:before="0" w:line="567" w:lineRule="exact"/>
             </w:pPr>
             <w:r>
               <w:t xml:space="preserve"/>
@@ -3469,8 +3436,9 @@
             <w:pPr>
               <w:pBdr>
                 <w:bottom w:val="single" w:color="BDC3C7" w:sz="4"/>
+                <w:between w:val="single" w:color="BDC3C7" w:sz="4"/>
               </w:pBdr>
-              <w:spacing w:after="200" w:before="0" w:line="360" w:lineRule="auto"/>
+              <w:spacing w:after="0" w:before="0" w:line="567" w:lineRule="exact"/>
             </w:pPr>
             <w:r>
               <w:t xml:space="preserve"/>
@@ -3480,8 +3448,9 @@
             <w:pPr>
               <w:pBdr>
                 <w:bottom w:val="single" w:color="BDC3C7" w:sz="4"/>
+                <w:between w:val="single" w:color="BDC3C7" w:sz="4"/>
               </w:pBdr>
-              <w:spacing w:after="200" w:before="0" w:line="360" w:lineRule="auto"/>
+              <w:spacing w:after="0" w:before="0" w:line="567" w:lineRule="exact"/>
             </w:pPr>
             <w:r>
               <w:t xml:space="preserve"/>
@@ -3607,7 +3576,7 @@
                 <w:sz w:val="18"/>
                 <w:szCs w:val="18"/>
               </w:rPr>
-              <w:t xml:space="preserve">«Die Quelle zeigt, dass … — bei mir heisst das …»</w:t>
+              <w:t xml:space="preserve">«Laut Quelle …; bei mir heisst das …»</w:t>
             </w:r>
           </w:p>
           <w:p>
@@ -3732,6 +3701,7 @@
             <w:tblGrid>
               <w:gridCol w:w="100"/>
               <w:gridCol w:w="100"/>
+              <w:gridCol w:w="100"/>
             </w:tblGrid>
             <w:tr>
               <w:trPr>
@@ -3739,19 +3709,20 @@
               </w:trPr>
               <w:tc>
                 <w:tcPr>
-                  <w:tcW w:type="pct" w:w="50%"/>
+                  <w:tcW w:type="pct" w:w="48%"/>
                   <w:tcBorders>
                     <w:top w:val="single" w:color="4A5057" w:sz="6"/>
                     <w:left w:val="single" w:color="4A5057" w:sz="6"/>
-                    <w:bottom w:val="single" w:color="4A5057" w:sz="6"/>
+                    <w:bottom w:val="nil" w:sz="0"/>
                     <w:right w:val="single" w:color="4A5057" w:sz="6"/>
                   </w:tcBorders>
                   <w:tcMar>
                     <w:top w:type="dxa" w:w="80"/>
                     <w:left w:type="dxa" w:w="120"/>
-                    <w:bottom w:type="dxa" w:w="80"/>
+                    <w:bottom w:type="dxa" w:w="40"/>
                     <w:right w:type="dxa" w:w="120"/>
                   </w:tcMar>
+                  <w:vAlign w:val="top"/>
                 </w:tcPr>
                 <w:p>
                   <w:pPr>
@@ -3798,6 +3769,33 @@
                 </w:p>
                 <w:p>
                   <w:pPr>
+                    <w:spacing w:after="30"/>
+                  </w:pPr>
+                  <w:r>
+                    <w:rPr>
+                      <w:b/>
+                      <w:bCs/>
+                      <w:sz w:val="18"/>
+                      <w:szCs w:val="18"/>
+                    </w:rPr>
+                    <w:t xml:space="preserve">Hören Sie den ganzen Beitrag</w:t>
+                  </w:r>
+                </w:p>
+                <w:p>
+                  <w:pPr>
+                    <w:spacing w:after="60"/>
+                  </w:pPr>
+                  <w:r>
+                    <w:rPr>
+                      <w:color w:val="4A5057"/>
+                      <w:sz w:val="17"/>
+                      <w:szCs w:val="17"/>
+                    </w:rPr>
+                    <w:t xml:space="preserve">Radio-Ratgeber: woran man bezahlte Werbung von Influencerinnen und Influencern erkennt und welche Fragen man sich stellt, bevor man einer Empfehlung folgt.</w:t>
+                  </w:r>
+                </w:p>
+                <w:p>
+                  <w:pPr>
                     <w:spacing w:after="0"/>
                   </w:pPr>
                   <w:r>
@@ -3813,19 +3811,45 @@
               </w:tc>
               <w:tc>
                 <w:tcPr>
-                  <w:tcW w:type="pct" w:w="50%"/>
+                  <w:tcW w:type="pct" w:w="4%"/>
+                  <w:tcBorders>
+                    <w:top w:val="nil" w:sz="0"/>
+                    <w:left w:val="nil" w:sz="0"/>
+                    <w:bottom w:val="nil" w:sz="0"/>
+                    <w:right w:val="nil" w:sz="0"/>
+                  </w:tcBorders>
+                  <w:tcMar>
+                    <w:top w:type="dxa" w:w="0"/>
+                    <w:left w:type="dxa" w:w="0"/>
+                    <w:bottom w:type="dxa" w:w="0"/>
+                    <w:right w:type="dxa" w:w="0"/>
+                  </w:tcMar>
+                </w:tcPr>
+                <w:p>
+                  <w:pPr>
+                    <w:spacing w:after="0"/>
+                  </w:pPr>
+                  <w:r>
+                    <w:t xml:space="preserve"/>
+                  </w:r>
+                </w:p>
+              </w:tc>
+              <w:tc>
+                <w:tcPr>
+                  <w:tcW w:type="pct" w:w="48%"/>
                   <w:tcBorders>
                     <w:top w:val="single" w:color="4A5057" w:sz="6"/>
                     <w:left w:val="single" w:color="4A5057" w:sz="6"/>
-                    <w:bottom w:val="single" w:color="4A5057" w:sz="6"/>
+                    <w:bottom w:val="nil" w:sz="0"/>
                     <w:right w:val="single" w:color="4A5057" w:sz="6"/>
                   </w:tcBorders>
                   <w:tcMar>
                     <w:top w:type="dxa" w:w="80"/>
                     <w:left w:type="dxa" w:w="120"/>
-                    <w:bottom w:type="dxa" w:w="80"/>
+                    <w:bottom w:type="dxa" w:w="40"/>
                     <w:right w:type="dxa" w:w="120"/>
                   </w:tcMar>
+                  <w:vAlign w:val="top"/>
                 </w:tcPr>
                 <w:p>
                   <w:pPr>
@@ -3872,6 +3896,33 @@
                 </w:p>
                 <w:p>
                   <w:pPr>
+                    <w:spacing w:after="30"/>
+                  </w:pPr>
+                  <w:r>
+                    <w:rPr>
+                      <w:b/>
+                      <w:bCs/>
+                      <w:sz w:val="18"/>
+                      <w:szCs w:val="18"/>
+                    </w:rPr>
+                    <w:t xml:space="preserve">Schauen Sie 00:35–06:29</w:t>
+                  </w:r>
+                </w:p>
+                <w:p>
+                  <w:pPr>
+                    <w:spacing w:after="60"/>
+                  </w:pPr>
+                  <w:r>
+                    <w:rPr>
+                      <w:color w:val="4A5057"/>
+                      <w:sz w:val="17"/>
+                      <w:szCs w:val="17"/>
+                    </w:rPr>
+                    <w:t xml:space="preserve">Reportage: warum sehr junge Leute gefälschte Markenartikel kaufen, um mit dem Trend mitzugehen, und was am Zoll und rechtlich droht. Mundart, hochdeutsche Untertitel.</w:t>
+                  </w:r>
+                </w:p>
+                <w:p>
+                  <w:pPr>
                     <w:spacing w:after="0"/>
                   </w:pPr>
                   <w:r>
@@ -3886,6 +3937,178 @@
                 </w:p>
               </w:tc>
             </w:tr>
+            <w:tr>
+              <w:trPr>
+                <w:cantSplit/>
+              </w:trPr>
+              <w:tc>
+                <w:tcPr>
+                  <w:tcW w:type="pct" w:w="48%"/>
+                  <w:tcBorders>
+                    <w:top w:val="nil" w:sz="0"/>
+                    <w:left w:val="single" w:color="4A5057" w:sz="6"/>
+                    <w:bottom w:val="single" w:color="4A5057" w:sz="6"/>
+                    <w:right w:val="single" w:color="4A5057" w:sz="6"/>
+                  </w:tcBorders>
+                  <w:tcMar>
+                    <w:top w:type="dxa" w:w="40"/>
+                    <w:left w:type="dxa" w:w="120"/>
+                    <w:bottom w:type="dxa" w:w="80"/>
+                    <w:right w:type="dxa" w:w="120"/>
+                  </w:tcMar>
+                  <w:vAlign w:val="bottom"/>
+                </w:tcPr>
+                <w:p>
+                  <w:pPr>
+                    <w:keepNext/>
+                    <w:spacing w:after="20" w:before="0"/>
+                  </w:pPr>
+                  <w:r>
+                    <w:rPr>
+                      <w:rFonts w:ascii="Consolas" w:cs="Consolas" w:eastAsia="Consolas" w:hAnsi="Consolas"/>
+                      <w:b/>
+                      <w:bCs/>
+                      <w:color w:val="C0392B"/>
+                      <w:sz w:val="14"/>
+                      <w:szCs w:val="14"/>
+                    </w:rPr>
+                    <w:t xml:space="preserve">MEINE ANTWORT</w:t>
+                  </w:r>
+                </w:p>
+                <w:p>
+                  <w:pPr>
+                    <w:pBdr>
+                      <w:bottom w:val="single" w:color="BDC3C7" w:sz="4"/>
+                      <w:between w:val="single" w:color="BDC3C7" w:sz="4"/>
+                    </w:pBdr>
+                    <w:spacing w:after="0" w:before="0" w:line="567" w:lineRule="exact"/>
+                  </w:pPr>
+                  <w:r>
+                    <w:t xml:space="preserve"/>
+                  </w:r>
+                </w:p>
+                <w:p>
+                  <w:pPr>
+                    <w:pBdr>
+                      <w:bottom w:val="single" w:color="BDC3C7" w:sz="4"/>
+                      <w:between w:val="single" w:color="BDC3C7" w:sz="4"/>
+                    </w:pBdr>
+                    <w:spacing w:after="0" w:before="0" w:line="567" w:lineRule="exact"/>
+                  </w:pPr>
+                  <w:r>
+                    <w:t xml:space="preserve"/>
+                  </w:r>
+                </w:p>
+                <w:p>
+                  <w:pPr>
+                    <w:pBdr>
+                      <w:bottom w:val="single" w:color="BDC3C7" w:sz="4"/>
+                      <w:between w:val="single" w:color="BDC3C7" w:sz="4"/>
+                    </w:pBdr>
+                    <w:spacing w:after="0" w:before="0" w:line="567" w:lineRule="exact"/>
+                  </w:pPr>
+                  <w:r>
+                    <w:t xml:space="preserve"/>
+                  </w:r>
+                </w:p>
+              </w:tc>
+              <w:tc>
+                <w:tcPr>
+                  <w:tcW w:type="pct" w:w="4%"/>
+                  <w:tcBorders>
+                    <w:top w:val="nil" w:sz="0"/>
+                    <w:left w:val="nil" w:sz="0"/>
+                    <w:bottom w:val="nil" w:sz="0"/>
+                    <w:right w:val="nil" w:sz="0"/>
+                  </w:tcBorders>
+                  <w:tcMar>
+                    <w:top w:type="dxa" w:w="0"/>
+                    <w:left w:type="dxa" w:w="0"/>
+                    <w:bottom w:type="dxa" w:w="0"/>
+                    <w:right w:type="dxa" w:w="0"/>
+                  </w:tcMar>
+                </w:tcPr>
+                <w:p>
+                  <w:pPr>
+                    <w:spacing w:after="0"/>
+                  </w:pPr>
+                  <w:r>
+                    <w:t xml:space="preserve"/>
+                  </w:r>
+                </w:p>
+              </w:tc>
+              <w:tc>
+                <w:tcPr>
+                  <w:tcW w:type="pct" w:w="48%"/>
+                  <w:tcBorders>
+                    <w:top w:val="nil" w:sz="0"/>
+                    <w:left w:val="single" w:color="4A5057" w:sz="6"/>
+                    <w:bottom w:val="single" w:color="4A5057" w:sz="6"/>
+                    <w:right w:val="single" w:color="4A5057" w:sz="6"/>
+                  </w:tcBorders>
+                  <w:tcMar>
+                    <w:top w:type="dxa" w:w="40"/>
+                    <w:left w:type="dxa" w:w="120"/>
+                    <w:bottom w:type="dxa" w:w="80"/>
+                    <w:right w:type="dxa" w:w="120"/>
+                  </w:tcMar>
+                  <w:vAlign w:val="bottom"/>
+                </w:tcPr>
+                <w:p>
+                  <w:pPr>
+                    <w:keepNext/>
+                    <w:spacing w:after="20" w:before="0"/>
+                  </w:pPr>
+                  <w:r>
+                    <w:rPr>
+                      <w:rFonts w:ascii="Consolas" w:cs="Consolas" w:eastAsia="Consolas" w:hAnsi="Consolas"/>
+                      <w:b/>
+                      <w:bCs/>
+                      <w:color w:val="C0392B"/>
+                      <w:sz w:val="14"/>
+                      <w:szCs w:val="14"/>
+                    </w:rPr>
+                    <w:t xml:space="preserve">MEINE ANTWORT</w:t>
+                  </w:r>
+                </w:p>
+                <w:p>
+                  <w:pPr>
+                    <w:pBdr>
+                      <w:bottom w:val="single" w:color="BDC3C7" w:sz="4"/>
+                      <w:between w:val="single" w:color="BDC3C7" w:sz="4"/>
+                    </w:pBdr>
+                    <w:spacing w:after="0" w:before="0" w:line="567" w:lineRule="exact"/>
+                  </w:pPr>
+                  <w:r>
+                    <w:t xml:space="preserve"/>
+                  </w:r>
+                </w:p>
+                <w:p>
+                  <w:pPr>
+                    <w:pBdr>
+                      <w:bottom w:val="single" w:color="BDC3C7" w:sz="4"/>
+                      <w:between w:val="single" w:color="BDC3C7" w:sz="4"/>
+                    </w:pBdr>
+                    <w:spacing w:after="0" w:before="0" w:line="567" w:lineRule="exact"/>
+                  </w:pPr>
+                  <w:r>
+                    <w:t xml:space="preserve"/>
+                  </w:r>
+                </w:p>
+                <w:p>
+                  <w:pPr>
+                    <w:pBdr>
+                      <w:bottom w:val="single" w:color="BDC3C7" w:sz="4"/>
+                      <w:between w:val="single" w:color="BDC3C7" w:sz="4"/>
+                    </w:pBdr>
+                    <w:spacing w:after="0" w:before="0" w:line="567" w:lineRule="exact"/>
+                  </w:pPr>
+                  <w:r>
+                    <w:t xml:space="preserve"/>
+                  </w:r>
+                </w:p>
+              </w:tc>
+            </w:tr>
           </w:tbl>
           <w:p>
             <w:pPr>
@@ -3897,7 +4120,7 @@
                 <w:sz w:val="18"/>
                 <w:szCs w:val="18"/>
               </w:rPr>
-              <w:t xml:space="preserve">Die Links zu beiden Quellen stehen auf der QR-Seite (Code auf Seite 1).</w:t>
+              <w:t xml:space="preserve">Die Links zu beiden Quellen stehen auf der QR-Seite (Code auf Seite 3).</w:t>
             </w:r>
           </w:p>
         </w:tc>
@@ -6272,7 +6495,7 @@
                 <w:sz w:val="14"/>
                 <w:szCs w:val="14"/>
               </w:rPr>
-              <w:t xml:space="preserve">für das Raster der Pflichtquelle (S. 3)</w:t>
+              <w:t xml:space="preserve">für das Raster zur Quelle (S. 3)</w:t>
             </w:r>
           </w:p>
           <w:p>

--- a/docs/upgrade-v4.2/gold/heft-a-mit-medien.docx
+++ b/docs/upgrade-v4.2/gold/heft-a-mit-medien.docx
@@ -904,7 +904,7 @@
           <w:sz w:val="14"/>
           <w:szCs w:val="14"/>
         </w:rPr>
-        <w:t xml:space="preserve">IHRE WOCHE</w:t>
+        <w:t xml:space="preserve">ÜBERSICHT</w:t>
       </w:r>
     </w:p>
     <w:tbl>
@@ -926,7 +926,7 @@
       <w:tr>
         <w:tc>
           <w:tcPr>
-            <w:tcW w:type="pct" w:w="26%"/>
+            <w:tcW w:type="pct" w:w="12%"/>
             <w:tcBorders>
               <w:top w:val="single" w:color="D8DBE0" w:sz="4"/>
               <w:left w:val="nil" w:sz="0"/>
@@ -951,13 +951,13 @@
                 <w:sz w:val="17"/>
                 <w:szCs w:val="17"/>
               </w:rPr>
-              <w:t xml:space="preserve">Lektion 1 · 45 min</w:t>
-            </w:r>
-          </w:p>
-        </w:tc>
-        <w:tc>
-          <w:tcPr>
-            <w:tcW w:type="pct" w:w="74%"/>
+              <w:t xml:space="preserve">Teil 1</w:t>
+            </w:r>
+          </w:p>
+        </w:tc>
+        <w:tc>
+          <w:tcPr>
+            <w:tcW w:type="pct" w:w="88%"/>
             <w:tcBorders>
               <w:top w:val="single" w:color="D8DBE0" w:sz="4"/>
               <w:left w:val="nil" w:sz="0"/>
@@ -988,7 +988,7 @@
       <w:tr>
         <w:tc>
           <w:tcPr>
-            <w:tcW w:type="pct" w:w="26%"/>
+            <w:tcW w:type="pct" w:w="12%"/>
             <w:tcBorders>
               <w:top w:val="nil" w:sz="0"/>
               <w:left w:val="nil" w:sz="0"/>
@@ -1013,13 +1013,13 @@
                 <w:sz w:val="17"/>
                 <w:szCs w:val="17"/>
               </w:rPr>
-              <w:t xml:space="preserve">Lektion 2 · 45 min</w:t>
-            </w:r>
-          </w:p>
-        </w:tc>
-        <w:tc>
-          <w:tcPr>
-            <w:tcW w:type="pct" w:w="74%"/>
+              <w:t xml:space="preserve">Teil 2</w:t>
+            </w:r>
+          </w:p>
+        </w:tc>
+        <w:tc>
+          <w:tcPr>
+            <w:tcW w:type="pct" w:w="88%"/>
             <w:tcBorders>
               <w:top w:val="nil" w:sz="0"/>
               <w:left w:val="nil" w:sz="0"/>
@@ -1050,7 +1050,7 @@
       <w:tr>
         <w:tc>
           <w:tcPr>
-            <w:tcW w:type="pct" w:w="26%"/>
+            <w:tcW w:type="pct" w:w="12%"/>
             <w:tcBorders>
               <w:top w:val="nil" w:sz="0"/>
               <w:left w:val="nil" w:sz="0"/>
@@ -1075,13 +1075,13 @@
                 <w:sz w:val="17"/>
                 <w:szCs w:val="17"/>
               </w:rPr>
-              <w:t xml:space="preserve">Lektion 3 · 45 min</w:t>
-            </w:r>
-          </w:p>
-        </w:tc>
-        <w:tc>
-          <w:tcPr>
-            <w:tcW w:type="pct" w:w="74%"/>
+              <w:t xml:space="preserve">Teil 3</w:t>
+            </w:r>
+          </w:p>
+        </w:tc>
+        <w:tc>
+          <w:tcPr>
+            <w:tcW w:type="pct" w:w="88%"/>
             <w:tcBorders>
               <w:top w:val="nil" w:sz="0"/>
               <w:left w:val="nil" w:sz="0"/>
@@ -1104,7 +1104,7 @@
                 <w:sz w:val="19"/>
                 <w:szCs w:val="19"/>
               </w:rPr>
-              <w:t xml:space="preserve">Landkarte fertigstellen, Feedback-Kriterien, Abschluss mit Mindmap</w:t>
+              <w:t xml:space="preserve">Landkarte fertigstellen, Feedback-Kriterien, Abschluss mit Begriffsnetz</w:t>
             </w:r>
           </w:p>
         </w:tc>
@@ -1218,7 +1218,7 @@
           <w:sz w:val="19"/>
           <w:szCs w:val="19"/>
         </w:rPr>
-        <w:t xml:space="preserve">Sie bauen in dieser Woche Ihre Bedürfnis-Landkarte auf: LF1 liefert die Kategorien, LF2 Ihre eigenen Einträge, LF3 die Einflüsse mit Beleg, LF4 Ihren Massstab und Ihren Entscheid zum Handy.</w:t>
+        <w:t xml:space="preserve">Sie bauen Schritt für Schritt Ihre Bedürfnis-Landkarte auf: LF1 liefert die Kategorien, LF2 Ihre eigenen Einträge, LF3 die Einflüsse mit Beleg, LF4 Ihren Massstab und Ihren Entscheid zum Handy.</w:t>
       </w:r>
     </w:p>
     <w:tbl>
@@ -6893,6 +6893,577 @@
     </w:tbl>
     <w:p>
       <w:pPr>
+        <w:keepNext/>
+        <w:spacing w:after="40" w:before="120"/>
+      </w:pPr>
+      <w:r>
+        <w:rPr>
+          <w:rFonts w:ascii="Consolas" w:cs="Consolas" w:eastAsia="Consolas" w:hAnsi="Consolas"/>
+          <w:b/>
+          <w:bCs/>
+          <w:color w:val="C0392B"/>
+          <w:sz w:val="14"/>
+          <w:szCs w:val="14"/>
+        </w:rPr>
+        <w:t xml:space="preserve">SO KANN IHR PRODUKT AUSSEHEN</w:t>
+      </w:r>
+      <w:r>
+        <w:rPr>
+          <w:i/>
+          <w:iCs/>
+          <w:color w:val="4A5057"/>
+          <w:sz w:val="16"/>
+          <w:szCs w:val="16"/>
+        </w:rPr>
+        <w:t xml:space="preserve">   Beispiel an einem anderen Fall — bei Ihnen zählt die Form, nicht der Inhalt.</w:t>
+      </w:r>
+    </w:p>
+    <w:tbl>
+      <w:tblPr>
+        <w:tblW w:type="pct" w:w="100%"/>
+        <w:tblBorders>
+          <w:top w:val="single" w:color="auto" w:sz="4"/>
+          <w:left w:val="single" w:color="auto" w:sz="4"/>
+          <w:bottom w:val="single" w:color="auto" w:sz="4"/>
+          <w:right w:val="single" w:color="auto" w:sz="4"/>
+          <w:insideH w:val="single" w:color="auto" w:sz="4"/>
+          <w:insideV w:val="single" w:color="auto" w:sz="4"/>
+        </w:tblBorders>
+      </w:tblPr>
+      <w:tblGrid>
+        <w:gridCol w:w="100"/>
+      </w:tblGrid>
+      <w:tr>
+        <w:tc>
+          <w:tcPr>
+            <w:tcBorders>
+              <w:top w:val="single" w:color="8B9099" w:sz="6"/>
+              <w:left w:val="single" w:color="8B9099" w:sz="6"/>
+              <w:bottom w:val="single" w:color="8B9099" w:sz="6"/>
+              <w:right w:val="single" w:color="8B9099" w:sz="6"/>
+            </w:tcBorders>
+            <w:tcMar>
+              <w:top w:type="dxa" w:w="50"/>
+              <w:left w:type="dxa" w:w="130"/>
+              <w:bottom w:type="dxa" w:w="50"/>
+              <w:right w:type="dxa" w:w="130"/>
+            </w:tcMar>
+          </w:tcPr>
+          <w:p>
+            <w:pPr>
+              <w:keepNext/>
+              <w:spacing w:after="0" w:before="0" w:line="176" w:lineRule="exact"/>
+            </w:pPr>
+            <w:r>
+              <w:rPr>
+                <w:rFonts w:ascii="Segoe Print" w:cs="Segoe Print" w:eastAsia="Segoe Print" w:hAnsi="Segoe Print"/>
+                <w:b/>
+                <w:bCs/>
+                <w:color w:val="1A1D22"/>
+                <w:sz w:val="15"/>
+                <w:szCs w:val="15"/>
+              </w:rPr>
+              <w:t xml:space="preserve">Beispiel an einem anderen Fall: Kaufe ich die Spielkonsole für CHF 450?</w:t>
+            </w:r>
+          </w:p>
+          <w:p>
+            <w:pPr>
+              <w:keepNext/>
+              <w:pBdr>
+                <w:bottom w:val="single" w:color="4A5057" w:sz="6" w:space="1"/>
+              </w:pBdr>
+              <w:spacing w:after="40" w:before="0" w:line="176" w:lineRule="exact"/>
+            </w:pPr>
+            <w:r>
+              <w:rPr>
+                <w:rFonts w:ascii="Segoe UI Symbol" w:cs="Segoe UI Symbol" w:eastAsia="Segoe UI Symbol" w:hAnsi="Segoe UI Symbol"/>
+                <w:color w:val="1A1D22"/>
+                <w:sz w:val="14"/>
+                <w:szCs w:val="14"/>
+              </w:rPr>
+              <w:t xml:space="preserve">●</w:t>
+            </w:r>
+            <w:r>
+              <w:rPr>
+                <w:rFonts w:ascii="Segoe Print" w:cs="Segoe Print" w:eastAsia="Segoe Print" w:hAnsi="Segoe Print"/>
+                <w:color w:val="4A5057"/>
+                <w:sz w:val="14"/>
+                <w:szCs w:val="14"/>
+              </w:rPr>
+              <w:t xml:space="preserve"> echt</w:t>
+            </w:r>
+            <w:r>
+              <w:rPr>
+                <w:rFonts w:ascii="Segoe Print" w:cs="Segoe Print" w:eastAsia="Segoe Print" w:hAnsi="Segoe Print"/>
+                <w:color w:val="1A1D22"/>
+                <w:sz w:val="14"/>
+                <w:szCs w:val="14"/>
+              </w:rPr>
+              <w:t xml:space="preserve">     </w:t>
+            </w:r>
+            <w:r>
+              <w:rPr>
+                <w:rFonts w:ascii="Segoe UI Symbol" w:cs="Segoe UI Symbol" w:eastAsia="Segoe UI Symbol" w:hAnsi="Segoe UI Symbol"/>
+                <w:color w:val="1A1D22"/>
+                <w:sz w:val="14"/>
+                <w:szCs w:val="14"/>
+              </w:rPr>
+              <w:t xml:space="preserve">○</w:t>
+            </w:r>
+            <w:r>
+              <w:rPr>
+                <w:rFonts w:ascii="Segoe Print" w:cs="Segoe Print" w:eastAsia="Segoe Print" w:hAnsi="Segoe Print"/>
+                <w:color w:val="4A5057"/>
+                <w:sz w:val="14"/>
+                <w:szCs w:val="14"/>
+              </w:rPr>
+              <w:t xml:space="preserve"> geweckt</w:t>
+            </w:r>
+            <w:r>
+              <w:rPr>
+                <w:rFonts w:ascii="Segoe Print" w:cs="Segoe Print" w:eastAsia="Segoe Print" w:hAnsi="Segoe Print"/>
+                <w:color w:val="1A1D22"/>
+                <w:sz w:val="14"/>
+                <w:szCs w:val="14"/>
+              </w:rPr>
+              <w:t xml:space="preserve">     </w:t>
+            </w:r>
+            <w:r>
+              <w:rPr>
+                <w:rFonts w:ascii="Segoe UI Symbol" w:cs="Segoe UI Symbol" w:eastAsia="Segoe UI Symbol" w:hAnsi="Segoe UI Symbol"/>
+                <w:color w:val="1A1D22"/>
+                <w:sz w:val="14"/>
+                <w:szCs w:val="14"/>
+              </w:rPr>
+              <w:t xml:space="preserve">◐</w:t>
+            </w:r>
+            <w:r>
+              <w:rPr>
+                <w:rFonts w:ascii="Segoe Print" w:cs="Segoe Print" w:eastAsia="Segoe Print" w:hAnsi="Segoe Print"/>
+                <w:color w:val="4A5057"/>
+                <w:sz w:val="14"/>
+                <w:szCs w:val="14"/>
+              </w:rPr>
+              <w:t xml:space="preserve"> geweckt, aber berechtigt</w:t>
+            </w:r>
+          </w:p>
+          <w:p>
+            <w:pPr>
+              <w:spacing w:after="0" w:before="0" w:line="60" w:lineRule="exact"/>
+            </w:pPr>
+            <w:r>
+              <w:t xml:space="preserve"/>
+            </w:r>
+          </w:p>
+          <w:tbl>
+            <w:tblPr>
+              <w:tblW w:type="pct" w:w="100%"/>
+              <w:tblBorders>
+                <w:top w:val="single" w:color="auto" w:sz="4"/>
+                <w:left w:val="single" w:color="auto" w:sz="4"/>
+                <w:bottom w:val="single" w:color="auto" w:sz="4"/>
+                <w:right w:val="single" w:color="auto" w:sz="4"/>
+                <w:insideH w:val="single" w:color="auto" w:sz="4"/>
+                <w:insideV w:val="single" w:color="auto" w:sz="4"/>
+              </w:tblBorders>
+            </w:tblPr>
+            <w:tblGrid>
+              <w:gridCol w:w="100"/>
+              <w:gridCol w:w="100"/>
+              <w:gridCol w:w="100"/>
+            </w:tblGrid>
+            <w:tr>
+              <w:tc>
+                <w:tcPr>
+                  <w:tcW w:type="pct" w:w="27%"/>
+                  <w:tcBorders>
+                    <w:top w:val="nil" w:color="FFFFFF" w:sz="0"/>
+                    <w:left w:val="nil" w:color="FFFFFF" w:sz="0"/>
+                    <w:bottom w:val="nil" w:color="FFFFFF" w:sz="0"/>
+                    <w:right w:val="nil" w:color="FFFFFF" w:sz="0"/>
+                  </w:tcBorders>
+                  <w:tcMar>
+                    <w:top w:type="dxa" w:w="0"/>
+                    <w:left w:type="dxa" w:w="0"/>
+                    <w:bottom w:type="dxa" w:w="0"/>
+                    <w:right w:type="dxa" w:w="160"/>
+                  </w:tcMar>
+                </w:tcPr>
+                <w:p>
+                  <w:pPr>
+                    <w:keepNext/>
+                    <w:pBdr>
+                      <w:bottom w:val="single" w:color="C0392B" w:sz="4" w:space="1"/>
+                    </w:pBdr>
+                    <w:spacing w:after="20" w:before="0" w:line="176" w:lineRule="exact"/>
+                  </w:pPr>
+                  <w:r>
+                    <w:rPr>
+                      <w:rFonts w:ascii="Segoe Print" w:cs="Segoe Print" w:eastAsia="Segoe Print" w:hAnsi="Segoe Print"/>
+                      <w:b/>
+                      <w:bCs/>
+                      <w:color w:val="C0392B"/>
+                      <w:sz w:val="15"/>
+                      <w:szCs w:val="15"/>
+                    </w:rPr>
+                    <w:t xml:space="preserve">Existenzbedürfnisse</w:t>
+                  </w:r>
+                </w:p>
+                <w:p>
+                  <w:pPr>
+                    <w:spacing w:after="10" w:before="0" w:line="176" w:lineRule="exact"/>
+                    <w:ind w:left="170" w:hanging="170"/>
+                  </w:pPr>
+                  <w:r>
+                    <w:rPr>
+                      <w:rFonts w:ascii="Segoe UI Symbol" w:cs="Segoe UI Symbol" w:eastAsia="Segoe UI Symbol" w:hAnsi="Segoe UI Symbol"/>
+                      <w:color w:val="1A1D22"/>
+                      <w:sz w:val="14"/>
+                      <w:szCs w:val="14"/>
+                    </w:rPr>
+                    <w:t xml:space="preserve">●</w:t>
+                  </w:r>
+                  <w:r>
+                    <w:rPr>
+                      <w:rFonts w:ascii="Segoe Print" w:cs="Segoe Print" w:eastAsia="Segoe Print" w:hAnsi="Segoe Print"/>
+                      <w:color w:val="1A1D22"/>
+                      <w:sz w:val="14"/>
+                      <w:szCs w:val="14"/>
+                    </w:rPr>
+                    <w:t xml:space="preserve"> Znüni und Mittagessen → Nahrung</w:t>
+                  </w:r>
+                </w:p>
+                <w:p>
+                  <w:pPr>
+                    <w:spacing w:after="10" w:before="0" w:line="176" w:lineRule="exact"/>
+                    <w:ind w:left="170" w:hanging="170"/>
+                  </w:pPr>
+                  <w:r>
+                    <w:rPr>
+                      <w:rFonts w:ascii="Segoe UI Symbol" w:cs="Segoe UI Symbol" w:eastAsia="Segoe UI Symbol" w:hAnsi="Segoe UI Symbol"/>
+                      <w:color w:val="1A1D22"/>
+                      <w:sz w:val="14"/>
+                      <w:szCs w:val="14"/>
+                    </w:rPr>
+                    <w:t xml:space="preserve">●</w:t>
+                  </w:r>
+                  <w:r>
+                    <w:rPr>
+                      <w:rFonts w:ascii="Segoe Print" w:cs="Segoe Print" w:eastAsia="Segoe Print" w:hAnsi="Segoe Print"/>
+                      <w:color w:val="1A1D22"/>
+                      <w:sz w:val="14"/>
+                      <w:szCs w:val="14"/>
+                    </w:rPr>
+                    <w:t xml:space="preserve"> Regenjacke → Kleidung</w:t>
+                  </w:r>
+                </w:p>
+                <w:p>
+                  <w:pPr>
+                    <w:spacing w:after="10" w:before="0" w:line="176" w:lineRule="exact"/>
+                    <w:ind w:left="170" w:hanging="170"/>
+                  </w:pPr>
+                  <w:r>
+                    <w:rPr>
+                      <w:rFonts w:ascii="Segoe UI Symbol" w:cs="Segoe UI Symbol" w:eastAsia="Segoe UI Symbol" w:hAnsi="Segoe UI Symbol"/>
+                      <w:color w:val="1A1D22"/>
+                      <w:sz w:val="14"/>
+                      <w:szCs w:val="14"/>
+                    </w:rPr>
+                    <w:t xml:space="preserve">●</w:t>
+                  </w:r>
+                  <w:r>
+                    <w:rPr>
+                      <w:rFonts w:ascii="Segoe Print" w:cs="Segoe Print" w:eastAsia="Segoe Print" w:hAnsi="Segoe Print"/>
+                      <w:color w:val="1A1D22"/>
+                      <w:sz w:val="14"/>
+                      <w:szCs w:val="14"/>
+                    </w:rPr>
+                    <w:t xml:space="preserve"> Neue Brille → medizinische Versorgung</w:t>
+                  </w:r>
+                </w:p>
+              </w:tc>
+              <w:tc>
+                <w:tcPr>
+                  <w:tcW w:type="pct" w:w="40%"/>
+                  <w:tcBorders>
+                    <w:top w:val="nil" w:color="FFFFFF" w:sz="0"/>
+                    <w:left w:val="nil" w:color="FFFFFF" w:sz="0"/>
+                    <w:bottom w:val="nil" w:color="FFFFFF" w:sz="0"/>
+                    <w:right w:val="nil" w:color="FFFFFF" w:sz="0"/>
+                  </w:tcBorders>
+                  <w:tcMar>
+                    <w:top w:type="dxa" w:w="0"/>
+                    <w:left w:type="dxa" w:w="0"/>
+                    <w:bottom w:type="dxa" w:w="0"/>
+                    <w:right w:type="dxa" w:w="160"/>
+                  </w:tcMar>
+                </w:tcPr>
+                <w:p>
+                  <w:pPr>
+                    <w:keepNext/>
+                    <w:pBdr>
+                      <w:bottom w:val="single" w:color="C0392B" w:sz="4" w:space="1"/>
+                    </w:pBdr>
+                    <w:spacing w:after="20" w:before="0" w:line="176" w:lineRule="exact"/>
+                  </w:pPr>
+                  <w:r>
+                    <w:rPr>
+                      <w:rFonts w:ascii="Segoe Print" w:cs="Segoe Print" w:eastAsia="Segoe Print" w:hAnsi="Segoe Print"/>
+                      <w:b/>
+                      <w:bCs/>
+                      <w:color w:val="C0392B"/>
+                      <w:sz w:val="15"/>
+                      <w:szCs w:val="15"/>
+                    </w:rPr>
+                    <w:t xml:space="preserve">Wahlbedürfnisse</w:t>
+                  </w:r>
+                </w:p>
+                <w:p>
+                  <w:pPr>
+                    <w:spacing w:after="0" w:before="0" w:line="176" w:lineRule="exact"/>
+                    <w:ind w:left="170" w:hanging="170"/>
+                  </w:pPr>
+                  <w:r>
+                    <w:rPr>
+                      <w:rFonts w:ascii="Segoe UI Symbol" w:cs="Segoe UI Symbol" w:eastAsia="Segoe UI Symbol" w:hAnsi="Segoe UI Symbol"/>
+                      <w:color w:val="1A1D22"/>
+                      <w:sz w:val="14"/>
+                      <w:szCs w:val="14"/>
+                    </w:rPr>
+                    <w:t xml:space="preserve">○</w:t>
+                  </w:r>
+                  <w:r>
+                    <w:rPr>
+                      <w:rFonts w:ascii="Segoe Print" w:cs="Segoe Print" w:eastAsia="Segoe Print" w:hAnsi="Segoe Print"/>
+                      <w:color w:val="1A1D22"/>
+                      <w:sz w:val="14"/>
+                      <w:szCs w:val="14"/>
+                    </w:rPr>
+                    <w:t xml:space="preserve"> Spielkonsole → Unterhaltung, Dazugehörigkeit</w:t>
+                  </w:r>
+                </w:p>
+                <w:p>
+                  <w:pPr>
+                    <w:spacing w:after="10" w:before="0" w:line="176" w:lineRule="exact"/>
+                    <w:ind w:left="170"/>
+                  </w:pPr>
+                  <w:r>
+                    <w:rPr>
+                      <w:rFonts w:ascii="Segoe Print" w:cs="Segoe Print" w:eastAsia="Segoe Print" w:hAnsi="Segoe Print"/>
+                      <w:color w:val="4A5057"/>
+                      <w:sz w:val="14"/>
+                      <w:szCs w:val="14"/>
+                    </w:rPr>
+                    <w:t xml:space="preserve">Einfluss: Kollegen spielen online</w:t>
+                  </w:r>
+                </w:p>
+                <w:p>
+                  <w:pPr>
+                    <w:spacing w:after="10" w:before="0" w:line="176" w:lineRule="exact"/>
+                    <w:ind w:left="170" w:hanging="170"/>
+                  </w:pPr>
+                  <w:r>
+                    <w:rPr>
+                      <w:rFonts w:ascii="Segoe UI Symbol" w:cs="Segoe UI Symbol" w:eastAsia="Segoe UI Symbol" w:hAnsi="Segoe UI Symbol"/>
+                      <w:color w:val="1A1D22"/>
+                      <w:sz w:val="14"/>
+                      <w:szCs w:val="14"/>
+                    </w:rPr>
+                    <w:t xml:space="preserve">●</w:t>
+                  </w:r>
+                  <w:r>
+                    <w:rPr>
+                      <w:rFonts w:ascii="Segoe Print" w:cs="Segoe Print" w:eastAsia="Segoe Print" w:hAnsi="Segoe Print"/>
+                      <w:color w:val="1A1D22"/>
+                      <w:sz w:val="14"/>
+                      <w:szCs w:val="14"/>
+                    </w:rPr>
+                    <w:t xml:space="preserve"> Vereinsbeitrag Unihockey → Dazugehörigkeit</w:t>
+                  </w:r>
+                </w:p>
+                <w:p>
+                  <w:pPr>
+                    <w:spacing w:after="0" w:before="0" w:line="176" w:lineRule="exact"/>
+                    <w:ind w:left="170" w:hanging="170"/>
+                  </w:pPr>
+                  <w:r>
+                    <w:rPr>
+                      <w:rFonts w:ascii="Segoe UI Symbol" w:cs="Segoe UI Symbol" w:eastAsia="Segoe UI Symbol" w:hAnsi="Segoe UI Symbol"/>
+                      <w:color w:val="1A1D22"/>
+                      <w:sz w:val="14"/>
+                      <w:szCs w:val="14"/>
+                    </w:rPr>
+                    <w:t xml:space="preserve">○</w:t>
+                  </w:r>
+                  <w:r>
+                    <w:rPr>
+                      <w:rFonts w:ascii="Segoe Print" w:cs="Segoe Print" w:eastAsia="Segoe Print" w:hAnsi="Segoe Print"/>
+                      <w:color w:val="1A1D22"/>
+                      <w:sz w:val="14"/>
+                      <w:szCs w:val="14"/>
+                    </w:rPr>
+                    <w:t xml:space="preserve"> Trikot der Lieblingsmannschaft → Anerkennung</w:t>
+                  </w:r>
+                </w:p>
+                <w:p>
+                  <w:pPr>
+                    <w:spacing w:after="10" w:before="0" w:line="176" w:lineRule="exact"/>
+                    <w:ind w:left="170"/>
+                  </w:pPr>
+                  <w:r>
+                    <w:rPr>
+                      <w:rFonts w:ascii="Segoe Print" w:cs="Segoe Print" w:eastAsia="Segoe Print" w:hAnsi="Segoe Print"/>
+                      <w:color w:val="4A5057"/>
+                      <w:sz w:val="14"/>
+                      <w:szCs w:val="14"/>
+                    </w:rPr>
+                    <w:t xml:space="preserve">Einfluss: Werbung im Stadion</w:t>
+                  </w:r>
+                </w:p>
+                <w:p>
+                  <w:pPr>
+                    <w:spacing w:after="0" w:before="0" w:line="176" w:lineRule="exact"/>
+                    <w:ind w:left="170" w:hanging="170"/>
+                  </w:pPr>
+                  <w:r>
+                    <w:rPr>
+                      <w:rFonts w:ascii="Segoe UI Symbol" w:cs="Segoe UI Symbol" w:eastAsia="Segoe UI Symbol" w:hAnsi="Segoe UI Symbol"/>
+                      <w:color w:val="1A1D22"/>
+                      <w:sz w:val="14"/>
+                      <w:szCs w:val="14"/>
+                    </w:rPr>
+                    <w:t xml:space="preserve">◐</w:t>
+                  </w:r>
+                  <w:r>
+                    <w:rPr>
+                      <w:rFonts w:ascii="Segoe Print" w:cs="Segoe Print" w:eastAsia="Segoe Print" w:hAnsi="Segoe Print"/>
+                      <w:color w:val="1A1D22"/>
+                      <w:sz w:val="14"/>
+                      <w:szCs w:val="14"/>
+                    </w:rPr>
+                    <w:t xml:space="preserve"> Kinoabend → Unterhaltung</w:t>
+                  </w:r>
+                </w:p>
+                <w:p>
+                  <w:pPr>
+                    <w:spacing w:after="10" w:before="0" w:line="176" w:lineRule="exact"/>
+                    <w:ind w:left="170"/>
+                  </w:pPr>
+                  <w:r>
+                    <w:rPr>
+                      <w:rFonts w:ascii="Segoe Print" w:cs="Segoe Print" w:eastAsia="Segoe Print" w:hAnsi="Segoe Print"/>
+                      <w:color w:val="4A5057"/>
+                      <w:sz w:val="14"/>
+                      <w:szCs w:val="14"/>
+                    </w:rPr>
+                    <w:t xml:space="preserve">Einfluss: Trailer im Feed; ich gehe aber gern</w:t>
+                  </w:r>
+                </w:p>
+                <w:p>
+                  <w:pPr>
+                    <w:spacing w:after="10" w:before="0" w:line="176" w:lineRule="exact"/>
+                    <w:ind w:left="170" w:hanging="170"/>
+                  </w:pPr>
+                  <w:r>
+                    <w:rPr>
+                      <w:rFonts w:ascii="Segoe UI Symbol" w:cs="Segoe UI Symbol" w:eastAsia="Segoe UI Symbol" w:hAnsi="Segoe UI Symbol"/>
+                      <w:color w:val="1A1D22"/>
+                      <w:sz w:val="14"/>
+                      <w:szCs w:val="14"/>
+                    </w:rPr>
+                    <w:t xml:space="preserve">●</w:t>
+                  </w:r>
+                  <w:r>
+                    <w:rPr>
+                      <w:rFonts w:ascii="Segoe Print" w:cs="Segoe Print" w:eastAsia="Segoe Print" w:hAnsi="Segoe Print"/>
+                      <w:color w:val="1A1D22"/>
+                      <w:sz w:val="14"/>
+                      <w:szCs w:val="14"/>
+                    </w:rPr>
+                    <w:t xml:space="preserve"> Gitarrensaiten → Selbstverwirklichung</w:t>
+                  </w:r>
+                </w:p>
+              </w:tc>
+              <w:tc>
+                <w:tcPr>
+                  <w:tcW w:type="pct" w:w="33%"/>
+                  <w:tcBorders>
+                    <w:top w:val="nil" w:color="FFFFFF" w:sz="0"/>
+                    <w:left w:val="nil" w:color="FFFFFF" w:sz="0"/>
+                    <w:bottom w:val="nil" w:color="FFFFFF" w:sz="0"/>
+                    <w:right w:val="nil" w:color="FFFFFF" w:sz="0"/>
+                  </w:tcBorders>
+                  <w:tcMar>
+                    <w:top w:type="dxa" w:w="0"/>
+                    <w:left w:type="dxa" w:w="0"/>
+                    <w:bottom w:type="dxa" w:w="0"/>
+                    <w:right w:type="dxa" w:w="0"/>
+                  </w:tcMar>
+                </w:tcPr>
+                <w:p>
+                  <w:pPr>
+                    <w:keepNext/>
+                    <w:pBdr>
+                      <w:bottom w:val="single" w:color="C0392B" w:sz="4" w:space="1"/>
+                    </w:pBdr>
+                    <w:spacing w:after="20" w:before="0" w:line="176" w:lineRule="exact"/>
+                  </w:pPr>
+                  <w:r>
+                    <w:rPr>
+                      <w:rFonts w:ascii="Segoe Print" w:cs="Segoe Print" w:eastAsia="Segoe Print" w:hAnsi="Segoe Print"/>
+                      <w:b/>
+                      <w:bCs/>
+                      <w:color w:val="C0392B"/>
+                      <w:sz w:val="15"/>
+                      <w:szCs w:val="15"/>
+                    </w:rPr>
+                    <w:t xml:space="preserve">Am Rand</w:t>
+                  </w:r>
+                </w:p>
+                <w:p>
+                  <w:pPr>
+                    <w:spacing w:after="10" w:before="0" w:line="176" w:lineRule="exact"/>
+                  </w:pPr>
+                  <w:r>
+                    <w:rPr>
+                      <w:rFonts w:ascii="Segoe Print" w:cs="Segoe Print" w:eastAsia="Segoe Print" w:hAnsi="Segoe Print"/>
+                      <w:color w:val="1A1D22"/>
+                      <w:sz w:val="14"/>
+                      <w:szCs w:val="14"/>
+                    </w:rPr>
+                    <w:t xml:space="preserve">Mein Massstab: Ich kaufe erst, wenn das Geld gespart ist und der Wunsch nach einem Monat noch da ist.</w:t>
+                  </w:r>
+                </w:p>
+                <w:p>
+                  <w:pPr>
+                    <w:spacing w:after="10" w:before="0" w:line="176" w:lineRule="exact"/>
+                  </w:pPr>
+                  <w:r>
+                    <w:rPr>
+                      <w:rFonts w:ascii="Segoe Print" w:cs="Segoe Print" w:eastAsia="Segoe Print" w:hAnsi="Segoe Print"/>
+                      <w:color w:val="1A1D22"/>
+                      <w:sz w:val="14"/>
+                      <w:szCs w:val="14"/>
+                    </w:rPr>
+                    <w:t xml:space="preserve">Mein Entscheid: Konsole noch nicht — ich spare zwei Monate und prüfe dann nochmals.</w:t>
+                  </w:r>
+                </w:p>
+              </w:tc>
+            </w:tr>
+          </w:tbl>
+          <w:p>
+            <w:pPr>
+              <w:spacing w:after="0" w:before="0" w:line="20" w:lineRule="exact"/>
+            </w:pPr>
+            <w:r>
+              <w:t xml:space="preserve"/>
+            </w:r>
+          </w:p>
+        </w:tc>
+      </w:tr>
+    </w:tbl>
+    <w:p>
+      <w:pPr>
         <w:sectPr>
           <w:headerReference w:type="default" r:id="rId17"/>
           <w:footerReference w:type="default" r:id="rId18"/>
@@ -7369,7 +7940,1496 @@
           <w:sz w:val="18"/>
           <w:szCs w:val="18"/>
         </w:rPr>
-        <w:t xml:space="preserve">Verbinden Sie die Begriffe mit Linien und schreiben Sie an jede Linie, wie die zwei Begriffe zusammenhängen — mindestens fünf Verbindungen. Ergänzen Sie mindestens zwei Begriffe aus Ihrem Raster (S. 3). Tragen Sie im Feld «gilt auch bei …» ein, wo dasselbe sonst noch gilt, und führen Sie eine Verbindung dorthin.</w:t>
+        <w:t xml:space="preserve">Verbinden Sie Begriffe mit Linien und schreiben Sie an jede Linie, wie die zwei Begriffe zusammenhängen — mindestens fünf Verbindungen, eine davon zum Feld «gilt auch bei …». Schreiben Sie in die zwei leeren Knoten je einen Begriff aus Ihrem Raster (S. 3).</w:t>
+      </w:r>
+    </w:p>
+    <w:tbl>
+      <w:tblPr>
+        <w:tblW w:type="dxa" w:w="9638"/>
+        <w:tblBorders>
+          <w:top w:val="single" w:color="auto" w:sz="4"/>
+          <w:left w:val="single" w:color="auto" w:sz="4"/>
+          <w:bottom w:val="single" w:color="auto" w:sz="4"/>
+          <w:right w:val="single" w:color="auto" w:sz="4"/>
+          <w:insideH w:val="single" w:color="auto" w:sz="4"/>
+          <w:insideV w:val="single" w:color="auto" w:sz="4"/>
+        </w:tblBorders>
+      </w:tblPr>
+      <w:tblGrid>
+        <w:gridCol w:w="2120"/>
+        <w:gridCol w:w="2313"/>
+        <w:gridCol w:w="771"/>
+        <w:gridCol w:w="2313"/>
+        <w:gridCol w:w="2120"/>
+      </w:tblGrid>
+      <w:tr>
+        <w:trPr>
+          <w:cantSplit/>
+        </w:trPr>
+        <w:tc>
+          <w:tcPr>
+            <w:tcW w:type="pct" w:w="46%"/>
+            <w:gridSpan w:val="2"/>
+            <w:tcBorders>
+              <w:top w:val="nil" w:color="FFFFFF" w:sz="0"/>
+              <w:left w:val="nil" w:color="FFFFFF" w:sz="0"/>
+              <w:bottom w:val="nil" w:color="FFFFFF" w:sz="0"/>
+              <w:right w:val="nil" w:color="FFFFFF" w:sz="0"/>
+            </w:tcBorders>
+            <w:tcMar>
+              <w:top w:type="dxa" w:w="0"/>
+              <w:left w:type="dxa" w:w="0"/>
+              <w:bottom w:type="dxa" w:w="0"/>
+              <w:right w:type="dxa" w:w="0"/>
+            </w:tcMar>
+            <w:vAlign w:val="top"/>
+          </w:tcPr>
+          <w:p>
+            <w:pPr>
+              <w:spacing w:after="60" w:before="0"/>
+              <w:jc w:val="left"/>
+            </w:pPr>
+            <w:r>
+              <w:rPr>
+                <w:rFonts w:ascii="Consolas" w:cs="Consolas" w:eastAsia="Consolas" w:hAnsi="Consolas"/>
+                <w:b/>
+                <w:bCs/>
+                <w:color w:val="C0392B"/>
+                <w:sz w:val="14"/>
+                <w:szCs w:val="14"/>
+              </w:rPr>
+              <w:t xml:space="preserve">BEDÜRFNISARTEN</w:t>
+            </w:r>
+          </w:p>
+          <w:tbl>
+            <w:tblPr>
+              <w:tblW w:type="pct" w:w="100%"/>
+              <w:tblBorders>
+                <w:top w:val="single" w:color="auto" w:sz="4"/>
+                <w:left w:val="single" w:color="auto" w:sz="4"/>
+                <w:bottom w:val="single" w:color="auto" w:sz="4"/>
+                <w:right w:val="single" w:color="auto" w:sz="4"/>
+                <w:insideH w:val="single" w:color="auto" w:sz="4"/>
+                <w:insideV w:val="single" w:color="auto" w:sz="4"/>
+              </w:tblBorders>
+            </w:tblPr>
+            <w:tblGrid>
+              <w:gridCol w:w="100"/>
+              <w:gridCol w:w="100"/>
+              <w:gridCol w:w="100"/>
+            </w:tblGrid>
+            <w:tr>
+              <w:trPr>
+                <w:cantSplit/>
+                <w:trHeight w:val="351" w:hRule="atLeast"/>
+              </w:trPr>
+              <w:tc>
+                <w:tcPr>
+                  <w:tcW w:type="pct" w:w="42%"/>
+                  <w:tcBorders>
+                    <w:top w:val="single" w:color="4A5057" w:sz="6"/>
+                    <w:left w:val="single" w:color="4A5057" w:sz="6"/>
+                    <w:bottom w:val="single" w:color="4A5057" w:sz="6"/>
+                    <w:right w:val="single" w:color="4A5057" w:sz="6"/>
+                  </w:tcBorders>
+                  <w:tcMar>
+                    <w:top w:type="dxa" w:w="20"/>
+                    <w:left w:type="dxa" w:w="60"/>
+                    <w:bottom w:type="dxa" w:w="20"/>
+                    <w:right w:type="dxa" w:w="60"/>
+                  </w:tcMar>
+                  <w:vAlign w:val="center"/>
+                </w:tcPr>
+                <w:p>
+                  <w:pPr>
+                    <w:spacing w:after="0" w:before="0" w:line="228" w:lineRule="auto"/>
+                    <w:jc w:val="center"/>
+                  </w:pPr>
+                  <w:r>
+                    <w:rPr>
+                      <w:b/>
+                      <w:bCs/>
+                      <w:sz w:val="17"/>
+                      <w:szCs w:val="17"/>
+                    </w:rPr>
+                    <w:t xml:space="preserve">Bedürfnis</w:t>
+                  </w:r>
+                </w:p>
+              </w:tc>
+              <w:tc>
+                <w:tcPr>
+                  <w:tcW w:type="pct" w:w="16%"/>
+                  <w:tcBorders>
+                    <w:top w:val="nil" w:color="FFFFFF" w:sz="0"/>
+                    <w:left w:val="nil" w:color="FFFFFF" w:sz="0"/>
+                    <w:bottom w:val="nil" w:color="FFFFFF" w:sz="0"/>
+                    <w:right w:val="nil" w:color="FFFFFF" w:sz="0"/>
+                  </w:tcBorders>
+                  <w:tcMar>
+                    <w:top w:type="dxa" w:w="0"/>
+                    <w:left w:type="dxa" w:w="0"/>
+                    <w:bottom w:type="dxa" w:w="0"/>
+                    <w:right w:type="dxa" w:w="0"/>
+                  </w:tcMar>
+                </w:tcPr>
+                <w:p>
+                  <w:pPr>
+                    <w:spacing w:after="0" w:before="0"/>
+                  </w:pPr>
+                  <w:r>
+                    <w:t xml:space="preserve"/>
+                  </w:r>
+                </w:p>
+              </w:tc>
+              <w:tc>
+                <w:tcPr>
+                  <w:tcW w:type="pct" w:w="42%"/>
+                  <w:tcBorders>
+                    <w:top w:val="nil" w:color="FFFFFF" w:sz="0"/>
+                    <w:left w:val="nil" w:color="FFFFFF" w:sz="0"/>
+                    <w:bottom w:val="nil" w:color="FFFFFF" w:sz="0"/>
+                    <w:right w:val="nil" w:color="FFFFFF" w:sz="0"/>
+                  </w:tcBorders>
+                  <w:tcMar>
+                    <w:top w:type="dxa" w:w="0"/>
+                    <w:left w:type="dxa" w:w="0"/>
+                    <w:bottom w:type="dxa" w:w="0"/>
+                    <w:right w:type="dxa" w:w="0"/>
+                  </w:tcMar>
+                </w:tcPr>
+                <w:p>
+                  <w:pPr>
+                    <w:spacing w:after="0" w:before="0"/>
+                  </w:pPr>
+                  <w:r>
+                    <w:t xml:space="preserve"/>
+                  </w:r>
+                </w:p>
+              </w:tc>
+            </w:tr>
+            <w:tr>
+              <w:trPr>
+                <w:cantSplit/>
+                <w:trHeight w:val="351" w:hRule="atLeast"/>
+              </w:trPr>
+              <w:tc>
+                <w:tcPr>
+                  <w:tcW w:type="pct" w:w="42%"/>
+                  <w:tcBorders>
+                    <w:top w:val="nil" w:color="FFFFFF" w:sz="0"/>
+                    <w:left w:val="nil" w:color="FFFFFF" w:sz="0"/>
+                    <w:bottom w:val="nil" w:color="FFFFFF" w:sz="0"/>
+                    <w:right w:val="nil" w:color="FFFFFF" w:sz="0"/>
+                  </w:tcBorders>
+                  <w:tcMar>
+                    <w:top w:type="dxa" w:w="0"/>
+                    <w:left w:type="dxa" w:w="0"/>
+                    <w:bottom w:type="dxa" w:w="0"/>
+                    <w:right w:type="dxa" w:w="0"/>
+                  </w:tcMar>
+                </w:tcPr>
+                <w:p>
+                  <w:pPr>
+                    <w:spacing w:after="0" w:before="0"/>
+                  </w:pPr>
+                  <w:r>
+                    <w:t xml:space="preserve"/>
+                  </w:r>
+                </w:p>
+              </w:tc>
+              <w:tc>
+                <w:tcPr>
+                  <w:tcW w:type="pct" w:w="16%"/>
+                  <w:tcBorders>
+                    <w:top w:val="nil" w:color="FFFFFF" w:sz="0"/>
+                    <w:left w:val="nil" w:color="FFFFFF" w:sz="0"/>
+                    <w:bottom w:val="nil" w:color="FFFFFF" w:sz="0"/>
+                    <w:right w:val="nil" w:color="FFFFFF" w:sz="0"/>
+                  </w:tcBorders>
+                  <w:tcMar>
+                    <w:top w:type="dxa" w:w="0"/>
+                    <w:left w:type="dxa" w:w="0"/>
+                    <w:bottom w:type="dxa" w:w="0"/>
+                    <w:right w:type="dxa" w:w="0"/>
+                  </w:tcMar>
+                </w:tcPr>
+                <w:p>
+                  <w:pPr>
+                    <w:spacing w:after="0" w:before="0"/>
+                  </w:pPr>
+                  <w:r>
+                    <w:t xml:space="preserve"/>
+                  </w:r>
+                </w:p>
+              </w:tc>
+              <w:tc>
+                <w:tcPr>
+                  <w:tcW w:type="pct" w:w="42%"/>
+                  <w:tcBorders>
+                    <w:top w:val="single" w:color="4A5057" w:sz="6"/>
+                    <w:left w:val="single" w:color="4A5057" w:sz="6"/>
+                    <w:bottom w:val="single" w:color="4A5057" w:sz="6"/>
+                    <w:right w:val="single" w:color="4A5057" w:sz="6"/>
+                  </w:tcBorders>
+                  <w:tcMar>
+                    <w:top w:type="dxa" w:w="20"/>
+                    <w:left w:type="dxa" w:w="60"/>
+                    <w:bottom w:type="dxa" w:w="20"/>
+                    <w:right w:type="dxa" w:w="60"/>
+                  </w:tcMar>
+                  <w:vAlign w:val="center"/>
+                </w:tcPr>
+                <w:p>
+                  <w:pPr>
+                    <w:spacing w:after="0" w:before="0" w:line="228" w:lineRule="auto"/>
+                    <w:jc w:val="center"/>
+                  </w:pPr>
+                  <w:r>
+                    <w:rPr>
+                      <w:b/>
+                      <w:bCs/>
+                      <w:sz w:val="17"/>
+                      <w:szCs w:val="17"/>
+                    </w:rPr>
+                    <w:t xml:space="preserve">Gut</w:t>
+                  </w:r>
+                </w:p>
+              </w:tc>
+            </w:tr>
+            <w:tr>
+              <w:trPr>
+                <w:cantSplit/>
+                <w:trHeight w:val="351" w:hRule="atLeast"/>
+              </w:trPr>
+              <w:tc>
+                <w:tcPr>
+                  <w:tcW w:type="pct" w:w="42%"/>
+                  <w:tcBorders>
+                    <w:top w:val="single" w:color="4A5057" w:sz="6"/>
+                    <w:left w:val="single" w:color="4A5057" w:sz="6"/>
+                    <w:bottom w:val="single" w:color="4A5057" w:sz="6"/>
+                    <w:right w:val="single" w:color="4A5057" w:sz="6"/>
+                  </w:tcBorders>
+                  <w:tcMar>
+                    <w:top w:type="dxa" w:w="20"/>
+                    <w:left w:type="dxa" w:w="60"/>
+                    <w:bottom w:type="dxa" w:w="20"/>
+                    <w:right w:type="dxa" w:w="60"/>
+                  </w:tcMar>
+                  <w:vAlign w:val="center"/>
+                </w:tcPr>
+                <w:p>
+                  <w:pPr>
+                    <w:spacing w:after="0" w:before="0" w:line="228" w:lineRule="auto"/>
+                    <w:jc w:val="center"/>
+                  </w:pPr>
+                  <w:r>
+                    <w:rPr>
+                      <w:b/>
+                      <w:bCs/>
+                      <w:sz w:val="17"/>
+                      <w:szCs w:val="17"/>
+                    </w:rPr>
+                    <w:t xml:space="preserve">Existenzbedürfnis</w:t>
+                  </w:r>
+                </w:p>
+              </w:tc>
+              <w:tc>
+                <w:tcPr>
+                  <w:tcW w:type="pct" w:w="16%"/>
+                  <w:tcBorders>
+                    <w:top w:val="nil" w:color="FFFFFF" w:sz="0"/>
+                    <w:left w:val="nil" w:color="FFFFFF" w:sz="0"/>
+                    <w:bottom w:val="nil" w:color="FFFFFF" w:sz="0"/>
+                    <w:right w:val="nil" w:color="FFFFFF" w:sz="0"/>
+                  </w:tcBorders>
+                  <w:tcMar>
+                    <w:top w:type="dxa" w:w="0"/>
+                    <w:left w:type="dxa" w:w="0"/>
+                    <w:bottom w:type="dxa" w:w="0"/>
+                    <w:right w:type="dxa" w:w="0"/>
+                  </w:tcMar>
+                </w:tcPr>
+                <w:p>
+                  <w:pPr>
+                    <w:spacing w:after="0" w:before="0"/>
+                  </w:pPr>
+                  <w:r>
+                    <w:t xml:space="preserve"/>
+                  </w:r>
+                </w:p>
+              </w:tc>
+              <w:tc>
+                <w:tcPr>
+                  <w:tcW w:type="pct" w:w="42%"/>
+                  <w:tcBorders>
+                    <w:top w:val="nil" w:color="FFFFFF" w:sz="0"/>
+                    <w:left w:val="nil" w:color="FFFFFF" w:sz="0"/>
+                    <w:bottom w:val="nil" w:color="FFFFFF" w:sz="0"/>
+                    <w:right w:val="nil" w:color="FFFFFF" w:sz="0"/>
+                  </w:tcBorders>
+                  <w:tcMar>
+                    <w:top w:type="dxa" w:w="0"/>
+                    <w:left w:type="dxa" w:w="0"/>
+                    <w:bottom w:type="dxa" w:w="0"/>
+                    <w:right w:type="dxa" w:w="0"/>
+                  </w:tcMar>
+                </w:tcPr>
+                <w:p>
+                  <w:pPr>
+                    <w:spacing w:after="0" w:before="0"/>
+                  </w:pPr>
+                  <w:r>
+                    <w:t xml:space="preserve"/>
+                  </w:r>
+                </w:p>
+              </w:tc>
+            </w:tr>
+            <w:tr>
+              <w:trPr>
+                <w:cantSplit/>
+                <w:trHeight w:val="351" w:hRule="atLeast"/>
+              </w:trPr>
+              <w:tc>
+                <w:tcPr>
+                  <w:tcW w:type="pct" w:w="42%"/>
+                  <w:tcBorders>
+                    <w:top w:val="nil" w:color="FFFFFF" w:sz="0"/>
+                    <w:left w:val="nil" w:color="FFFFFF" w:sz="0"/>
+                    <w:bottom w:val="nil" w:color="FFFFFF" w:sz="0"/>
+                    <w:right w:val="nil" w:color="FFFFFF" w:sz="0"/>
+                  </w:tcBorders>
+                  <w:tcMar>
+                    <w:top w:type="dxa" w:w="0"/>
+                    <w:left w:type="dxa" w:w="0"/>
+                    <w:bottom w:type="dxa" w:w="0"/>
+                    <w:right w:type="dxa" w:w="0"/>
+                  </w:tcMar>
+                </w:tcPr>
+                <w:p>
+                  <w:pPr>
+                    <w:spacing w:after="0" w:before="0"/>
+                  </w:pPr>
+                  <w:r>
+                    <w:t xml:space="preserve"/>
+                  </w:r>
+                </w:p>
+              </w:tc>
+              <w:tc>
+                <w:tcPr>
+                  <w:tcW w:type="pct" w:w="16%"/>
+                  <w:tcBorders>
+                    <w:top w:val="nil" w:color="FFFFFF" w:sz="0"/>
+                    <w:left w:val="nil" w:color="FFFFFF" w:sz="0"/>
+                    <w:bottom w:val="nil" w:color="FFFFFF" w:sz="0"/>
+                    <w:right w:val="nil" w:color="FFFFFF" w:sz="0"/>
+                  </w:tcBorders>
+                  <w:tcMar>
+                    <w:top w:type="dxa" w:w="0"/>
+                    <w:left w:type="dxa" w:w="0"/>
+                    <w:bottom w:type="dxa" w:w="0"/>
+                    <w:right w:type="dxa" w:w="0"/>
+                  </w:tcMar>
+                </w:tcPr>
+                <w:p>
+                  <w:pPr>
+                    <w:spacing w:after="0" w:before="0"/>
+                  </w:pPr>
+                  <w:r>
+                    <w:t xml:space="preserve"/>
+                  </w:r>
+                </w:p>
+              </w:tc>
+              <w:tc>
+                <w:tcPr>
+                  <w:tcW w:type="pct" w:w="42%"/>
+                  <w:tcBorders>
+                    <w:top w:val="single" w:color="4A5057" w:sz="6"/>
+                    <w:left w:val="single" w:color="4A5057" w:sz="6"/>
+                    <w:bottom w:val="single" w:color="4A5057" w:sz="6"/>
+                    <w:right w:val="single" w:color="4A5057" w:sz="6"/>
+                  </w:tcBorders>
+                  <w:tcMar>
+                    <w:top w:type="dxa" w:w="20"/>
+                    <w:left w:type="dxa" w:w="60"/>
+                    <w:bottom w:type="dxa" w:w="20"/>
+                    <w:right w:type="dxa" w:w="60"/>
+                  </w:tcMar>
+                  <w:vAlign w:val="center"/>
+                </w:tcPr>
+                <w:p>
+                  <w:pPr>
+                    <w:spacing w:after="0" w:before="0" w:line="228" w:lineRule="auto"/>
+                    <w:jc w:val="center"/>
+                  </w:pPr>
+                  <w:r>
+                    <w:rPr>
+                      <w:b/>
+                      <w:bCs/>
+                      <w:sz w:val="17"/>
+                      <w:szCs w:val="17"/>
+                    </w:rPr>
+                    <w:t xml:space="preserve">Wahlbedürfnis</w:t>
+                  </w:r>
+                </w:p>
+              </w:tc>
+            </w:tr>
+            <w:tr>
+              <w:trPr>
+                <w:cantSplit/>
+                <w:trHeight w:val="351" w:hRule="atLeast"/>
+              </w:trPr>
+              <w:tc>
+                <w:tcPr>
+                  <w:tcW w:type="pct" w:w="42%"/>
+                  <w:tcBorders>
+                    <w:top w:val="single" w:color="4A5057" w:sz="6"/>
+                    <w:left w:val="single" w:color="4A5057" w:sz="6"/>
+                    <w:bottom w:val="single" w:color="4A5057" w:sz="6"/>
+                    <w:right w:val="single" w:color="4A5057" w:sz="6"/>
+                  </w:tcBorders>
+                  <w:tcMar>
+                    <w:top w:type="dxa" w:w="20"/>
+                    <w:left w:type="dxa" w:w="60"/>
+                    <w:bottom w:type="dxa" w:w="20"/>
+                    <w:right w:type="dxa" w:w="60"/>
+                  </w:tcMar>
+                  <w:vAlign w:val="center"/>
+                </w:tcPr>
+                <w:p>
+                  <w:pPr>
+                    <w:spacing w:after="0" w:before="0" w:line="228" w:lineRule="auto"/>
+                    <w:jc w:val="center"/>
+                  </w:pPr>
+                  <w:r>
+                    <w:rPr>
+                      <w:b/>
+                      <w:bCs/>
+                      <w:sz w:val="17"/>
+                      <w:szCs w:val="17"/>
+                    </w:rPr>
+                    <w:t xml:space="preserve">Bedürfnispyramide</w:t>
+                  </w:r>
+                </w:p>
+              </w:tc>
+              <w:tc>
+                <w:tcPr>
+                  <w:tcW w:type="pct" w:w="16%"/>
+                  <w:tcBorders>
+                    <w:top w:val="nil" w:color="FFFFFF" w:sz="0"/>
+                    <w:left w:val="nil" w:color="FFFFFF" w:sz="0"/>
+                    <w:bottom w:val="nil" w:color="FFFFFF" w:sz="0"/>
+                    <w:right w:val="nil" w:color="FFFFFF" w:sz="0"/>
+                  </w:tcBorders>
+                  <w:tcMar>
+                    <w:top w:type="dxa" w:w="0"/>
+                    <w:left w:type="dxa" w:w="0"/>
+                    <w:bottom w:type="dxa" w:w="0"/>
+                    <w:right w:type="dxa" w:w="0"/>
+                  </w:tcMar>
+                </w:tcPr>
+                <w:p>
+                  <w:pPr>
+                    <w:spacing w:after="0" w:before="0"/>
+                  </w:pPr>
+                  <w:r>
+                    <w:t xml:space="preserve"/>
+                  </w:r>
+                </w:p>
+              </w:tc>
+              <w:tc>
+                <w:tcPr>
+                  <w:tcW w:type="pct" w:w="42%"/>
+                  <w:tcBorders>
+                    <w:top w:val="nil" w:color="FFFFFF" w:sz="0"/>
+                    <w:left w:val="nil" w:color="FFFFFF" w:sz="0"/>
+                    <w:bottom w:val="nil" w:color="FFFFFF" w:sz="0"/>
+                    <w:right w:val="nil" w:color="FFFFFF" w:sz="0"/>
+                  </w:tcBorders>
+                  <w:tcMar>
+                    <w:top w:type="dxa" w:w="0"/>
+                    <w:left w:type="dxa" w:w="0"/>
+                    <w:bottom w:type="dxa" w:w="0"/>
+                    <w:right w:type="dxa" w:w="0"/>
+                  </w:tcMar>
+                </w:tcPr>
+                <w:p>
+                  <w:pPr>
+                    <w:spacing w:after="0" w:before="0"/>
+                  </w:pPr>
+                  <w:r>
+                    <w:t xml:space="preserve"/>
+                  </w:r>
+                </w:p>
+              </w:tc>
+            </w:tr>
+          </w:tbl>
+          <w:p>
+            <w:pPr>
+              <w:spacing w:after="0" w:before="0" w:line="20" w:lineRule="exact"/>
+            </w:pPr>
+          </w:p>
+        </w:tc>
+        <w:tc>
+          <w:tcPr>
+            <w:tcW w:type="pct" w:w="8%"/>
+            <w:gridSpan w:val="1"/>
+            <w:tcBorders>
+              <w:top w:val="nil" w:color="FFFFFF" w:sz="0"/>
+              <w:left w:val="nil" w:color="FFFFFF" w:sz="0"/>
+              <w:bottom w:val="nil" w:color="FFFFFF" w:sz="0"/>
+              <w:right w:val="nil" w:color="FFFFFF" w:sz="0"/>
+            </w:tcBorders>
+            <w:tcMar>
+              <w:top w:type="dxa" w:w="0"/>
+              <w:left w:type="dxa" w:w="0"/>
+              <w:bottom w:type="dxa" w:w="0"/>
+              <w:right w:type="dxa" w:w="0"/>
+            </w:tcMar>
+            <w:vAlign w:val="top"/>
+          </w:tcPr>
+          <w:p>
+            <w:pPr>
+              <w:spacing w:after="0" w:before="0"/>
+            </w:pPr>
+            <w:r>
+              <w:t xml:space="preserve"/>
+            </w:r>
+          </w:p>
+        </w:tc>
+        <w:tc>
+          <w:tcPr>
+            <w:tcW w:type="pct" w:w="46%"/>
+            <w:gridSpan w:val="2"/>
+            <w:tcBorders>
+              <w:top w:val="nil" w:color="FFFFFF" w:sz="0"/>
+              <w:left w:val="nil" w:color="FFFFFF" w:sz="0"/>
+              <w:bottom w:val="nil" w:color="FFFFFF" w:sz="0"/>
+              <w:right w:val="nil" w:color="FFFFFF" w:sz="0"/>
+            </w:tcBorders>
+            <w:tcMar>
+              <w:top w:type="dxa" w:w="0"/>
+              <w:left w:type="dxa" w:w="0"/>
+              <w:bottom w:type="dxa" w:w="0"/>
+              <w:right w:type="dxa" w:w="0"/>
+            </w:tcMar>
+            <w:vAlign w:val="top"/>
+          </w:tcPr>
+          <w:p>
+            <w:pPr>
+              <w:spacing w:after="60" w:before="0"/>
+              <w:jc w:val="right"/>
+            </w:pPr>
+            <w:r>
+              <w:rPr>
+                <w:rFonts w:ascii="Consolas" w:cs="Consolas" w:eastAsia="Consolas" w:hAnsi="Consolas"/>
+                <w:b/>
+                <w:bCs/>
+                <w:color w:val="C0392B"/>
+                <w:sz w:val="14"/>
+                <w:szCs w:val="14"/>
+              </w:rPr>
+              <w:t xml:space="preserve">WAS MICH BEEINFLUSST</w:t>
+            </w:r>
+          </w:p>
+          <w:tbl>
+            <w:tblPr>
+              <w:tblW w:type="pct" w:w="100%"/>
+              <w:tblBorders>
+                <w:top w:val="single" w:color="auto" w:sz="4"/>
+                <w:left w:val="single" w:color="auto" w:sz="4"/>
+                <w:bottom w:val="single" w:color="auto" w:sz="4"/>
+                <w:right w:val="single" w:color="auto" w:sz="4"/>
+                <w:insideH w:val="single" w:color="auto" w:sz="4"/>
+                <w:insideV w:val="single" w:color="auto" w:sz="4"/>
+              </w:tblBorders>
+            </w:tblPr>
+            <w:tblGrid>
+              <w:gridCol w:w="100"/>
+              <w:gridCol w:w="100"/>
+              <w:gridCol w:w="100"/>
+            </w:tblGrid>
+            <w:tr>
+              <w:trPr>
+                <w:cantSplit/>
+                <w:trHeight w:val="351" w:hRule="atLeast"/>
+              </w:trPr>
+              <w:tc>
+                <w:tcPr>
+                  <w:tcW w:type="pct" w:w="42%"/>
+                  <w:tcBorders>
+                    <w:top w:val="nil" w:color="FFFFFF" w:sz="0"/>
+                    <w:left w:val="nil" w:color="FFFFFF" w:sz="0"/>
+                    <w:bottom w:val="nil" w:color="FFFFFF" w:sz="0"/>
+                    <w:right w:val="nil" w:color="FFFFFF" w:sz="0"/>
+                  </w:tcBorders>
+                  <w:tcMar>
+                    <w:top w:type="dxa" w:w="0"/>
+                    <w:left w:type="dxa" w:w="0"/>
+                    <w:bottom w:type="dxa" w:w="0"/>
+                    <w:right w:type="dxa" w:w="0"/>
+                  </w:tcMar>
+                </w:tcPr>
+                <w:p>
+                  <w:pPr>
+                    <w:spacing w:after="0" w:before="0"/>
+                  </w:pPr>
+                  <w:r>
+                    <w:t xml:space="preserve"/>
+                  </w:r>
+                </w:p>
+              </w:tc>
+              <w:tc>
+                <w:tcPr>
+                  <w:tcW w:type="pct" w:w="16%"/>
+                  <w:tcBorders>
+                    <w:top w:val="nil" w:color="FFFFFF" w:sz="0"/>
+                    <w:left w:val="nil" w:color="FFFFFF" w:sz="0"/>
+                    <w:bottom w:val="nil" w:color="FFFFFF" w:sz="0"/>
+                    <w:right w:val="nil" w:color="FFFFFF" w:sz="0"/>
+                  </w:tcBorders>
+                  <w:tcMar>
+                    <w:top w:type="dxa" w:w="0"/>
+                    <w:left w:type="dxa" w:w="0"/>
+                    <w:bottom w:type="dxa" w:w="0"/>
+                    <w:right w:type="dxa" w:w="0"/>
+                  </w:tcMar>
+                </w:tcPr>
+                <w:p>
+                  <w:pPr>
+                    <w:spacing w:after="0" w:before="0"/>
+                  </w:pPr>
+                  <w:r>
+                    <w:t xml:space="preserve"/>
+                  </w:r>
+                </w:p>
+              </w:tc>
+              <w:tc>
+                <w:tcPr>
+                  <w:tcW w:type="pct" w:w="42%"/>
+                  <w:tcBorders>
+                    <w:top w:val="single" w:color="4A5057" w:sz="6"/>
+                    <w:left w:val="single" w:color="4A5057" w:sz="6"/>
+                    <w:bottom w:val="single" w:color="4A5057" w:sz="6"/>
+                    <w:right w:val="single" w:color="4A5057" w:sz="6"/>
+                  </w:tcBorders>
+                  <w:tcMar>
+                    <w:top w:type="dxa" w:w="20"/>
+                    <w:left w:type="dxa" w:w="60"/>
+                    <w:bottom w:type="dxa" w:w="20"/>
+                    <w:right w:type="dxa" w:w="60"/>
+                  </w:tcMar>
+                  <w:vAlign w:val="center"/>
+                </w:tcPr>
+                <w:p>
+                  <w:pPr>
+                    <w:spacing w:after="0" w:before="0" w:line="228" w:lineRule="auto"/>
+                    <w:jc w:val="center"/>
+                  </w:pPr>
+                  <w:r>
+                    <w:rPr>
+                      <w:b/>
+                      <w:bCs/>
+                      <w:sz w:val="17"/>
+                      <w:szCs w:val="17"/>
+                    </w:rPr>
+                    <w:t xml:space="preserve">Werbung</w:t>
+                  </w:r>
+                </w:p>
+              </w:tc>
+            </w:tr>
+            <w:tr>
+              <w:trPr>
+                <w:cantSplit/>
+                <w:trHeight w:val="351" w:hRule="atLeast"/>
+              </w:trPr>
+              <w:tc>
+                <w:tcPr>
+                  <w:tcW w:type="pct" w:w="42%"/>
+                  <w:tcBorders>
+                    <w:top w:val="single" w:color="4A5057" w:sz="6"/>
+                    <w:left w:val="single" w:color="4A5057" w:sz="6"/>
+                    <w:bottom w:val="single" w:color="4A5057" w:sz="6"/>
+                    <w:right w:val="single" w:color="4A5057" w:sz="6"/>
+                  </w:tcBorders>
+                  <w:tcMar>
+                    <w:top w:type="dxa" w:w="20"/>
+                    <w:left w:type="dxa" w:w="60"/>
+                    <w:bottom w:type="dxa" w:w="20"/>
+                    <w:right w:type="dxa" w:w="60"/>
+                  </w:tcMar>
+                  <w:vAlign w:val="center"/>
+                </w:tcPr>
+                <w:p>
+                  <w:pPr>
+                    <w:spacing w:after="0" w:before="0" w:line="228" w:lineRule="auto"/>
+                    <w:jc w:val="center"/>
+                  </w:pPr>
+                  <w:r>
+                    <w:rPr>
+                      <w:b/>
+                      <w:bCs/>
+                      <w:sz w:val="17"/>
+                      <w:szCs w:val="17"/>
+                    </w:rPr>
+                    <w:t xml:space="preserve">Impulskauf</w:t>
+                  </w:r>
+                </w:p>
+              </w:tc>
+              <w:tc>
+                <w:tcPr>
+                  <w:tcW w:type="pct" w:w="16%"/>
+                  <w:tcBorders>
+                    <w:top w:val="nil" w:color="FFFFFF" w:sz="0"/>
+                    <w:left w:val="nil" w:color="FFFFFF" w:sz="0"/>
+                    <w:bottom w:val="nil" w:color="FFFFFF" w:sz="0"/>
+                    <w:right w:val="nil" w:color="FFFFFF" w:sz="0"/>
+                  </w:tcBorders>
+                  <w:tcMar>
+                    <w:top w:type="dxa" w:w="0"/>
+                    <w:left w:type="dxa" w:w="0"/>
+                    <w:bottom w:type="dxa" w:w="0"/>
+                    <w:right w:type="dxa" w:w="0"/>
+                  </w:tcMar>
+                </w:tcPr>
+                <w:p>
+                  <w:pPr>
+                    <w:spacing w:after="0" w:before="0"/>
+                  </w:pPr>
+                  <w:r>
+                    <w:t xml:space="preserve"/>
+                  </w:r>
+                </w:p>
+              </w:tc>
+              <w:tc>
+                <w:tcPr>
+                  <w:tcW w:type="pct" w:w="42%"/>
+                  <w:tcBorders>
+                    <w:top w:val="nil" w:color="FFFFFF" w:sz="0"/>
+                    <w:left w:val="nil" w:color="FFFFFF" w:sz="0"/>
+                    <w:bottom w:val="nil" w:color="FFFFFF" w:sz="0"/>
+                    <w:right w:val="nil" w:color="FFFFFF" w:sz="0"/>
+                  </w:tcBorders>
+                  <w:tcMar>
+                    <w:top w:type="dxa" w:w="0"/>
+                    <w:left w:type="dxa" w:w="0"/>
+                    <w:bottom w:type="dxa" w:w="0"/>
+                    <w:right w:type="dxa" w:w="0"/>
+                  </w:tcMar>
+                </w:tcPr>
+                <w:p>
+                  <w:pPr>
+                    <w:spacing w:after="0" w:before="0"/>
+                  </w:pPr>
+                  <w:r>
+                    <w:t xml:space="preserve"/>
+                  </w:r>
+                </w:p>
+              </w:tc>
+            </w:tr>
+            <w:tr>
+              <w:trPr>
+                <w:cantSplit/>
+                <w:trHeight w:val="351" w:hRule="atLeast"/>
+              </w:trPr>
+              <w:tc>
+                <w:tcPr>
+                  <w:tcW w:type="pct" w:w="42%"/>
+                  <w:tcBorders>
+                    <w:top w:val="nil" w:color="FFFFFF" w:sz="0"/>
+                    <w:left w:val="nil" w:color="FFFFFF" w:sz="0"/>
+                    <w:bottom w:val="nil" w:color="FFFFFF" w:sz="0"/>
+                    <w:right w:val="nil" w:color="FFFFFF" w:sz="0"/>
+                  </w:tcBorders>
+                  <w:tcMar>
+                    <w:top w:type="dxa" w:w="0"/>
+                    <w:left w:type="dxa" w:w="0"/>
+                    <w:bottom w:type="dxa" w:w="0"/>
+                    <w:right w:type="dxa" w:w="0"/>
+                  </w:tcMar>
+                </w:tcPr>
+                <w:p>
+                  <w:pPr>
+                    <w:spacing w:after="0" w:before="0"/>
+                  </w:pPr>
+                  <w:r>
+                    <w:t xml:space="preserve"/>
+                  </w:r>
+                </w:p>
+              </w:tc>
+              <w:tc>
+                <w:tcPr>
+                  <w:tcW w:type="pct" w:w="16%"/>
+                  <w:tcBorders>
+                    <w:top w:val="nil" w:color="FFFFFF" w:sz="0"/>
+                    <w:left w:val="nil" w:color="FFFFFF" w:sz="0"/>
+                    <w:bottom w:val="nil" w:color="FFFFFF" w:sz="0"/>
+                    <w:right w:val="nil" w:color="FFFFFF" w:sz="0"/>
+                  </w:tcBorders>
+                  <w:tcMar>
+                    <w:top w:type="dxa" w:w="0"/>
+                    <w:left w:type="dxa" w:w="0"/>
+                    <w:bottom w:type="dxa" w:w="0"/>
+                    <w:right w:type="dxa" w:w="0"/>
+                  </w:tcMar>
+                </w:tcPr>
+                <w:p>
+                  <w:pPr>
+                    <w:spacing w:after="0" w:before="0"/>
+                  </w:pPr>
+                  <w:r>
+                    <w:t xml:space="preserve"/>
+                  </w:r>
+                </w:p>
+              </w:tc>
+              <w:tc>
+                <w:tcPr>
+                  <w:tcW w:type="pct" w:w="42%"/>
+                  <w:tcBorders>
+                    <w:top w:val="single" w:color="4A5057" w:sz="6"/>
+                    <w:left w:val="single" w:color="4A5057" w:sz="6"/>
+                    <w:bottom w:val="single" w:color="4A5057" w:sz="6"/>
+                    <w:right w:val="single" w:color="4A5057" w:sz="6"/>
+                  </w:tcBorders>
+                  <w:tcMar>
+                    <w:top w:type="dxa" w:w="20"/>
+                    <w:left w:type="dxa" w:w="60"/>
+                    <w:bottom w:type="dxa" w:w="20"/>
+                    <w:right w:type="dxa" w:w="60"/>
+                  </w:tcMar>
+                  <w:vAlign w:val="center"/>
+                </w:tcPr>
+                <w:p>
+                  <w:pPr>
+                    <w:spacing w:after="0" w:before="0" w:line="228" w:lineRule="auto"/>
+                    <w:jc w:val="center"/>
+                  </w:pPr>
+                  <w:r>
+                    <w:rPr>
+                      <w:b/>
+                      <w:bCs/>
+                      <w:sz w:val="17"/>
+                      <w:szCs w:val="17"/>
+                    </w:rPr>
+                    <w:t xml:space="preserve">Konsumdruck</w:t>
+                  </w:r>
+                </w:p>
+              </w:tc>
+            </w:tr>
+          </w:tbl>
+          <w:p>
+            <w:pPr>
+              <w:spacing w:after="0" w:before="0" w:line="20" w:lineRule="exact"/>
+            </w:pPr>
+          </w:p>
+        </w:tc>
+      </w:tr>
+      <w:tr>
+        <w:trPr>
+          <w:cantSplit/>
+          <w:trHeight w:val="850" w:hRule="atLeast"/>
+        </w:trPr>
+        <w:tc>
+          <w:tcPr>
+            <w:tcW w:type="pct" w:w="22%"/>
+            <w:gridSpan w:val="1"/>
+            <w:tcBorders>
+              <w:top w:val="nil" w:color="FFFFFF" w:sz="0"/>
+              <w:left w:val="nil" w:color="FFFFFF" w:sz="0"/>
+              <w:bottom w:val="nil" w:color="FFFFFF" w:sz="0"/>
+              <w:right w:val="nil" w:color="FFFFFF" w:sz="0"/>
+            </w:tcBorders>
+            <w:tcMar>
+              <w:top w:type="dxa" w:w="0"/>
+              <w:left w:type="dxa" w:w="0"/>
+              <w:bottom w:type="dxa" w:w="0"/>
+              <w:right w:type="dxa" w:w="0"/>
+            </w:tcMar>
+            <w:vAlign w:val="center"/>
+          </w:tcPr>
+          <w:tbl>
+            <w:tblPr>
+              <w:tblW w:type="dxa" w:w="1814"/>
+              <w:jc w:val="center"/>
+              <w:tblBorders>
+                <w:top w:val="single" w:color="auto" w:sz="4"/>
+                <w:left w:val="single" w:color="auto" w:sz="4"/>
+                <w:bottom w:val="single" w:color="auto" w:sz="4"/>
+                <w:right w:val="single" w:color="auto" w:sz="4"/>
+                <w:insideH w:val="single" w:color="auto" w:sz="4"/>
+                <w:insideV w:val="single" w:color="auto" w:sz="4"/>
+              </w:tblBorders>
+            </w:tblPr>
+            <w:tblGrid>
+              <w:gridCol w:w="100"/>
+            </w:tblGrid>
+            <w:tr>
+              <w:trPr>
+                <w:cantSplit/>
+                <w:trHeight w:val="567" w:hRule="exact"/>
+              </w:trPr>
+              <w:tc>
+                <w:tcPr>
+                  <w:tcW w:type="dxa" w:w="1814"/>
+                  <w:tcBorders>
+                    <w:top w:val="dashed" w:color="8B9099" w:sz="6"/>
+                    <w:left w:val="dashed" w:color="8B9099" w:sz="6"/>
+                    <w:bottom w:val="dashed" w:color="8B9099" w:sz="6"/>
+                    <w:right w:val="dashed" w:color="8B9099" w:sz="6"/>
+                  </w:tcBorders>
+                  <w:tcMar>
+                    <w:top w:type="dxa" w:w="20"/>
+                    <w:left w:type="dxa" w:w="60"/>
+                    <w:bottom w:type="dxa" w:w="0"/>
+                    <w:right w:type="dxa" w:w="60"/>
+                  </w:tcMar>
+                  <w:vAlign w:val="top"/>
+                </w:tcPr>
+                <w:p>
+                  <w:pPr>
+                    <w:spacing w:after="0" w:before="0"/>
+                    <w:jc w:val="center"/>
+                  </w:pPr>
+                  <w:r>
+                    <w:rPr>
+                      <w:color w:val="8B9099"/>
+                      <w:sz w:val="14"/>
+                      <w:szCs w:val="14"/>
+                    </w:rPr>
+                    <w:t xml:space="preserve">aus meinem Raster</w:t>
+                  </w:r>
+                </w:p>
+              </w:tc>
+            </w:tr>
+          </w:tbl>
+          <w:p>
+            <w:pPr>
+              <w:spacing w:after="0" w:before="0" w:line="20" w:lineRule="exact"/>
+            </w:pPr>
+          </w:p>
+        </w:tc>
+        <w:tc>
+          <w:tcPr>
+            <w:tcW w:type="pct" w:w="56%"/>
+            <w:gridSpan w:val="3"/>
+            <w:tcBorders>
+              <w:top w:val="nil" w:color="FFFFFF" w:sz="0"/>
+              <w:left w:val="nil" w:color="FFFFFF" w:sz="0"/>
+              <w:bottom w:val="nil" w:color="FFFFFF" w:sz="0"/>
+              <w:right w:val="nil" w:color="FFFFFF" w:sz="0"/>
+            </w:tcBorders>
+            <w:tcMar>
+              <w:top w:type="dxa" w:w="0"/>
+              <w:left w:type="dxa" w:w="0"/>
+              <w:bottom w:type="dxa" w:w="0"/>
+              <w:right w:type="dxa" w:w="0"/>
+            </w:tcMar>
+            <w:vAlign w:val="center"/>
+          </w:tcPr>
+          <w:tbl>
+            <w:tblPr>
+              <w:tblW w:type="dxa" w:w="3628"/>
+              <w:jc w:val="center"/>
+              <w:tblBorders>
+                <w:top w:val="single" w:color="auto" w:sz="4"/>
+                <w:left w:val="single" w:color="auto" w:sz="4"/>
+                <w:bottom w:val="single" w:color="auto" w:sz="4"/>
+                <w:right w:val="single" w:color="auto" w:sz="4"/>
+                <w:insideH w:val="single" w:color="auto" w:sz="4"/>
+                <w:insideV w:val="single" w:color="auto" w:sz="4"/>
+              </w:tblBorders>
+            </w:tblPr>
+            <w:tblGrid>
+              <w:gridCol w:w="100"/>
+            </w:tblGrid>
+            <w:tr>
+              <w:trPr>
+                <w:cantSplit/>
+              </w:trPr>
+              <w:tc>
+                <w:tcPr>
+                  <w:tcW w:type="dxa" w:w="3628"/>
+                  <w:tcBorders>
+                    <w:top w:val="single" w:color="C0392B" w:sz="12"/>
+                    <w:left w:val="single" w:color="C0392B" w:sz="12"/>
+                    <w:bottom w:val="single" w:color="C0392B" w:sz="12"/>
+                    <w:right w:val="single" w:color="C0392B" w:sz="12"/>
+                  </w:tcBorders>
+                  <w:tcMar>
+                    <w:top w:type="dxa" w:w="100"/>
+                    <w:left w:type="dxa" w:w="160"/>
+                    <w:bottom w:type="dxa" w:w="100"/>
+                    <w:right w:type="dxa" w:w="160"/>
+                  </w:tcMar>
+                  <w:vAlign w:val="center"/>
+                </w:tcPr>
+                <w:p>
+                  <w:pPr>
+                    <w:spacing w:after="0" w:before="0" w:line="240" w:lineRule="auto"/>
+                    <w:jc w:val="center"/>
+                  </w:pPr>
+                  <w:r>
+                    <w:rPr>
+                      <w:b/>
+                      <w:bCs/>
+                      <w:sz w:val="20"/>
+                      <w:szCs w:val="20"/>
+                    </w:rPr>
+                    <w:t xml:space="preserve">Wunsch jetzt oder Sicherheit später</w:t>
+                  </w:r>
+                </w:p>
+              </w:tc>
+            </w:tr>
+          </w:tbl>
+          <w:p>
+            <w:pPr>
+              <w:spacing w:after="0" w:before="0" w:line="20" w:lineRule="exact"/>
+            </w:pPr>
+          </w:p>
+        </w:tc>
+        <w:tc>
+          <w:tcPr>
+            <w:tcW w:type="pct" w:w="22%"/>
+            <w:gridSpan w:val="1"/>
+            <w:tcBorders>
+              <w:top w:val="nil" w:color="FFFFFF" w:sz="0"/>
+              <w:left w:val="nil" w:color="FFFFFF" w:sz="0"/>
+              <w:bottom w:val="nil" w:color="FFFFFF" w:sz="0"/>
+              <w:right w:val="nil" w:color="FFFFFF" w:sz="0"/>
+            </w:tcBorders>
+            <w:tcMar>
+              <w:top w:type="dxa" w:w="0"/>
+              <w:left w:type="dxa" w:w="0"/>
+              <w:bottom w:type="dxa" w:w="0"/>
+              <w:right w:type="dxa" w:w="0"/>
+            </w:tcMar>
+            <w:vAlign w:val="center"/>
+          </w:tcPr>
+          <w:tbl>
+            <w:tblPr>
+              <w:tblW w:type="dxa" w:w="1814"/>
+              <w:jc w:val="center"/>
+              <w:tblBorders>
+                <w:top w:val="single" w:color="auto" w:sz="4"/>
+                <w:left w:val="single" w:color="auto" w:sz="4"/>
+                <w:bottom w:val="single" w:color="auto" w:sz="4"/>
+                <w:right w:val="single" w:color="auto" w:sz="4"/>
+                <w:insideH w:val="single" w:color="auto" w:sz="4"/>
+                <w:insideV w:val="single" w:color="auto" w:sz="4"/>
+              </w:tblBorders>
+            </w:tblPr>
+            <w:tblGrid>
+              <w:gridCol w:w="100"/>
+            </w:tblGrid>
+            <w:tr>
+              <w:trPr>
+                <w:cantSplit/>
+                <w:trHeight w:val="567" w:hRule="exact"/>
+              </w:trPr>
+              <w:tc>
+                <w:tcPr>
+                  <w:tcW w:type="dxa" w:w="1814"/>
+                  <w:tcBorders>
+                    <w:top w:val="dashed" w:color="8B9099" w:sz="6"/>
+                    <w:left w:val="dashed" w:color="8B9099" w:sz="6"/>
+                    <w:bottom w:val="dashed" w:color="8B9099" w:sz="6"/>
+                    <w:right w:val="dashed" w:color="8B9099" w:sz="6"/>
+                  </w:tcBorders>
+                  <w:tcMar>
+                    <w:top w:type="dxa" w:w="20"/>
+                    <w:left w:type="dxa" w:w="60"/>
+                    <w:bottom w:type="dxa" w:w="0"/>
+                    <w:right w:type="dxa" w:w="60"/>
+                  </w:tcMar>
+                  <w:vAlign w:val="top"/>
+                </w:tcPr>
+                <w:p>
+                  <w:pPr>
+                    <w:spacing w:after="0" w:before="0"/>
+                    <w:jc w:val="center"/>
+                  </w:pPr>
+                  <w:r>
+                    <w:rPr>
+                      <w:color w:val="8B9099"/>
+                      <w:sz w:val="14"/>
+                      <w:szCs w:val="14"/>
+                    </w:rPr>
+                    <w:t xml:space="preserve">aus meinem Raster</w:t>
+                  </w:r>
+                </w:p>
+              </w:tc>
+            </w:tr>
+          </w:tbl>
+          <w:p>
+            <w:pPr>
+              <w:spacing w:after="0" w:before="0" w:line="20" w:lineRule="exact"/>
+            </w:pPr>
+          </w:p>
+        </w:tc>
+      </w:tr>
+      <w:tr>
+        <w:trPr>
+          <w:cantSplit/>
+        </w:trPr>
+        <w:tc>
+          <w:tcPr>
+            <w:tcW w:type="pct" w:w="46%"/>
+            <w:gridSpan w:val="2"/>
+            <w:tcBorders>
+              <w:top w:val="nil" w:color="FFFFFF" w:sz="0"/>
+              <w:left w:val="nil" w:color="FFFFFF" w:sz="0"/>
+              <w:bottom w:val="nil" w:color="FFFFFF" w:sz="0"/>
+              <w:right w:val="nil" w:color="FFFFFF" w:sz="0"/>
+            </w:tcBorders>
+            <w:tcMar>
+              <w:top w:type="dxa" w:w="0"/>
+              <w:left w:type="dxa" w:w="0"/>
+              <w:bottom w:type="dxa" w:w="0"/>
+              <w:right w:type="dxa" w:w="0"/>
+            </w:tcMar>
+            <w:vAlign w:val="top"/>
+          </w:tcPr>
+          <w:tbl>
+            <w:tblPr>
+              <w:tblW w:type="pct" w:w="100%"/>
+              <w:tblBorders>
+                <w:top w:val="single" w:color="auto" w:sz="4"/>
+                <w:left w:val="single" w:color="auto" w:sz="4"/>
+                <w:bottom w:val="single" w:color="auto" w:sz="4"/>
+                <w:right w:val="single" w:color="auto" w:sz="4"/>
+                <w:insideH w:val="single" w:color="auto" w:sz="4"/>
+                <w:insideV w:val="single" w:color="auto" w:sz="4"/>
+              </w:tblBorders>
+            </w:tblPr>
+            <w:tblGrid>
+              <w:gridCol w:w="100"/>
+              <w:gridCol w:w="100"/>
+              <w:gridCol w:w="100"/>
+            </w:tblGrid>
+            <w:tr>
+              <w:trPr>
+                <w:cantSplit/>
+                <w:trHeight w:val="351" w:hRule="atLeast"/>
+              </w:trPr>
+              <w:tc>
+                <w:tcPr>
+                  <w:tcW w:type="pct" w:w="42%"/>
+                  <w:tcBorders>
+                    <w:top w:val="single" w:color="4A5057" w:sz="6"/>
+                    <w:left w:val="single" w:color="4A5057" w:sz="6"/>
+                    <w:bottom w:val="single" w:color="4A5057" w:sz="6"/>
+                    <w:right w:val="single" w:color="4A5057" w:sz="6"/>
+                  </w:tcBorders>
+                  <w:tcMar>
+                    <w:top w:type="dxa" w:w="20"/>
+                    <w:left w:type="dxa" w:w="60"/>
+                    <w:bottom w:type="dxa" w:w="20"/>
+                    <w:right w:type="dxa" w:w="60"/>
+                  </w:tcMar>
+                  <w:vAlign w:val="center"/>
+                </w:tcPr>
+                <w:p>
+                  <w:pPr>
+                    <w:spacing w:after="0" w:before="0" w:line="228" w:lineRule="auto"/>
+                    <w:jc w:val="center"/>
+                  </w:pPr>
+                  <w:r>
+                    <w:rPr>
+                      <w:b/>
+                      <w:bCs/>
+                      <w:sz w:val="17"/>
+                      <w:szCs w:val="17"/>
+                    </w:rPr>
+                    <w:t xml:space="preserve">Geweckter Wunsch</w:t>
+                  </w:r>
+                </w:p>
+              </w:tc>
+              <w:tc>
+                <w:tcPr>
+                  <w:tcW w:type="pct" w:w="16%"/>
+                  <w:tcBorders>
+                    <w:top w:val="nil" w:color="FFFFFF" w:sz="0"/>
+                    <w:left w:val="nil" w:color="FFFFFF" w:sz="0"/>
+                    <w:bottom w:val="nil" w:color="FFFFFF" w:sz="0"/>
+                    <w:right w:val="nil" w:color="FFFFFF" w:sz="0"/>
+                  </w:tcBorders>
+                  <w:tcMar>
+                    <w:top w:type="dxa" w:w="0"/>
+                    <w:left w:type="dxa" w:w="0"/>
+                    <w:bottom w:type="dxa" w:w="0"/>
+                    <w:right w:type="dxa" w:w="0"/>
+                  </w:tcMar>
+                </w:tcPr>
+                <w:p>
+                  <w:pPr>
+                    <w:spacing w:after="0" w:before="0"/>
+                  </w:pPr>
+                  <w:r>
+                    <w:t xml:space="preserve"/>
+                  </w:r>
+                </w:p>
+              </w:tc>
+              <w:tc>
+                <w:tcPr>
+                  <w:tcW w:type="pct" w:w="42%"/>
+                  <w:tcBorders>
+                    <w:top w:val="nil" w:color="FFFFFF" w:sz="0"/>
+                    <w:left w:val="nil" w:color="FFFFFF" w:sz="0"/>
+                    <w:bottom w:val="nil" w:color="FFFFFF" w:sz="0"/>
+                    <w:right w:val="nil" w:color="FFFFFF" w:sz="0"/>
+                  </w:tcBorders>
+                  <w:tcMar>
+                    <w:top w:type="dxa" w:w="0"/>
+                    <w:left w:type="dxa" w:w="0"/>
+                    <w:bottom w:type="dxa" w:w="0"/>
+                    <w:right w:type="dxa" w:w="0"/>
+                  </w:tcMar>
+                </w:tcPr>
+                <w:p>
+                  <w:pPr>
+                    <w:spacing w:after="0" w:before="0"/>
+                  </w:pPr>
+                  <w:r>
+                    <w:t xml:space="preserve"/>
+                  </w:r>
+                </w:p>
+              </w:tc>
+            </w:tr>
+            <w:tr>
+              <w:trPr>
+                <w:cantSplit/>
+                <w:trHeight w:val="351" w:hRule="atLeast"/>
+              </w:trPr>
+              <w:tc>
+                <w:tcPr>
+                  <w:tcW w:type="pct" w:w="42%"/>
+                  <w:tcBorders>
+                    <w:top w:val="nil" w:color="FFFFFF" w:sz="0"/>
+                    <w:left w:val="nil" w:color="FFFFFF" w:sz="0"/>
+                    <w:bottom w:val="nil" w:color="FFFFFF" w:sz="0"/>
+                    <w:right w:val="nil" w:color="FFFFFF" w:sz="0"/>
+                  </w:tcBorders>
+                  <w:tcMar>
+                    <w:top w:type="dxa" w:w="0"/>
+                    <w:left w:type="dxa" w:w="0"/>
+                    <w:bottom w:type="dxa" w:w="0"/>
+                    <w:right w:type="dxa" w:w="0"/>
+                  </w:tcMar>
+                </w:tcPr>
+                <w:p>
+                  <w:pPr>
+                    <w:spacing w:after="0" w:before="0"/>
+                  </w:pPr>
+                  <w:r>
+                    <w:t xml:space="preserve"/>
+                  </w:r>
+                </w:p>
+              </w:tc>
+              <w:tc>
+                <w:tcPr>
+                  <w:tcW w:type="pct" w:w="16%"/>
+                  <w:tcBorders>
+                    <w:top w:val="nil" w:color="FFFFFF" w:sz="0"/>
+                    <w:left w:val="nil" w:color="FFFFFF" w:sz="0"/>
+                    <w:bottom w:val="nil" w:color="FFFFFF" w:sz="0"/>
+                    <w:right w:val="nil" w:color="FFFFFF" w:sz="0"/>
+                  </w:tcBorders>
+                  <w:tcMar>
+                    <w:top w:type="dxa" w:w="0"/>
+                    <w:left w:type="dxa" w:w="0"/>
+                    <w:bottom w:type="dxa" w:w="0"/>
+                    <w:right w:type="dxa" w:w="0"/>
+                  </w:tcMar>
+                </w:tcPr>
+                <w:p>
+                  <w:pPr>
+                    <w:spacing w:after="0" w:before="0"/>
+                  </w:pPr>
+                  <w:r>
+                    <w:t xml:space="preserve"/>
+                  </w:r>
+                </w:p>
+              </w:tc>
+              <w:tc>
+                <w:tcPr>
+                  <w:tcW w:type="pct" w:w="42%"/>
+                  <w:tcBorders>
+                    <w:top w:val="single" w:color="4A5057" w:sz="6"/>
+                    <w:left w:val="single" w:color="4A5057" w:sz="6"/>
+                    <w:bottom w:val="single" w:color="4A5057" w:sz="6"/>
+                    <w:right w:val="single" w:color="4A5057" w:sz="6"/>
+                  </w:tcBorders>
+                  <w:tcMar>
+                    <w:top w:type="dxa" w:w="20"/>
+                    <w:left w:type="dxa" w:w="60"/>
+                    <w:bottom w:type="dxa" w:w="20"/>
+                    <w:right w:type="dxa" w:w="60"/>
+                  </w:tcMar>
+                  <w:vAlign w:val="center"/>
+                </w:tcPr>
+                <w:p>
+                  <w:pPr>
+                    <w:spacing w:after="0" w:before="0" w:line="228" w:lineRule="auto"/>
+                    <w:jc w:val="center"/>
+                  </w:pPr>
+                  <w:r>
+                    <w:rPr>
+                      <w:b/>
+                      <w:bCs/>
+                      <w:sz w:val="17"/>
+                      <w:szCs w:val="17"/>
+                    </w:rPr>
+                    <w:t xml:space="preserve">Massstab</w:t>
+                  </w:r>
+                </w:p>
+              </w:tc>
+            </w:tr>
+          </w:tbl>
+          <w:p>
+            <w:pPr>
+              <w:spacing w:after="60" w:before="80"/>
+              <w:jc w:val="left"/>
+            </w:pPr>
+            <w:r>
+              <w:rPr>
+                <w:rFonts w:ascii="Consolas" w:cs="Consolas" w:eastAsia="Consolas" w:hAnsi="Consolas"/>
+                <w:b/>
+                <w:bCs/>
+                <w:color w:val="C0392B"/>
+                <w:sz w:val="14"/>
+                <w:szCs w:val="14"/>
+              </w:rPr>
+              <w:t xml:space="preserve">MEIN MASSSTAB</w:t>
+            </w:r>
+          </w:p>
+        </w:tc>
+        <w:tc>
+          <w:tcPr>
+            <w:tcW w:type="pct" w:w="8%"/>
+            <w:gridSpan w:val="1"/>
+            <w:tcBorders>
+              <w:top w:val="nil" w:color="FFFFFF" w:sz="0"/>
+              <w:left w:val="nil" w:color="FFFFFF" w:sz="0"/>
+              <w:bottom w:val="nil" w:color="FFFFFF" w:sz="0"/>
+              <w:right w:val="nil" w:color="FFFFFF" w:sz="0"/>
+            </w:tcBorders>
+            <w:tcMar>
+              <w:top w:type="dxa" w:w="0"/>
+              <w:left w:type="dxa" w:w="0"/>
+              <w:bottom w:type="dxa" w:w="0"/>
+              <w:right w:type="dxa" w:w="0"/>
+            </w:tcMar>
+            <w:vAlign w:val="top"/>
+          </w:tcPr>
+          <w:p>
+            <w:pPr>
+              <w:spacing w:after="0" w:before="0"/>
+            </w:pPr>
+            <w:r>
+              <w:t xml:space="preserve"/>
+            </w:r>
+          </w:p>
+        </w:tc>
+        <w:tc>
+          <w:tcPr>
+            <w:gridSpan w:val="2"/>
+            <w:tcBorders>
+              <w:top w:val="dashed" w:color="4A5057" w:sz="6"/>
+              <w:left w:val="dashed" w:color="4A5057" w:sz="24"/>
+              <w:bottom w:val="dashed" w:color="4A5057" w:sz="6"/>
+              <w:right w:val="dashed" w:color="4A5057" w:sz="6"/>
+            </w:tcBorders>
+            <w:tcMar>
+              <w:top w:type="dxa" w:w="80"/>
+              <w:left w:type="dxa" w:w="140"/>
+              <w:bottom w:type="dxa" w:w="80"/>
+              <w:right w:type="dxa" w:w="140"/>
+            </w:tcMar>
+            <w:vAlign w:val="bottom"/>
+          </w:tcPr>
+          <w:p>
+            <w:pPr>
+              <w:spacing w:after="0" w:before="0"/>
+            </w:pPr>
+            <w:r>
+              <w:rPr>
+                <w:b/>
+                <w:bCs/>
+                <w:sz w:val="18"/>
+                <w:szCs w:val="18"/>
+              </w:rPr>
+              <w:t xml:space="preserve">gilt auch bei …</w:t>
+            </w:r>
+          </w:p>
+          <w:p>
+            <w:pPr>
+              <w:pBdr>
+                <w:bottom w:val="dotted" w:color="8B9099" w:sz="4"/>
+                <w:between w:val="dotted" w:color="8B9099" w:sz="4"/>
+              </w:pBdr>
+              <w:spacing w:after="0" w:before="0" w:line="312" w:lineRule="exact"/>
+            </w:pPr>
+            <w:r>
+              <w:t xml:space="preserve"/>
+            </w:r>
+          </w:p>
+          <w:p>
+            <w:pPr>
+              <w:pBdr>
+                <w:bottom w:val="dotted" w:color="8B9099" w:sz="4"/>
+                <w:between w:val="dotted" w:color="8B9099" w:sz="4"/>
+              </w:pBdr>
+              <w:spacing w:after="0" w:before="0" w:line="312" w:lineRule="exact"/>
+            </w:pPr>
+            <w:r>
+              <w:t xml:space="preserve"/>
+            </w:r>
+          </w:p>
+          <w:p>
+            <w:pPr>
+              <w:pBdr>
+                <w:bottom w:val="dotted" w:color="8B9099" w:sz="4"/>
+                <w:between w:val="dotted" w:color="8B9099" w:sz="4"/>
+              </w:pBdr>
+              <w:spacing w:after="0" w:before="0" w:line="312" w:lineRule="exact"/>
+            </w:pPr>
+            <w:r>
+              <w:t xml:space="preserve"/>
+            </w:r>
+          </w:p>
+        </w:tc>
+      </w:tr>
+    </w:tbl>
+    <w:p>
+      <w:pPr>
+        <w:spacing w:after="60" w:before="0" w:line="40" w:lineRule="exact"/>
+      </w:pPr>
+      <w:r>
+        <w:rPr>
+          <w:sz w:val="4"/>
+          <w:szCs w:val="4"/>
+        </w:rPr>
+        <w:t xml:space="preserve"/>
+      </w:r>
+    </w:p>
+    <w:p>
+      <w:pPr>
+        <w:keepNext/>
+        <w:pBdr>
+          <w:top w:val="single" w:color="D8DBE0" w:sz="4" w:space="3"/>
+        </w:pBdr>
+        <w:spacing w:after="30" w:before="40"/>
+      </w:pPr>
+      <w:r>
+        <w:rPr>
+          <w:rFonts w:ascii="Consolas" w:cs="Consolas" w:eastAsia="Consolas" w:hAnsi="Consolas"/>
+          <w:b/>
+          <w:bCs/>
+          <w:color w:val="C0392B"/>
+          <w:sz w:val="14"/>
+          <w:szCs w:val="14"/>
+        </w:rPr>
+        <w:t xml:space="preserve">GLOSSAR</w:t>
       </w:r>
     </w:p>
     <w:tbl>
@@ -7392,95 +9452,10 @@
       <w:tr>
         <w:trPr>
           <w:cantSplit/>
-          <w:trHeight w:val="1134" w:hRule="atLeast"/>
         </w:trPr>
         <w:tc>
           <w:tcPr>
-            <w:tcW w:type="pct" w:w="33%"/>
-            <w:tcBorders>
-              <w:top w:val="single" w:color="D8DBE0" w:sz="4"/>
-              <w:left w:val="single" w:color="C0392B" w:sz="24"/>
-              <w:bottom w:val="single" w:color="D8DBE0" w:sz="4"/>
-              <w:right w:val="single" w:color="D8DBE0" w:sz="4"/>
-            </w:tcBorders>
-            <w:tcMar>
-              <w:top w:type="dxa" w:w="80"/>
-              <w:left w:type="dxa" w:w="100"/>
-              <w:bottom w:type="dxa" w:w="80"/>
-              <w:right w:type="dxa" w:w="100"/>
-            </w:tcMar>
-            <w:vAlign w:val="center"/>
-          </w:tcPr>
-          <w:p>
-            <w:pPr>
-              <w:spacing w:after="40"/>
-            </w:pPr>
-            <w:r>
-              <w:rPr>
-                <w:b/>
-                <w:bCs/>
-                <w:color w:val="C0392B"/>
-                <w:sz w:val="19"/>
-                <w:szCs w:val="19"/>
-              </w:rPr>
-              <w:t xml:space="preserve">Bedürfnisarten</w:t>
-            </w:r>
-          </w:p>
-          <w:p>
-            <w:pPr>
-              <w:pStyle w:val="ListParagraph"/>
-              <w:numPr>
-                <w:ilvl w:val="0"/>
-                <w:numId w:val="1"/>
-              </w:numPr>
-              <w:spacing w:after="10"/>
-            </w:pPr>
-            <w:r>
-              <w:rPr>
-                <w:sz w:val="17"/>
-                <w:szCs w:val="17"/>
-              </w:rPr>
-              <w:t xml:space="preserve">Existenz / Wahl</w:t>
-            </w:r>
-          </w:p>
-          <w:p>
-            <w:pPr>
-              <w:pStyle w:val="ListParagraph"/>
-              <w:numPr>
-                <w:ilvl w:val="0"/>
-                <w:numId w:val="1"/>
-              </w:numPr>
-              <w:spacing w:after="10"/>
-            </w:pPr>
-            <w:r>
-              <w:rPr>
-                <w:sz w:val="17"/>
-                <w:szCs w:val="17"/>
-              </w:rPr>
-              <w:t xml:space="preserve">Maslow-Stufen</w:t>
-            </w:r>
-          </w:p>
-          <w:p>
-            <w:pPr>
-              <w:pStyle w:val="ListParagraph"/>
-              <w:numPr>
-                <w:ilvl w:val="0"/>
-                <w:numId w:val="1"/>
-              </w:numPr>
-              <w:spacing w:after="10"/>
-            </w:pPr>
-            <w:r>
-              <w:rPr>
-                <w:sz w:val="17"/>
-                <w:szCs w:val="17"/>
-              </w:rPr>
-              <w:t xml:space="preserve">Bedürfnis ≠ Gut</w:t>
-            </w:r>
-          </w:p>
-        </w:tc>
-        <w:tc>
-          <w:tcPr>
-            <w:tcW w:type="pct" w:w="33%"/>
+            <w:tcW w:type="pct" w:w="33.333333333333336%"/>
             <w:tcBorders>
               <w:top w:val="nil" w:color="FFFFFF" w:sz="0"/>
               <w:left w:val="nil" w:color="FFFFFF" w:sz="0"/>
@@ -7488,102 +9463,110 @@
               <w:right w:val="nil" w:color="FFFFFF" w:sz="0"/>
             </w:tcBorders>
             <w:tcMar>
-              <w:top w:type="dxa" w:w="80"/>
-              <w:left w:type="dxa" w:w="100"/>
-              <w:bottom w:type="dxa" w:w="80"/>
-              <w:right w:type="dxa" w:w="100"/>
-            </w:tcMar>
-          </w:tcPr>
-          <w:p>
-            <w:pPr>
-              <w:spacing w:after="60" w:line="280" w:lineRule="auto"/>
-            </w:pPr>
-            <w:r>
-              <w:t xml:space="preserve"/>
-            </w:r>
-          </w:p>
-        </w:tc>
-        <w:tc>
-          <w:tcPr>
-            <w:tcW w:type="pct" w:w="33%"/>
-            <w:tcBorders>
-              <w:top w:val="single" w:color="D8DBE0" w:sz="4"/>
-              <w:left w:val="single" w:color="C0392B" w:sz="24"/>
-              <w:bottom w:val="single" w:color="D8DBE0" w:sz="4"/>
-              <w:right w:val="single" w:color="D8DBE0" w:sz="4"/>
-            </w:tcBorders>
-            <w:tcMar>
-              <w:top w:type="dxa" w:w="80"/>
-              <w:left w:type="dxa" w:w="100"/>
-              <w:bottom w:type="dxa" w:w="80"/>
-              <w:right w:type="dxa" w:w="100"/>
-            </w:tcMar>
-            <w:vAlign w:val="center"/>
-          </w:tcPr>
-          <w:p>
-            <w:pPr>
-              <w:spacing w:after="40"/>
-            </w:pPr>
-            <w:r>
-              <w:rPr>
-                <w:b/>
-                <w:bCs/>
-                <w:color w:val="C0392B"/>
-                <w:sz w:val="19"/>
-                <w:szCs w:val="19"/>
-              </w:rPr>
-              <w:t xml:space="preserve">Was mich beeinflusst</w:t>
-            </w:r>
-          </w:p>
-          <w:p>
-            <w:pPr>
-              <w:pStyle w:val="ListParagraph"/>
-              <w:numPr>
-                <w:ilvl w:val="0"/>
-                <w:numId w:val="1"/>
-              </w:numPr>
-              <w:spacing w:after="10"/>
-            </w:pPr>
-            <w:r>
-              <w:rPr>
-                <w:sz w:val="17"/>
-                <w:szCs w:val="17"/>
-              </w:rPr>
-              <w:t xml:space="preserve">Feed und Werbung</w:t>
-            </w:r>
-          </w:p>
-          <w:p>
-            <w:pPr>
-              <w:pStyle w:val="ListParagraph"/>
-              <w:numPr>
-                <w:ilvl w:val="0"/>
-                <w:numId w:val="1"/>
-              </w:numPr>
-              <w:spacing w:after="10"/>
-            </w:pPr>
-            <w:r>
-              <w:rPr>
-                <w:sz w:val="17"/>
-                <w:szCs w:val="17"/>
-              </w:rPr>
-              <w:t xml:space="preserve">Klasse, Kollegen</w:t>
-            </w:r>
-          </w:p>
-          <w:p>
-            <w:pPr>
-              <w:pStyle w:val="ListParagraph"/>
-              <w:numPr>
-                <w:ilvl w:val="0"/>
-                <w:numId w:val="1"/>
-              </w:numPr>
-              <w:spacing w:after="10"/>
-            </w:pPr>
-            <w:r>
-              <w:rPr>
-                <w:sz w:val="17"/>
-                <w:szCs w:val="17"/>
-              </w:rPr>
-              <w:t xml:space="preserve">Impulskauf</w:t>
+              <w:top w:type="dxa" w:w="0"/>
+              <w:left w:type="dxa" w:w="0"/>
+              <w:bottom w:type="dxa" w:w="30"/>
+              <w:right w:type="dxa" w:w="90"/>
+            </w:tcMar>
+          </w:tcPr>
+          <w:p>
+            <w:pPr>
+              <w:spacing w:after="0" w:before="0" w:line="216" w:lineRule="auto"/>
+            </w:pPr>
+            <w:r>
+              <w:rPr>
+                <w:b/>
+                <w:bCs/>
+                <w:sz w:val="15"/>
+                <w:szCs w:val="15"/>
+              </w:rPr>
+              <w:t xml:space="preserve">Bedürfnis</w:t>
+            </w:r>
+            <w:r>
+              <w:rPr>
+                <w:color w:val="4A5057"/>
+                <w:sz w:val="15"/>
+                <w:szCs w:val="15"/>
+              </w:rPr>
+              <w:t xml:space="preserve"> Gefühl eines Mangels, verbunden mit dem Wunsch, ihn zu beheben.</w:t>
+            </w:r>
+          </w:p>
+        </w:tc>
+        <w:tc>
+          <w:tcPr>
+            <w:tcW w:type="pct" w:w="33.333333333333336%"/>
+            <w:tcBorders>
+              <w:top w:val="nil" w:color="FFFFFF" w:sz="0"/>
+              <w:left w:val="nil" w:color="FFFFFF" w:sz="0"/>
+              <w:bottom w:val="nil" w:color="FFFFFF" w:sz="0"/>
+              <w:right w:val="nil" w:color="FFFFFF" w:sz="0"/>
+            </w:tcBorders>
+            <w:tcMar>
+              <w:top w:type="dxa" w:w="0"/>
+              <w:left w:type="dxa" w:w="90"/>
+              <w:bottom w:type="dxa" w:w="30"/>
+              <w:right w:type="dxa" w:w="90"/>
+            </w:tcMar>
+          </w:tcPr>
+          <w:p>
+            <w:pPr>
+              <w:spacing w:after="0" w:before="0" w:line="216" w:lineRule="auto"/>
+            </w:pPr>
+            <w:r>
+              <w:rPr>
+                <w:b/>
+                <w:bCs/>
+                <w:sz w:val="15"/>
+                <w:szCs w:val="15"/>
+              </w:rPr>
+              <w:t xml:space="preserve">Bedürfnispyramide</w:t>
+            </w:r>
+            <w:r>
+              <w:rPr>
+                <w:color w:val="4A5057"/>
+                <w:sz w:val="15"/>
+                <w:szCs w:val="15"/>
+              </w:rPr>
+              <w:t xml:space="preserve"> Modell von Maslow mit fünf aufeinander aufbauenden Stufen.</w:t>
+            </w:r>
+          </w:p>
+        </w:tc>
+        <w:tc>
+          <w:tcPr>
+            <w:tcW w:type="pct" w:w="33.333333333333336%"/>
+            <w:tcBorders>
+              <w:top w:val="nil" w:color="FFFFFF" w:sz="0"/>
+              <w:left w:val="nil" w:color="FFFFFF" w:sz="0"/>
+              <w:bottom w:val="nil" w:color="FFFFFF" w:sz="0"/>
+              <w:right w:val="nil" w:color="FFFFFF" w:sz="0"/>
+            </w:tcBorders>
+            <w:tcMar>
+              <w:top w:type="dxa" w:w="0"/>
+              <w:left w:type="dxa" w:w="90"/>
+              <w:bottom w:type="dxa" w:w="30"/>
+              <w:right w:type="dxa" w:w="0"/>
+            </w:tcMar>
+          </w:tcPr>
+          <w:p>
+            <w:pPr>
+              <w:spacing w:after="0" w:before="0" w:line="216" w:lineRule="auto"/>
+            </w:pPr>
+            <w:r>
+              <w:rPr>
+                <w:b/>
+                <w:bCs/>
+                <w:sz w:val="15"/>
+                <w:szCs w:val="15"/>
+              </w:rPr>
+              <w:t xml:space="preserve">Geweckter Wunsch</w:t>
+            </w:r>
+            <w:r>
+              <w:rPr>
+                <w:color w:val="4A5057"/>
+                <w:sz w:val="15"/>
+                <w:szCs w:val="15"/>
+              </w:rPr>
+              <w:t xml:space="preserve"> Wunsch, der von aussen entsteht, etwa durch Werbung oder das Umfeld.</w:t>
             </w:r>
           </w:p>
         </w:tc>
@@ -7591,11 +9574,10 @@
       <w:tr>
         <w:trPr>
           <w:cantSplit/>
-          <w:trHeight w:val="1134" w:hRule="atLeast"/>
         </w:trPr>
         <w:tc>
           <w:tcPr>
-            <w:tcW w:type="pct" w:w="33%"/>
+            <w:tcW w:type="pct" w:w="33.333333333333336%"/>
             <w:tcBorders>
               <w:top w:val="nil" w:color="FFFFFF" w:sz="0"/>
               <w:left w:val="nil" w:color="FFFFFF" w:sz="0"/>
@@ -7603,57 +9585,38 @@
               <w:right w:val="nil" w:color="FFFFFF" w:sz="0"/>
             </w:tcBorders>
             <w:tcMar>
-              <w:top w:type="dxa" w:w="80"/>
-              <w:left w:type="dxa" w:w="100"/>
-              <w:bottom w:type="dxa" w:w="80"/>
-              <w:right w:type="dxa" w:w="100"/>
-            </w:tcMar>
-          </w:tcPr>
-          <w:p>
-            <w:pPr>
-              <w:spacing w:after="60" w:line="280" w:lineRule="auto"/>
-            </w:pPr>
-            <w:r>
-              <w:t xml:space="preserve"/>
-            </w:r>
-          </w:p>
-        </w:tc>
-        <w:tc>
-          <w:tcPr>
-            <w:tcW w:type="pct" w:w="34%"/>
-            <w:tcBorders>
-              <w:top w:val="single" w:color="C0392B" w:sz="12"/>
-              <w:left w:val="single" w:color="C0392B" w:sz="12"/>
-              <w:bottom w:val="single" w:color="C0392B" w:sz="12"/>
-              <w:right w:val="single" w:color="C0392B" w:sz="12"/>
-            </w:tcBorders>
-            <w:tcMar>
-              <w:top w:type="dxa" w:w="120"/>
-              <w:left w:type="dxa" w:w="120"/>
-              <w:bottom w:type="dxa" w:w="120"/>
-              <w:right w:type="dxa" w:w="120"/>
-            </w:tcMar>
-            <w:vAlign w:val="center"/>
-          </w:tcPr>
-          <w:p>
-            <w:pPr>
-              <w:spacing w:after="0"/>
-              <w:jc w:val="center"/>
-            </w:pPr>
-            <w:r>
-              <w:rPr>
-                <w:b/>
-                <w:bCs/>
-                <w:sz w:val="21"/>
-                <w:szCs w:val="21"/>
-              </w:rPr>
-              <w:t xml:space="preserve">Wunsch jetzt oder Sicherheit später</w:t>
-            </w:r>
-          </w:p>
-        </w:tc>
-        <w:tc>
-          <w:tcPr>
-            <w:tcW w:type="pct" w:w="33%"/>
+              <w:top w:type="dxa" w:w="0"/>
+              <w:left w:type="dxa" w:w="0"/>
+              <w:bottom w:type="dxa" w:w="30"/>
+              <w:right w:type="dxa" w:w="90"/>
+            </w:tcMar>
+          </w:tcPr>
+          <w:p>
+            <w:pPr>
+              <w:spacing w:after="0" w:before="0" w:line="216" w:lineRule="auto"/>
+            </w:pPr>
+            <w:r>
+              <w:rPr>
+                <w:b/>
+                <w:bCs/>
+                <w:sz w:val="15"/>
+                <w:szCs w:val="15"/>
+              </w:rPr>
+              <w:t xml:space="preserve">Gut</w:t>
+            </w:r>
+            <w:r>
+              <w:rPr>
+                <w:color w:val="4A5057"/>
+                <w:sz w:val="15"/>
+                <w:szCs w:val="15"/>
+              </w:rPr>
+              <w:t xml:space="preserve"> Mittel, mit dem ein Bedürfnis befriedigt wird.</w:t>
+            </w:r>
+          </w:p>
+        </w:tc>
+        <w:tc>
+          <w:tcPr>
+            <w:tcW w:type="pct" w:w="33.333333333333336%"/>
             <w:tcBorders>
               <w:top w:val="nil" w:color="FFFFFF" w:sz="0"/>
               <w:left w:val="nil" w:color="FFFFFF" w:sz="0"/>
@@ -7661,18 +9624,71 @@
               <w:right w:val="nil" w:color="FFFFFF" w:sz="0"/>
             </w:tcBorders>
             <w:tcMar>
-              <w:top w:type="dxa" w:w="80"/>
-              <w:left w:type="dxa" w:w="100"/>
-              <w:bottom w:type="dxa" w:w="80"/>
-              <w:right w:type="dxa" w:w="100"/>
-            </w:tcMar>
-          </w:tcPr>
-          <w:p>
-            <w:pPr>
-              <w:spacing w:after="60" w:line="280" w:lineRule="auto"/>
-            </w:pPr>
-            <w:r>
-              <w:t xml:space="preserve"/>
+              <w:top w:type="dxa" w:w="0"/>
+              <w:left w:type="dxa" w:w="90"/>
+              <w:bottom w:type="dxa" w:w="30"/>
+              <w:right w:type="dxa" w:w="90"/>
+            </w:tcMar>
+          </w:tcPr>
+          <w:p>
+            <w:pPr>
+              <w:spacing w:after="0" w:before="0" w:line="216" w:lineRule="auto"/>
+            </w:pPr>
+            <w:r>
+              <w:rPr>
+                <w:b/>
+                <w:bCs/>
+                <w:sz w:val="15"/>
+                <w:szCs w:val="15"/>
+              </w:rPr>
+              <w:t xml:space="preserve">Werbung</w:t>
+            </w:r>
+            <w:r>
+              <w:rPr>
+                <w:color w:val="4A5057"/>
+                <w:sz w:val="15"/>
+                <w:szCs w:val="15"/>
+              </w:rPr>
+              <w:t xml:space="preserve"> Botschaften von Firmen, die Wünsche wecken und zum Kauf bewegen sollen.</w:t>
+            </w:r>
+          </w:p>
+        </w:tc>
+        <w:tc>
+          <w:tcPr>
+            <w:tcW w:type="pct" w:w="33.333333333333336%"/>
+            <w:tcBorders>
+              <w:top w:val="nil" w:color="FFFFFF" w:sz="0"/>
+              <w:left w:val="nil" w:color="FFFFFF" w:sz="0"/>
+              <w:bottom w:val="nil" w:color="FFFFFF" w:sz="0"/>
+              <w:right w:val="nil" w:color="FFFFFF" w:sz="0"/>
+            </w:tcBorders>
+            <w:tcMar>
+              <w:top w:type="dxa" w:w="0"/>
+              <w:left w:type="dxa" w:w="90"/>
+              <w:bottom w:type="dxa" w:w="30"/>
+              <w:right w:type="dxa" w:w="0"/>
+            </w:tcMar>
+          </w:tcPr>
+          <w:p>
+            <w:pPr>
+              <w:spacing w:after="0" w:before="0" w:line="216" w:lineRule="auto"/>
+            </w:pPr>
+            <w:r>
+              <w:rPr>
+                <w:b/>
+                <w:bCs/>
+                <w:sz w:val="15"/>
+                <w:szCs w:val="15"/>
+              </w:rPr>
+              <w:t xml:space="preserve">Massstab</w:t>
+            </w:r>
+            <w:r>
+              <w:rPr>
+                <w:color w:val="4A5057"/>
+                <w:sz w:val="15"/>
+                <w:szCs w:val="15"/>
+              </w:rPr>
+              <w:t xml:space="preserve"> Eigene, überprüfbare Regel, nach der ich über einen Kauf entscheide.</w:t>
             </w:r>
           </w:p>
         </w:tc>
@@ -7680,95 +9696,10 @@
       <w:tr>
         <w:trPr>
           <w:cantSplit/>
-          <w:trHeight w:val="1134" w:hRule="atLeast"/>
         </w:trPr>
         <w:tc>
           <w:tcPr>
-            <w:tcW w:type="pct" w:w="33%"/>
-            <w:tcBorders>
-              <w:top w:val="single" w:color="D8DBE0" w:sz="4"/>
-              <w:left w:val="single" w:color="C0392B" w:sz="24"/>
-              <w:bottom w:val="single" w:color="D8DBE0" w:sz="4"/>
-              <w:right w:val="single" w:color="D8DBE0" w:sz="4"/>
-            </w:tcBorders>
-            <w:tcMar>
-              <w:top w:type="dxa" w:w="80"/>
-              <w:left w:type="dxa" w:w="100"/>
-              <w:bottom w:type="dxa" w:w="80"/>
-              <w:right w:type="dxa" w:w="100"/>
-            </w:tcMar>
-            <w:vAlign w:val="center"/>
-          </w:tcPr>
-          <w:p>
-            <w:pPr>
-              <w:spacing w:after="40"/>
-            </w:pPr>
-            <w:r>
-              <w:rPr>
-                <w:b/>
-                <w:bCs/>
-                <w:color w:val="C0392B"/>
-                <w:sz w:val="19"/>
-                <w:szCs w:val="19"/>
-              </w:rPr>
-              <w:t xml:space="preserve">Mein Massstab</w:t>
-            </w:r>
-          </w:p>
-          <w:p>
-            <w:pPr>
-              <w:pStyle w:val="ListParagraph"/>
-              <w:numPr>
-                <w:ilvl w:val="0"/>
-                <w:numId w:val="1"/>
-              </w:numPr>
-              <w:spacing w:after="10"/>
-            </w:pPr>
-            <w:r>
-              <w:rPr>
-                <w:sz w:val="17"/>
-                <w:szCs w:val="17"/>
-              </w:rPr>
-              <w:t xml:space="preserve">Prüffrage</w:t>
-            </w:r>
-          </w:p>
-          <w:p>
-            <w:pPr>
-              <w:pStyle w:val="ListParagraph"/>
-              <w:numPr>
-                <w:ilvl w:val="0"/>
-                <w:numId w:val="1"/>
-              </w:numPr>
-              <w:spacing w:after="10"/>
-            </w:pPr>
-            <w:r>
-              <w:rPr>
-                <w:sz w:val="17"/>
-                <w:szCs w:val="17"/>
-              </w:rPr>
-              <w:t xml:space="preserve">echt / geweckt</w:t>
-            </w:r>
-          </w:p>
-          <w:p>
-            <w:pPr>
-              <w:pStyle w:val="ListParagraph"/>
-              <w:numPr>
-                <w:ilvl w:val="0"/>
-                <w:numId w:val="1"/>
-              </w:numPr>
-              <w:spacing w:after="10"/>
-            </w:pPr>
-            <w:r>
-              <w:rPr>
-                <w:sz w:val="17"/>
-                <w:szCs w:val="17"/>
-              </w:rPr>
-              <w:t xml:space="preserve">Entscheid Handy</w:t>
-            </w:r>
-          </w:p>
-        </w:tc>
-        <w:tc>
-          <w:tcPr>
-            <w:tcW w:type="pct" w:w="33%"/>
+            <w:tcW w:type="pct" w:w="33.333333333333336%"/>
             <w:tcBorders>
               <w:top w:val="nil" w:color="FFFFFF" w:sz="0"/>
               <w:left w:val="nil" w:color="FFFFFF" w:sz="0"/>
@@ -7776,84 +9707,232 @@
               <w:right w:val="nil" w:color="FFFFFF" w:sz="0"/>
             </w:tcBorders>
             <w:tcMar>
-              <w:top w:type="dxa" w:w="80"/>
-              <w:left w:type="dxa" w:w="100"/>
-              <w:bottom w:type="dxa" w:w="80"/>
-              <w:right w:type="dxa" w:w="100"/>
-            </w:tcMar>
-          </w:tcPr>
-          <w:p>
-            <w:pPr>
-              <w:spacing w:after="60" w:line="280" w:lineRule="auto"/>
-            </w:pPr>
-            <w:r>
-              <w:t xml:space="preserve"/>
-            </w:r>
-          </w:p>
-        </w:tc>
-        <w:tc>
-          <w:tcPr>
-            <w:tcW w:type="pct" w:w="33%"/>
-            <w:tcBorders>
-              <w:top w:val="dashed" w:color="4A5057" w:sz="4"/>
-              <w:left w:val="dashed" w:color="4A5057" w:sz="24"/>
-              <w:bottom w:val="dashed" w:color="4A5057" w:sz="4"/>
-              <w:right w:val="dashed" w:color="4A5057" w:sz="4"/>
-            </w:tcBorders>
-            <w:tcMar>
-              <w:top w:type="dxa" w:w="80"/>
-              <w:left w:type="dxa" w:w="100"/>
-              <w:bottom w:type="dxa" w:w="80"/>
-              <w:right w:type="dxa" w:w="100"/>
-            </w:tcMar>
-            <w:vAlign w:val="center"/>
-          </w:tcPr>
-          <w:p>
-            <w:pPr>
-              <w:spacing w:after="40"/>
-            </w:pPr>
-            <w:r>
-              <w:rPr>
-                <w:b/>
-                <w:bCs/>
-                <w:color w:val="1A1D22"/>
-                <w:sz w:val="19"/>
-                <w:szCs w:val="19"/>
-              </w:rPr>
-              <w:t xml:space="preserve">gilt auch bei …</w:t>
-            </w:r>
-          </w:p>
-          <w:p>
-            <w:pPr>
-              <w:pBdr>
-                <w:bottom w:val="dotted" w:color="8B9099" w:sz="4"/>
-              </w:pBdr>
-              <w:spacing w:after="60" w:before="0" w:line="300" w:lineRule="auto"/>
-            </w:pPr>
-            <w:r>
-              <w:t xml:space="preserve"/>
-            </w:r>
-          </w:p>
-          <w:p>
-            <w:pPr>
-              <w:pBdr>
-                <w:bottom w:val="dotted" w:color="8B9099" w:sz="4"/>
-              </w:pBdr>
-              <w:spacing w:after="60" w:before="0" w:line="300" w:lineRule="auto"/>
-            </w:pPr>
-            <w:r>
-              <w:t xml:space="preserve"/>
-            </w:r>
-          </w:p>
-          <w:p>
-            <w:pPr>
-              <w:pBdr>
-                <w:bottom w:val="dotted" w:color="8B9099" w:sz="4"/>
-              </w:pBdr>
-              <w:spacing w:after="60" w:before="0" w:line="300" w:lineRule="auto"/>
-            </w:pPr>
-            <w:r>
-              <w:t xml:space="preserve"/>
+              <w:top w:type="dxa" w:w="0"/>
+              <w:left w:type="dxa" w:w="0"/>
+              <w:bottom w:type="dxa" w:w="30"/>
+              <w:right w:type="dxa" w:w="90"/>
+            </w:tcMar>
+          </w:tcPr>
+          <w:p>
+            <w:pPr>
+              <w:spacing w:after="0" w:before="0" w:line="216" w:lineRule="auto"/>
+            </w:pPr>
+            <w:r>
+              <w:rPr>
+                <w:b/>
+                <w:bCs/>
+                <w:sz w:val="15"/>
+                <w:szCs w:val="15"/>
+              </w:rPr>
+              <w:t xml:space="preserve">Existenzbedürfnis</w:t>
+            </w:r>
+            <w:r>
+              <w:rPr>
+                <w:color w:val="4A5057"/>
+                <w:sz w:val="15"/>
+                <w:szCs w:val="15"/>
+              </w:rPr>
+              <w:t xml:space="preserve"> Lebensnotwendiges Bedürfnis, das zuerst gedeckt werden muss.</w:t>
+            </w:r>
+          </w:p>
+        </w:tc>
+        <w:tc>
+          <w:tcPr>
+            <w:tcW w:type="pct" w:w="33.333333333333336%"/>
+            <w:tcBorders>
+              <w:top w:val="nil" w:color="FFFFFF" w:sz="0"/>
+              <w:left w:val="nil" w:color="FFFFFF" w:sz="0"/>
+              <w:bottom w:val="nil" w:color="FFFFFF" w:sz="0"/>
+              <w:right w:val="nil" w:color="FFFFFF" w:sz="0"/>
+            </w:tcBorders>
+            <w:tcMar>
+              <w:top w:type="dxa" w:w="0"/>
+              <w:left w:type="dxa" w:w="90"/>
+              <w:bottom w:type="dxa" w:w="30"/>
+              <w:right w:type="dxa" w:w="90"/>
+            </w:tcMar>
+          </w:tcPr>
+          <w:p>
+            <w:pPr>
+              <w:spacing w:after="0" w:before="0" w:line="216" w:lineRule="auto"/>
+            </w:pPr>
+            <w:r>
+              <w:rPr>
+                <w:b/>
+                <w:bCs/>
+                <w:sz w:val="15"/>
+                <w:szCs w:val="15"/>
+              </w:rPr>
+              <w:t xml:space="preserve">Impulskauf</w:t>
+            </w:r>
+            <w:r>
+              <w:rPr>
+                <w:color w:val="4A5057"/>
+                <w:sz w:val="15"/>
+                <w:szCs w:val="15"/>
+              </w:rPr>
+              <w:t xml:space="preserve"> Kauf aus spontanem Wunsch, ohne Planung oder Vergleich.</w:t>
+            </w:r>
+          </w:p>
+        </w:tc>
+        <w:tc>
+          <w:tcPr>
+            <w:tcW w:type="pct" w:w="33.333333333333336%"/>
+            <w:tcBorders>
+              <w:top w:val="nil" w:color="FFFFFF" w:sz="0"/>
+              <w:left w:val="nil" w:color="FFFFFF" w:sz="0"/>
+              <w:bottom w:val="nil" w:color="FFFFFF" w:sz="0"/>
+              <w:right w:val="nil" w:color="FFFFFF" w:sz="0"/>
+            </w:tcBorders>
+            <w:tcMar>
+              <w:top w:type="dxa" w:w="0"/>
+              <w:left w:type="dxa" w:w="90"/>
+              <w:bottom w:type="dxa" w:w="30"/>
+              <w:right w:type="dxa" w:w="0"/>
+            </w:tcMar>
+          </w:tcPr>
+          <w:p>
+            <w:pPr>
+              <w:spacing w:after="0" w:before="0" w:line="216" w:lineRule="auto"/>
+            </w:pPr>
+            <w:r>
+              <w:rPr>
+                <w:b/>
+                <w:bCs/>
+                <w:sz w:val="15"/>
+                <w:szCs w:val="15"/>
+              </w:rPr>
+              <w:t xml:space="preserve">Influencer-Marketing</w:t>
+            </w:r>
+            <w:r>
+              <w:rPr>
+                <w:color w:val="4A5057"/>
+                <w:sz w:val="15"/>
+                <w:szCs w:val="15"/>
+              </w:rPr>
+              <w:t xml:space="preserve"> Werbung, bei der Firmen Personen mit vielen Followern bezahlen oder beschenken.</w:t>
+            </w:r>
+          </w:p>
+        </w:tc>
+      </w:tr>
+      <w:tr>
+        <w:trPr>
+          <w:cantSplit/>
+        </w:trPr>
+        <w:tc>
+          <w:tcPr>
+            <w:tcW w:type="pct" w:w="33.333333333333336%"/>
+            <w:tcBorders>
+              <w:top w:val="nil" w:color="FFFFFF" w:sz="0"/>
+              <w:left w:val="nil" w:color="FFFFFF" w:sz="0"/>
+              <w:bottom w:val="nil" w:color="FFFFFF" w:sz="0"/>
+              <w:right w:val="nil" w:color="FFFFFF" w:sz="0"/>
+            </w:tcBorders>
+            <w:tcMar>
+              <w:top w:type="dxa" w:w="0"/>
+              <w:left w:type="dxa" w:w="0"/>
+              <w:bottom w:type="dxa" w:w="30"/>
+              <w:right w:type="dxa" w:w="90"/>
+            </w:tcMar>
+          </w:tcPr>
+          <w:p>
+            <w:pPr>
+              <w:spacing w:after="0" w:before="0" w:line="216" w:lineRule="auto"/>
+            </w:pPr>
+            <w:r>
+              <w:rPr>
+                <w:b/>
+                <w:bCs/>
+                <w:sz w:val="15"/>
+                <w:szCs w:val="15"/>
+              </w:rPr>
+              <w:t xml:space="preserve">Wahlbedürfnis</w:t>
+            </w:r>
+            <w:r>
+              <w:rPr>
+                <w:color w:val="4A5057"/>
+                <w:sz w:val="15"/>
+                <w:szCs w:val="15"/>
+              </w:rPr>
+              <w:t xml:space="preserve"> Bedürfnis, auf das man verzichten könnte.</w:t>
+            </w:r>
+          </w:p>
+        </w:tc>
+        <w:tc>
+          <w:tcPr>
+            <w:tcW w:type="pct" w:w="33.333333333333336%"/>
+            <w:tcBorders>
+              <w:top w:val="nil" w:color="FFFFFF" w:sz="0"/>
+              <w:left w:val="nil" w:color="FFFFFF" w:sz="0"/>
+              <w:bottom w:val="nil" w:color="FFFFFF" w:sz="0"/>
+              <w:right w:val="nil" w:color="FFFFFF" w:sz="0"/>
+            </w:tcBorders>
+            <w:tcMar>
+              <w:top w:type="dxa" w:w="0"/>
+              <w:left w:type="dxa" w:w="90"/>
+              <w:bottom w:type="dxa" w:w="30"/>
+              <w:right w:type="dxa" w:w="90"/>
+            </w:tcMar>
+          </w:tcPr>
+          <w:p>
+            <w:pPr>
+              <w:spacing w:after="0" w:before="0" w:line="216" w:lineRule="auto"/>
+            </w:pPr>
+            <w:r>
+              <w:rPr>
+                <w:b/>
+                <w:bCs/>
+                <w:sz w:val="15"/>
+                <w:szCs w:val="15"/>
+              </w:rPr>
+              <w:t xml:space="preserve">Konsumdruck</w:t>
+            </w:r>
+            <w:r>
+              <w:rPr>
+                <w:color w:val="4A5057"/>
+                <w:sz w:val="15"/>
+                <w:szCs w:val="15"/>
+              </w:rPr>
+              <w:t xml:space="preserve"> Druck aus dem Umfeld, etwas zu kaufen, um dazuzugehören.</w:t>
+            </w:r>
+          </w:p>
+        </w:tc>
+        <w:tc>
+          <w:tcPr>
+            <w:tcW w:type="pct" w:w="33.333333333333336%"/>
+            <w:tcBorders>
+              <w:top w:val="nil" w:color="FFFFFF" w:sz="0"/>
+              <w:left w:val="nil" w:color="FFFFFF" w:sz="0"/>
+              <w:bottom w:val="nil" w:color="FFFFFF" w:sz="0"/>
+              <w:right w:val="nil" w:color="FFFFFF" w:sz="0"/>
+            </w:tcBorders>
+            <w:tcMar>
+              <w:top w:type="dxa" w:w="0"/>
+              <w:left w:type="dxa" w:w="90"/>
+              <w:bottom w:type="dxa" w:w="30"/>
+              <w:right w:type="dxa" w:w="0"/>
+            </w:tcMar>
+          </w:tcPr>
+          <w:p>
+            <w:pPr>
+              <w:spacing w:after="0" w:before="0" w:line="216" w:lineRule="auto"/>
+            </w:pPr>
+            <w:r>
+              <w:rPr>
+                <w:b/>
+                <w:bCs/>
+                <w:sz w:val="15"/>
+                <w:szCs w:val="15"/>
+              </w:rPr>
+              <w:t xml:space="preserve">Algorithmus</w:t>
+            </w:r>
+            <w:r>
+              <w:rPr>
+                <w:color w:val="4A5057"/>
+                <w:sz w:val="15"/>
+                <w:szCs w:val="15"/>
+              </w:rPr>
+              <w:t xml:space="preserve"> Rechenregel, nach der eine Plattform auswählt, was im Feed erscheint.</w:t>
             </w:r>
           </w:p>
         </w:tc>
@@ -7956,21 +10035,7 @@
           <w:sz w:val="14"/>
           <w:szCs w:val="14"/>
         </w:rPr>
-        <w:t xml:space="preserve">MITNAHME IN DEN GEMEINSAMEN AUFTRAG (WOCHE 3)</w:t>
-      </w:r>
-    </w:p>
-    <w:p>
-      <w:pPr>
-        <w:keepNext/>
-        <w:spacing w:after="60"/>
-      </w:pPr>
-      <w:r>
-        <w:rPr>
-          <w:color w:val="4A5057"/>
-          <w:sz w:val="18"/>
-          <w:szCs w:val="18"/>
-        </w:rPr>
-        <w:t xml:space="preserve">Diese drei Zeilen brauchen Sie in Woche 3 wieder.</w:t>
+        <w:t xml:space="preserve">DAS NEHME ICH MIT</w:t>
       </w:r>
     </w:p>
     <w:tbl>
@@ -7992,7 +10057,7 @@
       <w:tr>
         <w:trPr>
           <w:cantSplit/>
-          <w:trHeight w:val="510" w:hRule="atLeast"/>
+          <w:trHeight w:val="425" w:hRule="atLeast"/>
         </w:trPr>
         <w:tc>
           <w:tcPr>
@@ -8056,7 +10121,7 @@
       <w:tr>
         <w:trPr>
           <w:cantSplit/>
-          <w:trHeight w:val="510" w:hRule="atLeast"/>
+          <w:trHeight w:val="425" w:hRule="atLeast"/>
         </w:trPr>
         <w:tc>
           <w:tcPr>
@@ -8120,7 +10185,7 @@
       <w:tr>
         <w:trPr>
           <w:cantSplit/>
-          <w:trHeight w:val="510" w:hRule="atLeast"/>
+          <w:trHeight w:val="425" w:hRule="atLeast"/>
         </w:trPr>
         <w:tc>
           <w:tcPr>
@@ -8196,10 +10261,15 @@
     </w:p>
     <w:p>
       <w:pPr>
-        <w:spacing w:after="60" w:line="280" w:lineRule="auto"/>
+        <w:keepNext/>
+        <w:pBdr>
+          <w:bottom w:val="single" w:color="C0392B" w:sz="8" w:space="2"/>
+        </w:pBdr>
+        <w:spacing w:after="20" w:before="0"/>
       </w:pPr>
       <w:r>
         <w:rPr>
+          <w:rFonts w:ascii="Consolas" w:cs="Consolas" w:eastAsia="Consolas" w:hAnsi="Consolas"/>
           <w:b/>
           <w:bCs/>
           <w:color w:val="C0392B"/>
@@ -8227,129 +10297,326 @@
       </w:tblGrid>
       <w:tr>
         <w:trPr>
-          <w:tblHeader/>
+          <w:cantSplit/>
         </w:trPr>
         <w:tc>
           <w:tcPr>
-            <w:tcW w:type="pct" w:w="30%"/>
-            <w:tcBorders>
-              <w:top w:val="single" w:color="C0392B" w:sz="4"/>
-              <w:left w:val="nil" w:sz="0"/>
-              <w:bottom w:val="single" w:color="C0392B" w:sz="12"/>
-              <w:right w:val="nil" w:sz="0"/>
-            </w:tcBorders>
-            <w:shd w:color="FFFFFF" w:val="solid"/>
-            <w:tcMar>
-              <w:top w:type="dxa" w:w="80"/>
-              <w:left w:type="dxa" w:w="100"/>
-              <w:bottom w:type="dxa" w:w="80"/>
-              <w:right w:type="dxa" w:w="100"/>
-            </w:tcMar>
-          </w:tcPr>
-          <w:p>
-            <w:pPr>
-              <w:spacing w:after="60" w:line="280" w:lineRule="auto"/>
-            </w:pPr>
-            <w:r>
-              <w:rPr>
-                <w:b/>
-                <w:bCs/>
-                <w:color w:val="C0392B"/>
-                <w:sz w:val="14"/>
-                <w:szCs w:val="14"/>
-              </w:rPr>
-              <w:t xml:space="preserve">PRODUKT</w:t>
-            </w:r>
-          </w:p>
-        </w:tc>
-        <w:tc>
-          <w:tcPr>
-            <w:tcW w:type="pct" w:w="70%"/>
-            <w:tcBorders>
-              <w:top w:val="single" w:color="C0392B" w:sz="4"/>
-              <w:left w:val="nil" w:sz="0"/>
-              <w:bottom w:val="single" w:color="C0392B" w:sz="12"/>
-              <w:right w:val="nil" w:sz="0"/>
-            </w:tcBorders>
-            <w:shd w:color="FFFFFF" w:val="solid"/>
-            <w:tcMar>
-              <w:top w:type="dxa" w:w="80"/>
-              <w:left w:type="dxa" w:w="100"/>
-              <w:bottom w:type="dxa" w:w="80"/>
-              <w:right w:type="dxa" w:w="100"/>
-            </w:tcMar>
-          </w:tcPr>
-          <w:p>
-            <w:pPr>
-              <w:spacing w:after="60" w:line="280" w:lineRule="auto"/>
-            </w:pPr>
-            <w:r>
-              <w:rPr>
-                <w:b/>
-                <w:bCs/>
-                <w:color w:val="C0392B"/>
-                <w:sz w:val="14"/>
-                <w:szCs w:val="14"/>
-              </w:rPr>
-              <w:t xml:space="preserve">KRITERIEN</w:t>
+            <w:tcW w:type="pct" w:w="50%"/>
+            <w:tcBorders>
+              <w:top w:val="nil" w:color="FFFFFF" w:sz="0"/>
+              <w:left w:val="nil" w:color="FFFFFF" w:sz="0"/>
+              <w:bottom w:val="nil" w:color="FFFFFF" w:sz="0"/>
+              <w:right w:val="nil" w:color="FFFFFF" w:sz="0"/>
+            </w:tcBorders>
+            <w:tcMar>
+              <w:top w:type="dxa" w:w="0"/>
+              <w:left w:type="dxa" w:w="0"/>
+              <w:bottom w:type="dxa" w:w="40"/>
+              <w:right w:type="dxa" w:w="140"/>
+            </w:tcMar>
+          </w:tcPr>
+          <w:p>
+            <w:pPr>
+              <w:keepNext/>
+              <w:spacing w:after="10" w:before="20"/>
+            </w:pPr>
+            <w:r>
+              <w:rPr>
+                <w:b/>
+                <w:bCs/>
+                <w:sz w:val="17"/>
+                <w:szCs w:val="17"/>
+              </w:rPr>
+              <w:t xml:space="preserve">Leitfragen</w:t>
+            </w:r>
+          </w:p>
+          <w:p>
+            <w:pPr>
+              <w:pBdr>
+                <w:bottom w:val="single" w:color="D8DBE0" w:sz="2" w:space="1"/>
+              </w:pBdr>
+              <w:tabs>
+                <w:tab w:val="right" w:pos="4659"/>
+              </w:tabs>
+              <w:spacing w:after="0" w:before="0" w:line="228" w:lineRule="auto"/>
+            </w:pPr>
+            <w:r>
+              <w:rPr>
+                <w:b/>
+                <w:bCs/>
+                <w:sz w:val="16"/>
+                <w:szCs w:val="16"/>
+              </w:rPr>
+              <w:t xml:space="preserve">✔ </w:t>
+            </w:r>
+            <w:r>
+              <w:rPr>
+                <w:sz w:val="16"/>
+                <w:szCs w:val="16"/>
+              </w:rPr>
+              <w:t xml:space="preserve">LF1 trennt Gut und Bedürfnis an einem Beispiel</w:t>
+            </w:r>
+            <w:r>
+              <w:rPr>
+                <w:sz w:val="19"/>
+                <w:szCs w:val="19"/>
+              </w:rPr>
+              <w:t xml:space="preserve">	☐</w:t>
+            </w:r>
+          </w:p>
+          <w:p>
+            <w:pPr>
+              <w:pBdr>
+                <w:bottom w:val="single" w:color="D8DBE0" w:sz="2" w:space="1"/>
+              </w:pBdr>
+              <w:tabs>
+                <w:tab w:val="right" w:pos="4659"/>
+              </w:tabs>
+              <w:spacing w:after="0" w:before="0" w:line="228" w:lineRule="auto"/>
+            </w:pPr>
+            <w:r>
+              <w:rPr>
+                <w:b/>
+                <w:bCs/>
+                <w:sz w:val="16"/>
+                <w:szCs w:val="16"/>
+              </w:rPr>
+              <w:t xml:space="preserve">✔ </w:t>
+            </w:r>
+            <w:r>
+              <w:rPr>
+                <w:sz w:val="16"/>
+                <w:szCs w:val="16"/>
+              </w:rPr>
+              <w:t xml:space="preserve">LF2 hat fünf Einträge im Dreischritt</w:t>
+            </w:r>
+            <w:r>
+              <w:rPr>
+                <w:sz w:val="19"/>
+                <w:szCs w:val="19"/>
+              </w:rPr>
+              <w:t xml:space="preserve">	☐</w:t>
+            </w:r>
+          </w:p>
+          <w:p>
+            <w:pPr>
+              <w:pBdr>
+                <w:bottom w:val="single" w:color="D8DBE0" w:sz="2" w:space="1"/>
+              </w:pBdr>
+              <w:tabs>
+                <w:tab w:val="right" w:pos="4659"/>
+              </w:tabs>
+              <w:spacing w:after="0" w:before="0" w:line="228" w:lineRule="auto"/>
+            </w:pPr>
+            <w:r>
+              <w:rPr>
+                <w:b/>
+                <w:bCs/>
+                <w:sz w:val="16"/>
+                <w:szCs w:val="16"/>
+              </w:rPr>
+              <w:t xml:space="preserve">✔ </w:t>
+            </w:r>
+            <w:r>
+              <w:rPr>
+                <w:sz w:val="16"/>
+                <w:szCs w:val="16"/>
+              </w:rPr>
+              <w:t xml:space="preserve">LF4 prüft beide Seiten und entscheidet</w:t>
+            </w:r>
+            <w:r>
+              <w:rPr>
+                <w:sz w:val="19"/>
+                <w:szCs w:val="19"/>
+              </w:rPr>
+              <w:t xml:space="preserve">	☐</w:t>
+            </w:r>
+          </w:p>
+        </w:tc>
+        <w:tc>
+          <w:tcPr>
+            <w:tcW w:type="pct" w:w="50%"/>
+            <w:tcBorders>
+              <w:top w:val="nil" w:color="FFFFFF" w:sz="0"/>
+              <w:left w:val="nil" w:color="FFFFFF" w:sz="0"/>
+              <w:bottom w:val="nil" w:color="FFFFFF" w:sz="0"/>
+              <w:right w:val="nil" w:color="FFFFFF" w:sz="0"/>
+            </w:tcBorders>
+            <w:tcMar>
+              <w:top w:type="dxa" w:w="0"/>
+              <w:left w:type="dxa" w:w="140"/>
+              <w:bottom w:type="dxa" w:w="40"/>
+              <w:right w:type="dxa" w:w="0"/>
+            </w:tcMar>
+          </w:tcPr>
+          <w:p>
+            <w:pPr>
+              <w:keepNext/>
+              <w:spacing w:after="10" w:before="20"/>
+            </w:pPr>
+            <w:r>
+              <w:rPr>
+                <w:b/>
+                <w:bCs/>
+                <w:sz w:val="17"/>
+                <w:szCs w:val="17"/>
+              </w:rPr>
+              <w:t xml:space="preserve">Quelle</w:t>
+            </w:r>
+          </w:p>
+          <w:p>
+            <w:pPr>
+              <w:pBdr>
+                <w:bottom w:val="single" w:color="D8DBE0" w:sz="2" w:space="1"/>
+              </w:pBdr>
+              <w:tabs>
+                <w:tab w:val="right" w:pos="4659"/>
+              </w:tabs>
+              <w:spacing w:after="0" w:before="0" w:line="228" w:lineRule="auto"/>
+            </w:pPr>
+            <w:r>
+              <w:rPr>
+                <w:b/>
+                <w:bCs/>
+                <w:sz w:val="16"/>
+                <w:szCs w:val="16"/>
+              </w:rPr>
+              <w:t xml:space="preserve">✔ </w:t>
+            </w:r>
+            <w:r>
+              <w:rPr>
+                <w:sz w:val="16"/>
+                <w:szCs w:val="16"/>
+              </w:rPr>
+              <w:t xml:space="preserve">Raster mit vier Zeilen und Beleg</w:t>
+            </w:r>
+            <w:r>
+              <w:rPr>
+                <w:sz w:val="19"/>
+                <w:szCs w:val="19"/>
+              </w:rPr>
+              <w:t xml:space="preserve">	☐</w:t>
+            </w:r>
+          </w:p>
+          <w:p>
+            <w:pPr>
+              <w:pBdr>
+                <w:bottom w:val="single" w:color="D8DBE0" w:sz="2" w:space="1"/>
+              </w:pBdr>
+              <w:tabs>
+                <w:tab w:val="right" w:pos="4659"/>
+              </w:tabs>
+              <w:spacing w:after="0" w:before="0" w:line="228" w:lineRule="auto"/>
+            </w:pPr>
+            <w:r>
+              <w:rPr>
+                <w:b/>
+                <w:bCs/>
+                <w:sz w:val="16"/>
+                <w:szCs w:val="16"/>
+              </w:rPr>
+              <w:t xml:space="preserve">✔ </w:t>
+            </w:r>
+            <w:r>
+              <w:rPr>
+                <w:sz w:val="16"/>
+                <w:szCs w:val="16"/>
+              </w:rPr>
+              <w:t xml:space="preserve">Jede Zeile hat einen Begriff aus LF1</w:t>
+            </w:r>
+            <w:r>
+              <w:rPr>
+                <w:sz w:val="19"/>
+                <w:szCs w:val="19"/>
+              </w:rPr>
+              <w:t xml:space="preserve">	☐</w:t>
+            </w:r>
+          </w:p>
+          <w:p>
+            <w:pPr>
+              <w:pBdr>
+                <w:bottom w:val="single" w:color="D8DBE0" w:sz="2" w:space="1"/>
+              </w:pBdr>
+              <w:tabs>
+                <w:tab w:val="right" w:pos="4659"/>
+              </w:tabs>
+              <w:spacing w:after="0" w:before="0" w:line="228" w:lineRule="auto"/>
+            </w:pPr>
+            <w:r>
+              <w:rPr>
+                <w:b/>
+                <w:bCs/>
+                <w:sz w:val="16"/>
+                <w:szCs w:val="16"/>
+              </w:rPr>
+              <w:t xml:space="preserve">✔ </w:t>
+            </w:r>
+            <w:r>
+              <w:rPr>
+                <w:sz w:val="16"/>
+                <w:szCs w:val="16"/>
+              </w:rPr>
+              <w:t xml:space="preserve">Befund in zwei bis drei Sätzen</w:t>
+            </w:r>
+            <w:r>
+              <w:rPr>
+                <w:sz w:val="19"/>
+                <w:szCs w:val="19"/>
+              </w:rPr>
+              <w:t xml:space="preserve">	☐</w:t>
             </w:r>
           </w:p>
         </w:tc>
       </w:tr>
       <w:tr>
-        <w:tc>
-          <w:tcPr>
-            <w:tcW w:type="pct" w:w="30%"/>
-            <w:tcBorders>
-              <w:top w:val="nil" w:sz="0"/>
-              <w:left w:val="nil" w:sz="0"/>
-              <w:bottom w:val="single" w:color="EBEDF0" w:sz="2"/>
-              <w:right w:val="nil" w:sz="0"/>
-            </w:tcBorders>
-            <w:tcMar>
-              <w:top w:type="dxa" w:w="80"/>
-              <w:left w:type="dxa" w:w="100"/>
-              <w:bottom w:type="dxa" w:w="80"/>
-              <w:right w:type="dxa" w:w="100"/>
-            </w:tcMar>
-          </w:tcPr>
-          <w:p>
-            <w:r>
-              <w:rPr>
-                <w:b/>
-                <w:bCs/>
-                <w:sz w:val="18"/>
-                <w:szCs w:val="18"/>
-              </w:rPr>
-              <w:t xml:space="preserve">Leitfragen</w:t>
-            </w:r>
-          </w:p>
-        </w:tc>
-        <w:tc>
-          <w:tcPr>
-            <w:tcW w:type="pct" w:w="70%"/>
-            <w:tcBorders>
-              <w:top w:val="nil" w:sz="0"/>
-              <w:left w:val="nil" w:sz="0"/>
-              <w:bottom w:val="single" w:color="EBEDF0" w:sz="2"/>
-              <w:right w:val="nil" w:sz="0"/>
-            </w:tcBorders>
-            <w:tcMar>
-              <w:top w:type="dxa" w:w="80"/>
-              <w:left w:type="dxa" w:w="100"/>
-              <w:bottom w:type="dxa" w:w="80"/>
-              <w:right w:type="dxa" w:w="100"/>
-            </w:tcMar>
-          </w:tcPr>
-          <w:p>
-            <w:pPr>
-              <w:spacing w:after="20"/>
-            </w:pPr>
-            <w:r>
-              <w:rPr>
-                <w:b/>
-                <w:bCs/>
-                <w:color w:val="000000"/>
+        <w:trPr>
+          <w:cantSplit/>
+        </w:trPr>
+        <w:tc>
+          <w:tcPr>
+            <w:tcW w:type="pct" w:w="50%"/>
+            <w:tcBorders>
+              <w:top w:val="nil" w:color="FFFFFF" w:sz="0"/>
+              <w:left w:val="nil" w:color="FFFFFF" w:sz="0"/>
+              <w:bottom w:val="nil" w:color="FFFFFF" w:sz="0"/>
+              <w:right w:val="nil" w:color="FFFFFF" w:sz="0"/>
+            </w:tcBorders>
+            <w:tcMar>
+              <w:top w:type="dxa" w:w="0"/>
+              <w:left w:type="dxa" w:w="0"/>
+              <w:bottom w:type="dxa" w:w="40"/>
+              <w:right w:type="dxa" w:w="140"/>
+            </w:tcMar>
+          </w:tcPr>
+          <w:p>
+            <w:pPr>
+              <w:keepNext/>
+              <w:spacing w:after="10" w:before="20"/>
+            </w:pPr>
+            <w:r>
+              <w:rPr>
+                <w:b/>
+                <w:bCs/>
+                <w:sz w:val="17"/>
+                <w:szCs w:val="17"/>
+              </w:rPr>
+              <w:t xml:space="preserve">Landkarte</w:t>
+            </w:r>
+          </w:p>
+          <w:p>
+            <w:pPr>
+              <w:pBdr>
+                <w:bottom w:val="single" w:color="D8DBE0" w:sz="2" w:space="1"/>
+              </w:pBdr>
+              <w:tabs>
+                <w:tab w:val="right" w:pos="4659"/>
+              </w:tabs>
+              <w:spacing w:after="0" w:before="0" w:line="228" w:lineRule="auto"/>
+            </w:pPr>
+            <w:r>
+              <w:rPr>
+                <w:b/>
+                <w:bCs/>
                 <w:sz w:val="16"/>
                 <w:szCs w:val="16"/>
               </w:rPr>
@@ -8360,28 +10627,30 @@
                 <w:sz w:val="16"/>
                 <w:szCs w:val="16"/>
               </w:rPr>
-              <w:t xml:space="preserve">LF1 trennt Gut und Bedürfnis an einem Beispiel</w:t>
-            </w:r>
-            <w:r>
-              <w:rPr>
-                <w:b/>
-                <w:bCs/>
-                <w:color w:val="000000"/>
-                <w:sz w:val="18"/>
-                <w:szCs w:val="18"/>
-              </w:rPr>
-              <w:t xml:space="preserve">   ☐</w:t>
-            </w:r>
-          </w:p>
-          <w:p>
-            <w:pPr>
-              <w:spacing w:after="20"/>
-            </w:pPr>
-            <w:r>
-              <w:rPr>
-                <w:b/>
-                <w:bCs/>
-                <w:color w:val="000000"/>
+              <w:t xml:space="preserve">Mind. 8 Einträge</w:t>
+            </w:r>
+            <w:r>
+              <w:rPr>
+                <w:sz w:val="19"/>
+                <w:szCs w:val="19"/>
+              </w:rPr>
+              <w:t xml:space="preserve">	☐</w:t>
+            </w:r>
+          </w:p>
+          <w:p>
+            <w:pPr>
+              <w:pBdr>
+                <w:bottom w:val="single" w:color="D8DBE0" w:sz="2" w:space="1"/>
+              </w:pBdr>
+              <w:tabs>
+                <w:tab w:val="right" w:pos="4659"/>
+              </w:tabs>
+              <w:spacing w:after="0" w:before="0" w:line="228" w:lineRule="auto"/>
+            </w:pPr>
+            <w:r>
+              <w:rPr>
+                <w:b/>
+                <w:bCs/>
                 <w:sz w:val="16"/>
                 <w:szCs w:val="16"/>
               </w:rPr>
@@ -8392,28 +10661,30 @@
                 <w:sz w:val="16"/>
                 <w:szCs w:val="16"/>
               </w:rPr>
-              <w:t xml:space="preserve">LF2 hat fünf Einträge im Dreischritt</w:t>
-            </w:r>
-            <w:r>
-              <w:rPr>
-                <w:b/>
-                <w:bCs/>
-                <w:color w:val="000000"/>
-                <w:sz w:val="18"/>
-                <w:szCs w:val="18"/>
-              </w:rPr>
-              <w:t xml:space="preserve">   ☐</w:t>
-            </w:r>
-          </w:p>
-          <w:p>
-            <w:pPr>
-              <w:spacing w:after="20"/>
-            </w:pPr>
-            <w:r>
-              <w:rPr>
-                <w:b/>
-                <w:bCs/>
-                <w:color w:val="000000"/>
+              <w:t xml:space="preserve">Legende mit drei Markierungen angewendet</w:t>
+            </w:r>
+            <w:r>
+              <w:rPr>
+                <w:sz w:val="19"/>
+                <w:szCs w:val="19"/>
+              </w:rPr>
+              <w:t xml:space="preserve">	☐</w:t>
+            </w:r>
+          </w:p>
+          <w:p>
+            <w:pPr>
+              <w:pBdr>
+                <w:bottom w:val="single" w:color="D8DBE0" w:sz="2" w:space="1"/>
+              </w:pBdr>
+              <w:tabs>
+                <w:tab w:val="right" w:pos="4659"/>
+              </w:tabs>
+              <w:spacing w:after="0" w:before="0" w:line="228" w:lineRule="auto"/>
+            </w:pPr>
+            <w:r>
+              <w:rPr>
+                <w:b/>
+                <w:bCs/>
                 <w:sz w:val="16"/>
                 <w:szCs w:val="16"/>
               </w:rPr>
@@ -8424,75 +10695,62 @@
                 <w:sz w:val="16"/>
                 <w:szCs w:val="16"/>
               </w:rPr>
-              <w:t xml:space="preserve">LF4 prüft beide Seiten und entscheidet</w:t>
-            </w:r>
-            <w:r>
-              <w:rPr>
-                <w:b/>
-                <w:bCs/>
-                <w:color w:val="000000"/>
-                <w:sz w:val="18"/>
-                <w:szCs w:val="18"/>
-              </w:rPr>
-              <w:t xml:space="preserve">   ☐</w:t>
-            </w:r>
-          </w:p>
-        </w:tc>
-      </w:tr>
-      <w:tr>
-        <w:tc>
-          <w:tcPr>
-            <w:tcW w:type="pct" w:w="30%"/>
-            <w:tcBorders>
-              <w:top w:val="nil" w:sz="0"/>
-              <w:left w:val="nil" w:sz="0"/>
-              <w:bottom w:val="single" w:color="EBEDF0" w:sz="2"/>
-              <w:right w:val="nil" w:sz="0"/>
-            </w:tcBorders>
-            <w:tcMar>
-              <w:top w:type="dxa" w:w="80"/>
-              <w:left w:type="dxa" w:w="100"/>
-              <w:bottom w:type="dxa" w:w="80"/>
-              <w:right w:type="dxa" w:w="100"/>
-            </w:tcMar>
-          </w:tcPr>
-          <w:p>
-            <w:r>
-              <w:rPr>
-                <w:b/>
-                <w:bCs/>
-                <w:sz w:val="18"/>
-                <w:szCs w:val="18"/>
-              </w:rPr>
-              <w:t xml:space="preserve">Quelle</w:t>
-            </w:r>
-          </w:p>
-        </w:tc>
-        <w:tc>
-          <w:tcPr>
-            <w:tcW w:type="pct" w:w="70%"/>
-            <w:tcBorders>
-              <w:top w:val="nil" w:sz="0"/>
-              <w:left w:val="nil" w:sz="0"/>
-              <w:bottom w:val="single" w:color="EBEDF0" w:sz="2"/>
-              <w:right w:val="nil" w:sz="0"/>
-            </w:tcBorders>
-            <w:tcMar>
-              <w:top w:type="dxa" w:w="80"/>
-              <w:left w:type="dxa" w:w="100"/>
-              <w:bottom w:type="dxa" w:w="80"/>
-              <w:right w:type="dxa" w:w="100"/>
-            </w:tcMar>
-          </w:tcPr>
-          <w:p>
-            <w:pPr>
-              <w:spacing w:after="20"/>
-            </w:pPr>
-            <w:r>
-              <w:rPr>
-                <w:b/>
-                <w:bCs/>
-                <w:color w:val="000000"/>
+              <w:t xml:space="preserve">Massstab-Satz und Entscheid am Rand</w:t>
+            </w:r>
+            <w:r>
+              <w:rPr>
+                <w:sz w:val="19"/>
+                <w:szCs w:val="19"/>
+              </w:rPr>
+              <w:t xml:space="preserve">	☐</w:t>
+            </w:r>
+          </w:p>
+        </w:tc>
+        <w:tc>
+          <w:tcPr>
+            <w:tcW w:type="pct" w:w="50%"/>
+            <w:tcBorders>
+              <w:top w:val="nil" w:color="FFFFFF" w:sz="0"/>
+              <w:left w:val="nil" w:color="FFFFFF" w:sz="0"/>
+              <w:bottom w:val="nil" w:color="FFFFFF" w:sz="0"/>
+              <w:right w:val="nil" w:color="FFFFFF" w:sz="0"/>
+            </w:tcBorders>
+            <w:tcMar>
+              <w:top w:type="dxa" w:w="0"/>
+              <w:left w:type="dxa" w:w="140"/>
+              <w:bottom w:type="dxa" w:w="40"/>
+              <w:right w:type="dxa" w:w="0"/>
+            </w:tcMar>
+          </w:tcPr>
+          <w:p>
+            <w:pPr>
+              <w:keepNext/>
+              <w:spacing w:after="10" w:before="20"/>
+            </w:pPr>
+            <w:r>
+              <w:rPr>
+                <w:b/>
+                <w:bCs/>
+                <w:sz w:val="17"/>
+                <w:szCs w:val="17"/>
+              </w:rPr>
+              <w:t xml:space="preserve">Abschluss</w:t>
+            </w:r>
+          </w:p>
+          <w:p>
+            <w:pPr>
+              <w:pBdr>
+                <w:bottom w:val="single" w:color="D8DBE0" w:sz="2" w:space="1"/>
+              </w:pBdr>
+              <w:tabs>
+                <w:tab w:val="right" w:pos="4659"/>
+              </w:tabs>
+              <w:spacing w:after="0" w:before="0" w:line="228" w:lineRule="auto"/>
+            </w:pPr>
+            <w:r>
+              <w:rPr>
+                <w:b/>
+                <w:bCs/>
                 <w:sz w:val="16"/>
                 <w:szCs w:val="16"/>
               </w:rPr>
@@ -8503,28 +10761,30 @@
                 <w:sz w:val="16"/>
                 <w:szCs w:val="16"/>
               </w:rPr>
-              <w:t xml:space="preserve">Raster mit vier Zeilen und Beleg</w:t>
-            </w:r>
-            <w:r>
-              <w:rPr>
-                <w:b/>
-                <w:bCs/>
-                <w:color w:val="000000"/>
-                <w:sz w:val="18"/>
-                <w:szCs w:val="18"/>
-              </w:rPr>
-              <w:t xml:space="preserve">   ☐</w:t>
-            </w:r>
-          </w:p>
-          <w:p>
-            <w:pPr>
-              <w:spacing w:after="20"/>
-            </w:pPr>
-            <w:r>
-              <w:rPr>
-                <w:b/>
-                <w:bCs/>
-                <w:color w:val="000000"/>
+              <w:t xml:space="preserve">Begriffsnetz mit mind. 5 beschrifteten Verbindungen</w:t>
+            </w:r>
+            <w:r>
+              <w:rPr>
+                <w:sz w:val="19"/>
+                <w:szCs w:val="19"/>
+              </w:rPr>
+              <w:t xml:space="preserve">	☐</w:t>
+            </w:r>
+          </w:p>
+          <w:p>
+            <w:pPr>
+              <w:pBdr>
+                <w:bottom w:val="single" w:color="D8DBE0" w:sz="2" w:space="1"/>
+              </w:pBdr>
+              <w:tabs>
+                <w:tab w:val="right" w:pos="4659"/>
+              </w:tabs>
+              <w:spacing w:after="0" w:before="0" w:line="228" w:lineRule="auto"/>
+            </w:pPr>
+            <w:r>
+              <w:rPr>
+                <w:b/>
+                <w:bCs/>
                 <w:sz w:val="16"/>
                 <w:szCs w:val="16"/>
               </w:rPr>
@@ -8535,28 +10795,30 @@
                 <w:sz w:val="16"/>
                 <w:szCs w:val="16"/>
               </w:rPr>
-              <w:t xml:space="preserve">Jede Zeile hat einen Begriff aus LF1</w:t>
-            </w:r>
-            <w:r>
-              <w:rPr>
-                <w:b/>
-                <w:bCs/>
-                <w:color w:val="000000"/>
-                <w:sz w:val="18"/>
-                <w:szCs w:val="18"/>
-              </w:rPr>
-              <w:t xml:space="preserve">   ☐</w:t>
-            </w:r>
-          </w:p>
-          <w:p>
-            <w:pPr>
-              <w:spacing w:after="20"/>
-            </w:pPr>
-            <w:r>
-              <w:rPr>
-                <w:b/>
-                <w:bCs/>
-                <w:color w:val="000000"/>
+              <w:t xml:space="preserve">Quer-Check abgehakt</w:t>
+            </w:r>
+            <w:r>
+              <w:rPr>
+                <w:sz w:val="19"/>
+                <w:szCs w:val="19"/>
+              </w:rPr>
+              <w:t xml:space="preserve">	☐</w:t>
+            </w:r>
+          </w:p>
+          <w:p>
+            <w:pPr>
+              <w:pBdr>
+                <w:bottom w:val="single" w:color="D8DBE0" w:sz="2" w:space="1"/>
+              </w:pBdr>
+              <w:tabs>
+                <w:tab w:val="right" w:pos="4659"/>
+              </w:tabs>
+              <w:spacing w:after="0" w:before="0" w:line="228" w:lineRule="auto"/>
+            </w:pPr>
+            <w:r>
+              <w:rPr>
+                <w:b/>
+                <w:bCs/>
                 <w:sz w:val="16"/>
                 <w:szCs w:val="16"/>
               </w:rPr>
@@ -8567,316 +10829,19 @@
                 <w:sz w:val="16"/>
                 <w:szCs w:val="16"/>
               </w:rPr>
-              <w:t xml:space="preserve">Befund in zwei bis drei Sätzen</w:t>
-            </w:r>
-            <w:r>
-              <w:rPr>
-                <w:b/>
-                <w:bCs/>
-                <w:color w:val="000000"/>
-                <w:sz w:val="18"/>
-                <w:szCs w:val="18"/>
-              </w:rPr>
-              <w:t xml:space="preserve">   ☐</w:t>
-            </w:r>
-          </w:p>
-        </w:tc>
-      </w:tr>
-      <w:tr>
-        <w:tc>
-          <w:tcPr>
-            <w:tcW w:type="pct" w:w="30%"/>
-            <w:tcBorders>
-              <w:top w:val="nil" w:sz="0"/>
-              <w:left w:val="nil" w:sz="0"/>
-              <w:bottom w:val="single" w:color="EBEDF0" w:sz="2"/>
-              <w:right w:val="nil" w:sz="0"/>
-            </w:tcBorders>
-            <w:tcMar>
-              <w:top w:type="dxa" w:w="80"/>
-              <w:left w:type="dxa" w:w="100"/>
-              <w:bottom w:type="dxa" w:w="80"/>
-              <w:right w:type="dxa" w:w="100"/>
-            </w:tcMar>
-          </w:tcPr>
-          <w:p>
-            <w:r>
-              <w:rPr>
-                <w:b/>
-                <w:bCs/>
-                <w:sz w:val="18"/>
-                <w:szCs w:val="18"/>
-              </w:rPr>
-              <w:t xml:space="preserve">Landkarte</w:t>
-            </w:r>
-          </w:p>
-        </w:tc>
-        <w:tc>
-          <w:tcPr>
-            <w:tcW w:type="pct" w:w="70%"/>
-            <w:tcBorders>
-              <w:top w:val="nil" w:sz="0"/>
-              <w:left w:val="nil" w:sz="0"/>
-              <w:bottom w:val="single" w:color="EBEDF0" w:sz="2"/>
-              <w:right w:val="nil" w:sz="0"/>
-            </w:tcBorders>
-            <w:tcMar>
-              <w:top w:type="dxa" w:w="80"/>
-              <w:left w:type="dxa" w:w="100"/>
-              <w:bottom w:type="dxa" w:w="80"/>
-              <w:right w:type="dxa" w:w="100"/>
-            </w:tcMar>
-          </w:tcPr>
-          <w:p>
-            <w:pPr>
-              <w:spacing w:after="20"/>
-            </w:pPr>
-            <w:r>
-              <w:rPr>
-                <w:b/>
-                <w:bCs/>
-                <w:color w:val="000000"/>
-                <w:sz w:val="16"/>
-                <w:szCs w:val="16"/>
-              </w:rPr>
-              <w:t xml:space="preserve">✔ </w:t>
-            </w:r>
-            <w:r>
-              <w:rPr>
-                <w:sz w:val="16"/>
-                <w:szCs w:val="16"/>
-              </w:rPr>
-              <w:t xml:space="preserve">Mind. 8 Einträge</w:t>
-            </w:r>
-            <w:r>
-              <w:rPr>
-                <w:b/>
-                <w:bCs/>
-                <w:color w:val="000000"/>
-                <w:sz w:val="18"/>
-                <w:szCs w:val="18"/>
-              </w:rPr>
-              <w:t xml:space="preserve">   ☐</w:t>
-            </w:r>
-          </w:p>
-          <w:p>
-            <w:pPr>
-              <w:spacing w:after="20"/>
-            </w:pPr>
-            <w:r>
-              <w:rPr>
-                <w:b/>
-                <w:bCs/>
-                <w:color w:val="000000"/>
-                <w:sz w:val="16"/>
-                <w:szCs w:val="16"/>
-              </w:rPr>
-              <w:t xml:space="preserve">✔ </w:t>
-            </w:r>
-            <w:r>
-              <w:rPr>
-                <w:sz w:val="16"/>
-                <w:szCs w:val="16"/>
-              </w:rPr>
-              <w:t xml:space="preserve">Legende mit drei Markierungen angewendet</w:t>
-            </w:r>
-            <w:r>
-              <w:rPr>
-                <w:b/>
-                <w:bCs/>
-                <w:color w:val="000000"/>
-                <w:sz w:val="18"/>
-                <w:szCs w:val="18"/>
-              </w:rPr>
-              <w:t xml:space="preserve">   ☐</w:t>
-            </w:r>
-          </w:p>
-          <w:p>
-            <w:pPr>
-              <w:spacing w:after="20"/>
-            </w:pPr>
-            <w:r>
-              <w:rPr>
-                <w:b/>
-                <w:bCs/>
-                <w:color w:val="000000"/>
-                <w:sz w:val="16"/>
-                <w:szCs w:val="16"/>
-              </w:rPr>
-              <w:t xml:space="preserve">✔ </w:t>
-            </w:r>
-            <w:r>
-              <w:rPr>
-                <w:sz w:val="16"/>
-                <w:szCs w:val="16"/>
-              </w:rPr>
-              <w:t xml:space="preserve">Massstab-Satz und Entscheid am Rand</w:t>
-            </w:r>
-            <w:r>
-              <w:rPr>
-                <w:b/>
-                <w:bCs/>
-                <w:color w:val="000000"/>
-                <w:sz w:val="18"/>
-                <w:szCs w:val="18"/>
-              </w:rPr>
-              <w:t xml:space="preserve">   ☐</w:t>
-            </w:r>
-          </w:p>
-        </w:tc>
-      </w:tr>
-      <w:tr>
-        <w:tc>
-          <w:tcPr>
-            <w:tcW w:type="pct" w:w="30%"/>
-            <w:tcBorders>
-              <w:top w:val="nil" w:sz="0"/>
-              <w:left w:val="nil" w:sz="0"/>
-              <w:bottom w:val="single" w:color="EBEDF0" w:sz="2"/>
-              <w:right w:val="nil" w:sz="0"/>
-            </w:tcBorders>
-            <w:tcMar>
-              <w:top w:type="dxa" w:w="80"/>
-              <w:left w:type="dxa" w:w="100"/>
-              <w:bottom w:type="dxa" w:w="80"/>
-              <w:right w:type="dxa" w:w="100"/>
-            </w:tcMar>
-          </w:tcPr>
-          <w:p>
-            <w:r>
-              <w:rPr>
-                <w:b/>
-                <w:bCs/>
-                <w:sz w:val="18"/>
-                <w:szCs w:val="18"/>
-              </w:rPr>
-              <w:t xml:space="preserve">Abschluss</w:t>
-            </w:r>
-          </w:p>
-        </w:tc>
-        <w:tc>
-          <w:tcPr>
-            <w:tcW w:type="pct" w:w="70%"/>
-            <w:tcBorders>
-              <w:top w:val="nil" w:sz="0"/>
-              <w:left w:val="nil" w:sz="0"/>
-              <w:bottom w:val="single" w:color="EBEDF0" w:sz="2"/>
-              <w:right w:val="nil" w:sz="0"/>
-            </w:tcBorders>
-            <w:tcMar>
-              <w:top w:type="dxa" w:w="80"/>
-              <w:left w:type="dxa" w:w="100"/>
-              <w:bottom w:type="dxa" w:w="80"/>
-              <w:right w:type="dxa" w:w="100"/>
-            </w:tcMar>
-          </w:tcPr>
-          <w:p>
-            <w:pPr>
-              <w:spacing w:after="20"/>
-            </w:pPr>
-            <w:r>
-              <w:rPr>
-                <w:b/>
-                <w:bCs/>
-                <w:color w:val="000000"/>
-                <w:sz w:val="16"/>
-                <w:szCs w:val="16"/>
-              </w:rPr>
-              <w:t xml:space="preserve">✔ </w:t>
-            </w:r>
-            <w:r>
-              <w:rPr>
-                <w:sz w:val="16"/>
-                <w:szCs w:val="16"/>
-              </w:rPr>
-              <w:t xml:space="preserve">Mindmap mit mind. 5 beschrifteten Verbindungen</w:t>
-            </w:r>
-            <w:r>
-              <w:rPr>
-                <w:b/>
-                <w:bCs/>
-                <w:color w:val="000000"/>
-                <w:sz w:val="18"/>
-                <w:szCs w:val="18"/>
-              </w:rPr>
-              <w:t xml:space="preserve">   ☐</w:t>
-            </w:r>
-          </w:p>
-          <w:p>
-            <w:pPr>
-              <w:spacing w:after="20"/>
-            </w:pPr>
-            <w:r>
-              <w:rPr>
-                <w:b/>
-                <w:bCs/>
-                <w:color w:val="000000"/>
-                <w:sz w:val="16"/>
-                <w:szCs w:val="16"/>
-              </w:rPr>
-              <w:t xml:space="preserve">✔ </w:t>
-            </w:r>
-            <w:r>
-              <w:rPr>
-                <w:sz w:val="16"/>
-                <w:szCs w:val="16"/>
-              </w:rPr>
-              <w:t xml:space="preserve">Quer-Check abgehakt</w:t>
-            </w:r>
-            <w:r>
-              <w:rPr>
-                <w:b/>
-                <w:bCs/>
-                <w:color w:val="000000"/>
-                <w:sz w:val="18"/>
-                <w:szCs w:val="18"/>
-              </w:rPr>
-              <w:t xml:space="preserve">   ☐</w:t>
-            </w:r>
-          </w:p>
-          <w:p>
-            <w:pPr>
-              <w:spacing w:after="20"/>
-            </w:pPr>
-            <w:r>
-              <w:rPr>
-                <w:b/>
-                <w:bCs/>
-                <w:color w:val="000000"/>
-                <w:sz w:val="16"/>
-                <w:szCs w:val="16"/>
-              </w:rPr>
-              <w:t xml:space="preserve">✔ </w:t>
-            </w:r>
-            <w:r>
-              <w:rPr>
-                <w:sz w:val="16"/>
-                <w:szCs w:val="16"/>
-              </w:rPr>
-              <w:t xml:space="preserve">Mitnahme notiert</w:t>
-            </w:r>
-            <w:r>
-              <w:rPr>
-                <w:b/>
-                <w:bCs/>
-                <w:color w:val="000000"/>
-                <w:sz w:val="18"/>
-                <w:szCs w:val="18"/>
-              </w:rPr>
-              <w:t xml:space="preserve">   ☐</w:t>
+              <w:t xml:space="preserve">«Das nehme ich mit» ausgefüllt</w:t>
+            </w:r>
+            <w:r>
+              <w:rPr>
+                <w:sz w:val="19"/>
+                <w:szCs w:val="19"/>
+              </w:rPr>
+              <w:t xml:space="preserve">	☐</w:t>
             </w:r>
           </w:p>
         </w:tc>
       </w:tr>
     </w:tbl>
-    <w:p>
-      <w:pPr>
-        <w:spacing w:after="80" w:before="80"/>
-      </w:pPr>
-      <w:r>
-        <w:t xml:space="preserve"/>
-      </w:r>
-    </w:p>
     <w:sectPr>
       <w:headerReference w:type="default" r:id="rId21"/>
       <w:footerReference w:type="default" r:id="rId22"/>
